--- a/Jobsheet3/Dokumen/Laporan Jobsheet 3 Daspro.docx
+++ b/Jobsheet3/Dokumen/Laporan Jobsheet 3 Daspro.docx
@@ -5,28 +5,29 @@
     <w:p>
       <w:pPr>
         <w:pStyle w:val="Heading1"/>
-        <w:rPr>
-          <w:rFonts w:ascii="Times New Roman" w:eastAsia="Times New Roman" w:hAnsi="Times New Roman" w:cs="Times New Roman"/>
+        <w:jc w:val="center"/>
+        <w:rPr>
+          <w:rFonts w:asciiTheme="minorHAnsi" w:eastAsia="Times New Roman" w:hAnsiTheme="minorHAnsi" w:cstheme="minorHAnsi"/>
           <w:b/>
           <w:bCs/>
           <w:color w:val="auto"/>
           <w:kern w:val="0"/>
-          <w:sz w:val="36"/>
-          <w:szCs w:val="36"/>
+          <w:sz w:val="48"/>
+          <w:szCs w:val="48"/>
           <w:lang w:val="id"/>
           <w14:ligatures w14:val="none"/>
         </w:rPr>
       </w:pPr>
       <w:r>
         <w:rPr>
-          <w:rFonts w:ascii="Times New Roman" w:eastAsia="Times New Roman" w:hAnsi="Times New Roman" w:cs="Times New Roman"/>
+          <w:rFonts w:asciiTheme="minorHAnsi" w:eastAsia="Calibri" w:hAnsiTheme="minorHAnsi" w:cstheme="minorHAnsi"/>
           <w:b/>
           <w:bCs/>
           <w:color w:val="auto"/>
           <w:spacing w:val="-10"/>
           <w:kern w:val="0"/>
           <w:sz w:val="36"/>
-          <w:szCs w:val="36"/>
+          <w:szCs w:val="48"/>
           <w:lang w:val="id"/>
           <w14:ligatures w14:val="none"/>
         </w:rPr>
@@ -34,13 +35,13 @@
       </w:r>
       <w:r>
         <w:rPr>
-          <w:rFonts w:ascii="Times New Roman" w:eastAsia="Times New Roman" w:hAnsi="Times New Roman" w:cs="Times New Roman"/>
+          <w:rFonts w:asciiTheme="minorHAnsi" w:eastAsia="Calibri" w:hAnsiTheme="minorHAnsi" w:cstheme="minorHAnsi"/>
           <w:bCs/>
           <w:color w:val="auto"/>
           <w:spacing w:val="-17"/>
           <w:kern w:val="0"/>
           <w:sz w:val="36"/>
-          <w:szCs w:val="36"/>
+          <w:szCs w:val="48"/>
           <w:lang w:val="id"/>
           <w14:ligatures w14:val="none"/>
         </w:rPr>
@@ -48,14 +49,14 @@
       </w:r>
       <w:r>
         <w:rPr>
-          <w:rFonts w:ascii="Times New Roman" w:eastAsia="Times New Roman" w:hAnsi="Times New Roman" w:cs="Times New Roman"/>
+          <w:rFonts w:asciiTheme="minorHAnsi" w:eastAsia="Calibri" w:hAnsiTheme="minorHAnsi" w:cstheme="minorHAnsi"/>
           <w:b/>
           <w:bCs/>
           <w:color w:val="auto"/>
           <w:spacing w:val="-10"/>
           <w:kern w:val="0"/>
           <w:sz w:val="36"/>
-          <w:szCs w:val="36"/>
+          <w:szCs w:val="48"/>
           <w:lang w:val="id"/>
           <w14:ligatures w14:val="none"/>
         </w:rPr>
@@ -63,13 +64,13 @@
       </w:r>
       <w:r>
         <w:rPr>
-          <w:rFonts w:ascii="Times New Roman" w:eastAsia="Times New Roman" w:hAnsi="Times New Roman" w:cs="Times New Roman"/>
+          <w:rFonts w:asciiTheme="minorHAnsi" w:eastAsia="Calibri" w:hAnsiTheme="minorHAnsi" w:cstheme="minorHAnsi"/>
           <w:bCs/>
           <w:color w:val="auto"/>
           <w:spacing w:val="-16"/>
           <w:kern w:val="0"/>
           <w:sz w:val="36"/>
-          <w:szCs w:val="36"/>
+          <w:szCs w:val="48"/>
           <w:lang w:val="id"/>
           <w14:ligatures w14:val="none"/>
         </w:rPr>
@@ -77,14 +78,14 @@
       </w:r>
       <w:r>
         <w:rPr>
-          <w:rFonts w:ascii="Times New Roman" w:eastAsia="Times New Roman" w:hAnsi="Times New Roman" w:cs="Times New Roman"/>
+          <w:rFonts w:asciiTheme="minorHAnsi" w:eastAsia="Calibri" w:hAnsiTheme="minorHAnsi" w:cstheme="minorHAnsi"/>
           <w:b/>
           <w:bCs/>
           <w:color w:val="auto"/>
           <w:spacing w:val="-10"/>
           <w:kern w:val="0"/>
           <w:sz w:val="36"/>
-          <w:szCs w:val="36"/>
+          <w:szCs w:val="48"/>
           <w:lang w:val="id"/>
           <w14:ligatures w14:val="none"/>
         </w:rPr>
@@ -92,13 +93,13 @@
       </w:r>
       <w:r>
         <w:rPr>
-          <w:rFonts w:ascii="Times New Roman" w:eastAsia="Times New Roman" w:hAnsi="Times New Roman" w:cs="Times New Roman"/>
+          <w:rFonts w:asciiTheme="minorHAnsi" w:eastAsia="Calibri" w:hAnsiTheme="minorHAnsi" w:cstheme="minorHAnsi"/>
           <w:bCs/>
           <w:color w:val="auto"/>
           <w:spacing w:val="-16"/>
           <w:kern w:val="0"/>
           <w:sz w:val="36"/>
-          <w:szCs w:val="36"/>
+          <w:szCs w:val="48"/>
           <w:lang w:val="id"/>
           <w14:ligatures w14:val="none"/>
         </w:rPr>
@@ -106,14 +107,14 @@
       </w:r>
       <w:r>
         <w:rPr>
-          <w:rFonts w:ascii="Times New Roman" w:eastAsia="Times New Roman" w:hAnsi="Times New Roman" w:cs="Times New Roman"/>
+          <w:rFonts w:asciiTheme="minorHAnsi" w:eastAsia="Calibri" w:hAnsiTheme="minorHAnsi" w:cstheme="minorHAnsi"/>
           <w:b/>
           <w:bCs/>
           <w:color w:val="auto"/>
           <w:spacing w:val="-10"/>
           <w:kern w:val="0"/>
           <w:sz w:val="36"/>
-          <w:szCs w:val="36"/>
+          <w:szCs w:val="48"/>
           <w:lang w:val="id"/>
           <w14:ligatures w14:val="none"/>
         </w:rPr>
@@ -129,12 +130,12 @@
         <w:ind w:left="5" w:right="4"/>
         <w:jc w:val="center"/>
         <w:rPr>
-          <w:rFonts w:ascii="Times New Roman" w:eastAsia="Times New Roman" w:hAnsi="Times New Roman" w:cs="Times New Roman"/>
+          <w:rFonts w:asciiTheme="minorHAnsi" w:eastAsia="Times New Roman" w:hAnsiTheme="minorHAnsi" w:cstheme="minorHAnsi"/>
           <w:b/>
           <w:bCs/>
           <w:kern w:val="0"/>
-          <w:sz w:val="32"/>
-          <w:szCs w:val="32"/>
+          <w:sz w:val="44"/>
+          <w:szCs w:val="44"/>
           <w:lang w:val="id"/>
           <w14:ligatures w14:val="none"/>
         </w:rPr>
@@ -143,12 +144,12 @@
       <w:bookmarkEnd w:id="0"/>
       <w:r>
         <w:rPr>
-          <w:rFonts w:ascii="Times New Roman" w:eastAsia="Times New Roman" w:hAnsi="Times New Roman" w:cs="Times New Roman"/>
+          <w:rFonts w:asciiTheme="minorHAnsi" w:eastAsia="Calibri" w:hAnsiTheme="minorHAnsi" w:cstheme="minorHAnsi"/>
           <w:b/>
           <w:bCs/>
           <w:kern w:val="0"/>
-          <w:sz w:val="32"/>
-          <w:szCs w:val="32"/>
+          <w:sz w:val="36"/>
+          <w:szCs w:val="44"/>
           <w:lang w:val="id"/>
           <w14:ligatures w14:val="none"/>
         </w:rPr>
@@ -156,12 +157,12 @@
       </w:r>
       <w:r>
         <w:rPr>
-          <w:rFonts w:ascii="Times New Roman" w:eastAsia="Times New Roman" w:hAnsi="Times New Roman" w:cs="Times New Roman"/>
+          <w:rFonts w:asciiTheme="minorHAnsi" w:eastAsia="Calibri" w:hAnsiTheme="minorHAnsi" w:cstheme="minorHAnsi"/>
           <w:bCs/>
           <w:spacing w:val="-6"/>
           <w:kern w:val="0"/>
-          <w:sz w:val="32"/>
-          <w:szCs w:val="32"/>
+          <w:sz w:val="36"/>
+          <w:szCs w:val="44"/>
           <w:lang w:val="id"/>
           <w14:ligatures w14:val="none"/>
         </w:rPr>
@@ -169,12 +170,12 @@
       </w:r>
       <w:r>
         <w:rPr>
-          <w:rFonts w:ascii="Times New Roman" w:eastAsia="Times New Roman" w:hAnsi="Times New Roman" w:cs="Times New Roman"/>
+          <w:rFonts w:asciiTheme="minorHAnsi" w:eastAsia="Calibri" w:hAnsiTheme="minorHAnsi" w:cstheme="minorHAnsi"/>
           <w:b/>
           <w:bCs/>
           <w:kern w:val="0"/>
-          <w:sz w:val="32"/>
-          <w:szCs w:val="32"/>
+          <w:sz w:val="36"/>
+          <w:szCs w:val="44"/>
           <w:lang w:val="id"/>
           <w14:ligatures w14:val="none"/>
         </w:rPr>
@@ -182,12 +183,12 @@
       </w:r>
       <w:r>
         <w:rPr>
-          <w:rFonts w:ascii="Times New Roman" w:eastAsia="Times New Roman" w:hAnsi="Times New Roman" w:cs="Times New Roman"/>
+          <w:rFonts w:asciiTheme="minorHAnsi" w:eastAsia="Calibri" w:hAnsiTheme="minorHAnsi" w:cstheme="minorHAnsi"/>
           <w:bCs/>
           <w:spacing w:val="-4"/>
           <w:kern w:val="0"/>
-          <w:sz w:val="32"/>
-          <w:szCs w:val="32"/>
+          <w:sz w:val="36"/>
+          <w:szCs w:val="44"/>
           <w:lang w:val="id"/>
           <w14:ligatures w14:val="none"/>
         </w:rPr>
@@ -195,12 +196,12 @@
       </w:r>
       <w:r>
         <w:rPr>
-          <w:rFonts w:ascii="Times New Roman" w:eastAsia="Times New Roman" w:hAnsi="Times New Roman" w:cs="Times New Roman"/>
+          <w:rFonts w:asciiTheme="minorHAnsi" w:eastAsia="Calibri" w:hAnsiTheme="minorHAnsi" w:cstheme="minorHAnsi"/>
           <w:b/>
           <w:bCs/>
           <w:kern w:val="0"/>
-          <w:sz w:val="32"/>
-          <w:szCs w:val="32"/>
+          <w:sz w:val="36"/>
+          <w:szCs w:val="44"/>
           <w:lang w:val="id"/>
           <w14:ligatures w14:val="none"/>
         </w:rPr>
@@ -208,12 +209,12 @@
       </w:r>
       <w:r>
         <w:rPr>
-          <w:rFonts w:ascii="Times New Roman" w:eastAsia="Times New Roman" w:hAnsi="Times New Roman" w:cs="Times New Roman"/>
+          <w:rFonts w:asciiTheme="minorHAnsi" w:eastAsia="Calibri" w:hAnsiTheme="minorHAnsi" w:cstheme="minorHAnsi"/>
           <w:bCs/>
           <w:spacing w:val="-4"/>
           <w:kern w:val="0"/>
-          <w:sz w:val="32"/>
-          <w:szCs w:val="32"/>
+          <w:sz w:val="36"/>
+          <w:szCs w:val="44"/>
           <w:lang w:val="id"/>
           <w14:ligatures w14:val="none"/>
         </w:rPr>
@@ -221,12 +222,12 @@
       </w:r>
       <w:r>
         <w:rPr>
-          <w:rFonts w:ascii="Times New Roman" w:eastAsia="Times New Roman" w:hAnsi="Times New Roman" w:cs="Times New Roman"/>
+          <w:rFonts w:asciiTheme="minorHAnsi" w:eastAsia="Calibri" w:hAnsiTheme="minorHAnsi" w:cstheme="minorHAnsi"/>
           <w:b/>
           <w:bCs/>
           <w:kern w:val="0"/>
-          <w:sz w:val="32"/>
-          <w:szCs w:val="32"/>
+          <w:sz w:val="36"/>
+          <w:szCs w:val="44"/>
           <w:lang w:val="id"/>
           <w14:ligatures w14:val="none"/>
         </w:rPr>
@@ -234,12 +235,12 @@
       </w:r>
       <w:r>
         <w:rPr>
-          <w:rFonts w:ascii="Times New Roman" w:eastAsia="Times New Roman" w:hAnsi="Times New Roman" w:cs="Times New Roman"/>
+          <w:rFonts w:asciiTheme="minorHAnsi" w:eastAsia="Calibri" w:hAnsiTheme="minorHAnsi" w:cstheme="minorHAnsi"/>
           <w:bCs/>
           <w:spacing w:val="-4"/>
           <w:kern w:val="0"/>
-          <w:sz w:val="32"/>
-          <w:szCs w:val="32"/>
+          <w:sz w:val="36"/>
+          <w:szCs w:val="44"/>
           <w:lang w:val="id"/>
           <w14:ligatures w14:val="none"/>
         </w:rPr>
@@ -247,12 +248,12 @@
       </w:r>
       <w:r>
         <w:rPr>
-          <w:rFonts w:ascii="Times New Roman" w:eastAsia="Times New Roman" w:hAnsi="Times New Roman" w:cs="Times New Roman"/>
+          <w:rFonts w:asciiTheme="minorHAnsi" w:eastAsia="Calibri" w:hAnsiTheme="minorHAnsi" w:cstheme="minorHAnsi"/>
           <w:b/>
           <w:bCs/>
           <w:kern w:val="0"/>
-          <w:sz w:val="32"/>
-          <w:szCs w:val="32"/>
+          <w:sz w:val="36"/>
+          <w:szCs w:val="44"/>
           <w:lang w:val="id"/>
           <w14:ligatures w14:val="none"/>
         </w:rPr>
@@ -278,7 +279,7 @@
       </w:pPr>
       <w:r>
         <w:rPr>
-          <w:rFonts w:ascii="Times New Roman" w:eastAsia="Times New Roman" w:hAnsi="Times New Roman" w:cs="Times New Roman"/>
+          <w:rFonts w:eastAsia="Calibri" w:cs="Times New Roman"/>
           <w:b/>
           <w:bCs/>
           <w:noProof/>
@@ -364,19 +365,21 @@
         <w:spacing w:before="314" w:after="0" w:line="240" w:lineRule="auto"/>
         <w:ind w:left="1546"/>
         <w:rPr>
-          <w:rFonts w:ascii="Times New Roman" w:eastAsia="Times New Roman" w:hAnsi="Times New Roman" w:cs="Times New Roman"/>
+          <w:rFonts w:asciiTheme="minorHAnsi" w:eastAsia="Times New Roman" w:hAnsiTheme="minorHAnsi" w:cstheme="minorHAnsi"/>
           <w:kern w:val="0"/>
-          <w:sz w:val="28"/>
+          <w:sz w:val="44"/>
+          <w:szCs w:val="36"/>
           <w:lang w:val="id"/>
           <w14:ligatures w14:val="none"/>
         </w:rPr>
       </w:pPr>
       <w:r>
         <w:rPr>
-          <w:rFonts w:ascii="Times New Roman" w:eastAsia="Times New Roman" w:hAnsi="Times New Roman" w:cs="Times New Roman"/>
+          <w:rFonts w:asciiTheme="minorHAnsi" w:eastAsia="Calibri" w:hAnsiTheme="minorHAnsi" w:cstheme="minorHAnsi"/>
           <w:spacing w:val="-4"/>
           <w:kern w:val="0"/>
-          <w:sz w:val="28"/>
+          <w:sz w:val="36"/>
+          <w:szCs w:val="36"/>
           <w:lang w:val="id"/>
           <w14:ligatures w14:val="none"/>
         </w:rPr>
@@ -384,9 +387,10 @@
       </w:r>
       <w:r>
         <w:rPr>
-          <w:rFonts w:ascii="Times New Roman" w:eastAsia="Times New Roman" w:hAnsi="Times New Roman" w:cs="Times New Roman"/>
+          <w:rFonts w:asciiTheme="minorHAnsi" w:eastAsia="Calibri" w:hAnsiTheme="minorHAnsi" w:cstheme="minorHAnsi"/>
           <w:kern w:val="0"/>
-          <w:sz w:val="28"/>
+          <w:sz w:val="36"/>
+          <w:szCs w:val="36"/>
           <w:lang w:val="id"/>
           <w14:ligatures w14:val="none"/>
         </w:rPr>
@@ -394,25 +398,15 @@
       </w:r>
       <w:r>
         <w:rPr>
-          <w:rFonts w:ascii="Times New Roman" w:eastAsia="Times New Roman" w:hAnsi="Times New Roman" w:cs="Times New Roman"/>
+          <w:rFonts w:asciiTheme="minorHAnsi" w:eastAsia="Calibri" w:hAnsiTheme="minorHAnsi" w:cstheme="minorHAnsi"/>
           <w:spacing w:val="-10"/>
           <w:kern w:val="0"/>
-          <w:sz w:val="28"/>
+          <w:sz w:val="36"/>
+          <w:szCs w:val="36"/>
           <w:lang w:val="id"/>
           <w14:ligatures w14:val="none"/>
         </w:rPr>
-        <w:t>:</w:t>
-      </w:r>
-      <w:r>
-        <w:rPr>
-          <w:rFonts w:ascii="Times New Roman" w:eastAsia="Times New Roman" w:hAnsi="Times New Roman" w:cs="Times New Roman"/>
-          <w:spacing w:val="-10"/>
-          <w:kern w:val="0"/>
-          <w:sz w:val="28"/>
-          <w:lang w:val="id"/>
-          <w14:ligatures w14:val="none"/>
-        </w:rPr>
-        <w:t xml:space="preserve"> Muhammad Alif Sya’bani</w:t>
+        <w:t>: Muhammad Alif Sya’bani</w:t>
       </w:r>
     </w:p>
     <w:p>
@@ -426,19 +420,21 @@
         <w:spacing w:after="0" w:line="240" w:lineRule="auto"/>
         <w:ind w:left="1546"/>
         <w:rPr>
-          <w:rFonts w:ascii="Times New Roman" w:eastAsia="Times New Roman" w:hAnsi="Times New Roman" w:cs="Times New Roman"/>
+          <w:rFonts w:asciiTheme="minorHAnsi" w:eastAsia="Times New Roman" w:hAnsiTheme="minorHAnsi" w:cstheme="minorHAnsi"/>
           <w:kern w:val="0"/>
-          <w:sz w:val="28"/>
+          <w:sz w:val="44"/>
+          <w:szCs w:val="36"/>
           <w:lang w:val="id"/>
           <w14:ligatures w14:val="none"/>
         </w:rPr>
       </w:pPr>
       <w:r>
         <w:rPr>
-          <w:rFonts w:ascii="Times New Roman" w:eastAsia="Times New Roman" w:hAnsi="Times New Roman" w:cs="Times New Roman"/>
+          <w:rFonts w:asciiTheme="minorHAnsi" w:eastAsia="Calibri" w:hAnsiTheme="minorHAnsi" w:cstheme="minorHAnsi"/>
           <w:spacing w:val="-5"/>
           <w:kern w:val="0"/>
-          <w:sz w:val="28"/>
+          <w:sz w:val="36"/>
+          <w:szCs w:val="36"/>
           <w:lang w:val="id"/>
           <w14:ligatures w14:val="none"/>
         </w:rPr>
@@ -446,9 +442,10 @@
       </w:r>
       <w:r>
         <w:rPr>
-          <w:rFonts w:ascii="Times New Roman" w:eastAsia="Times New Roman" w:hAnsi="Times New Roman" w:cs="Times New Roman"/>
+          <w:rFonts w:asciiTheme="minorHAnsi" w:eastAsia="Calibri" w:hAnsiTheme="minorHAnsi" w:cstheme="minorHAnsi"/>
           <w:kern w:val="0"/>
-          <w:sz w:val="28"/>
+          <w:sz w:val="36"/>
+          <w:szCs w:val="36"/>
           <w:lang w:val="id"/>
           <w14:ligatures w14:val="none"/>
         </w:rPr>
@@ -456,36 +453,15 @@
       </w:r>
       <w:r>
         <w:rPr>
-          <w:rFonts w:ascii="Times New Roman" w:eastAsia="Times New Roman" w:hAnsi="Times New Roman" w:cs="Times New Roman"/>
+          <w:rFonts w:asciiTheme="minorHAnsi" w:eastAsia="Calibri" w:hAnsiTheme="minorHAnsi" w:cstheme="minorHAnsi"/>
           <w:spacing w:val="-10"/>
           <w:kern w:val="0"/>
-          <w:sz w:val="28"/>
+          <w:sz w:val="36"/>
+          <w:szCs w:val="36"/>
           <w:lang w:val="id"/>
           <w14:ligatures w14:val="none"/>
         </w:rPr>
-        <w:t>:</w:t>
-      </w:r>
-      <w:r>
-        <w:rPr>
-          <w:rFonts w:ascii="Times New Roman" w:eastAsia="Times New Roman" w:hAnsi="Times New Roman" w:cs="Times New Roman"/>
-          <w:spacing w:val="-10"/>
-          <w:kern w:val="0"/>
-          <w:sz w:val="28"/>
-          <w:lang w:val="id"/>
-          <w14:ligatures w14:val="none"/>
-        </w:rPr>
-        <w:t xml:space="preserve"> </w:t>
-      </w:r>
-      <w:r>
-        <w:rPr>
-          <w:rFonts w:ascii="Times New Roman" w:eastAsia="Times New Roman" w:hAnsi="Times New Roman" w:cs="Times New Roman"/>
-          <w:spacing w:val="-10"/>
-          <w:kern w:val="0"/>
-          <w:sz w:val="28"/>
-          <w:lang w:val="id"/>
-          <w14:ligatures w14:val="none"/>
-        </w:rPr>
-        <w:t>264107020163</w:t>
+        <w:t>: 264107020163</w:t>
       </w:r>
     </w:p>
     <w:p>
@@ -499,19 +475,21 @@
         <w:spacing w:after="0" w:line="240" w:lineRule="auto"/>
         <w:ind w:left="1546"/>
         <w:rPr>
-          <w:rFonts w:ascii="Times New Roman" w:eastAsia="Times New Roman" w:hAnsi="Times New Roman" w:cs="Times New Roman"/>
+          <w:rFonts w:asciiTheme="minorHAnsi" w:eastAsia="Times New Roman" w:hAnsiTheme="minorHAnsi" w:cstheme="minorHAnsi"/>
           <w:kern w:val="0"/>
-          <w:sz w:val="28"/>
+          <w:sz w:val="44"/>
+          <w:szCs w:val="36"/>
           <w:lang w:val="id"/>
           <w14:ligatures w14:val="none"/>
         </w:rPr>
       </w:pPr>
       <w:r>
         <w:rPr>
-          <w:rFonts w:ascii="Times New Roman" w:eastAsia="Times New Roman" w:hAnsi="Times New Roman" w:cs="Times New Roman"/>
+          <w:rFonts w:asciiTheme="minorHAnsi" w:eastAsia="Calibri" w:hAnsiTheme="minorHAnsi" w:cstheme="minorHAnsi"/>
           <w:spacing w:val="-2"/>
           <w:kern w:val="0"/>
-          <w:sz w:val="28"/>
+          <w:sz w:val="36"/>
+          <w:szCs w:val="36"/>
           <w:lang w:val="id"/>
           <w14:ligatures w14:val="none"/>
         </w:rPr>
@@ -519,9 +497,10 @@
       </w:r>
       <w:r>
         <w:rPr>
-          <w:rFonts w:ascii="Times New Roman" w:eastAsia="Times New Roman" w:hAnsi="Times New Roman" w:cs="Times New Roman"/>
+          <w:rFonts w:asciiTheme="minorHAnsi" w:eastAsia="Calibri" w:hAnsiTheme="minorHAnsi" w:cstheme="minorHAnsi"/>
           <w:kern w:val="0"/>
-          <w:sz w:val="28"/>
+          <w:sz w:val="36"/>
+          <w:szCs w:val="36"/>
           <w:lang w:val="id"/>
           <w14:ligatures w14:val="none"/>
         </w:rPr>
@@ -529,25 +508,15 @@
       </w:r>
       <w:r>
         <w:rPr>
-          <w:rFonts w:ascii="Times New Roman" w:eastAsia="Times New Roman" w:hAnsi="Times New Roman" w:cs="Times New Roman"/>
+          <w:rFonts w:asciiTheme="minorHAnsi" w:eastAsia="Calibri" w:hAnsiTheme="minorHAnsi" w:cstheme="minorHAnsi"/>
           <w:spacing w:val="-10"/>
           <w:kern w:val="0"/>
-          <w:sz w:val="28"/>
+          <w:sz w:val="36"/>
+          <w:szCs w:val="36"/>
           <w:lang w:val="id"/>
           <w14:ligatures w14:val="none"/>
         </w:rPr>
-        <w:t>:</w:t>
-      </w:r>
-      <w:r>
-        <w:rPr>
-          <w:rFonts w:ascii="Times New Roman" w:eastAsia="Times New Roman" w:hAnsi="Times New Roman" w:cs="Times New Roman"/>
-          <w:spacing w:val="-10"/>
-          <w:kern w:val="0"/>
-          <w:sz w:val="28"/>
-          <w:lang w:val="id"/>
-          <w14:ligatures w14:val="none"/>
-        </w:rPr>
-        <w:t xml:space="preserve"> D IV Teknik Informatika</w:t>
+        <w:t>: D IV Teknik Informatika</w:t>
       </w:r>
     </w:p>
     <w:p>
@@ -561,19 +530,21 @@
         <w:spacing w:after="0" w:line="240" w:lineRule="auto"/>
         <w:ind w:left="1546"/>
         <w:rPr>
-          <w:rFonts w:ascii="Times New Roman" w:eastAsia="Times New Roman" w:hAnsi="Times New Roman" w:cs="Times New Roman"/>
+          <w:rFonts w:asciiTheme="minorHAnsi" w:eastAsia="Times New Roman" w:hAnsiTheme="minorHAnsi" w:cstheme="minorHAnsi"/>
           <w:kern w:val="0"/>
-          <w:sz w:val="28"/>
+          <w:sz w:val="44"/>
+          <w:szCs w:val="36"/>
           <w:lang w:val="id"/>
           <w14:ligatures w14:val="none"/>
         </w:rPr>
       </w:pPr>
       <w:r>
         <w:rPr>
-          <w:rFonts w:ascii="Times New Roman" w:eastAsia="Times New Roman" w:hAnsi="Times New Roman" w:cs="Times New Roman"/>
+          <w:rFonts w:asciiTheme="minorHAnsi" w:eastAsia="Calibri" w:hAnsiTheme="minorHAnsi" w:cstheme="minorHAnsi"/>
           <w:spacing w:val="-2"/>
           <w:kern w:val="0"/>
-          <w:sz w:val="28"/>
+          <w:sz w:val="36"/>
+          <w:szCs w:val="36"/>
           <w:lang w:val="id"/>
           <w14:ligatures w14:val="none"/>
         </w:rPr>
@@ -581,9 +552,10 @@
       </w:r>
       <w:r>
         <w:rPr>
-          <w:rFonts w:ascii="Times New Roman" w:eastAsia="Times New Roman" w:hAnsi="Times New Roman" w:cs="Times New Roman"/>
+          <w:rFonts w:asciiTheme="minorHAnsi" w:eastAsia="Calibri" w:hAnsiTheme="minorHAnsi" w:cstheme="minorHAnsi"/>
           <w:kern w:val="0"/>
-          <w:sz w:val="28"/>
+          <w:sz w:val="36"/>
+          <w:szCs w:val="36"/>
           <w:lang w:val="id"/>
           <w14:ligatures w14:val="none"/>
         </w:rPr>
@@ -591,63 +563,54 @@
       </w:r>
       <w:r>
         <w:rPr>
-          <w:rFonts w:ascii="Times New Roman" w:eastAsia="Times New Roman" w:hAnsi="Times New Roman" w:cs="Times New Roman"/>
+          <w:rFonts w:asciiTheme="minorHAnsi" w:eastAsia="Calibri" w:hAnsiTheme="minorHAnsi" w:cstheme="minorHAnsi"/>
           <w:spacing w:val="-10"/>
           <w:kern w:val="0"/>
-          <w:sz w:val="28"/>
+          <w:sz w:val="36"/>
+          <w:szCs w:val="36"/>
           <w:lang w:val="id"/>
           <w14:ligatures w14:val="none"/>
         </w:rPr>
-        <w:t>:</w:t>
-      </w:r>
-      <w:r>
-        <w:rPr>
-          <w:rFonts w:ascii="Times New Roman" w:eastAsia="Times New Roman" w:hAnsi="Times New Roman" w:cs="Times New Roman"/>
-          <w:spacing w:val="-10"/>
-          <w:kern w:val="0"/>
-          <w:sz w:val="28"/>
-          <w:lang w:val="id"/>
-          <w14:ligatures w14:val="none"/>
-        </w:rPr>
-        <w:t xml:space="preserve"> 1B</w:t>
-      </w:r>
-    </w:p>
-    <w:p>
-      <w:pPr>
-        <w:rPr>
+        <w:t>: 1B</w:t>
+      </w:r>
+    </w:p>
+    <w:p>
+      <w:pPr>
+        <w:rPr>
+          <w:rFonts w:asciiTheme="minorHAnsi" w:hAnsiTheme="minorHAnsi" w:cstheme="minorHAnsi"/>
           <w:b/>
           <w:bCs/>
           <w:sz w:val="44"/>
           <w:szCs w:val="44"/>
-          <w:lang w:val="sv-SE"/>
-        </w:rPr>
-      </w:pPr>
-      <w:r>
+        </w:rPr>
+      </w:pPr>
+      <w:r>
+        <w:rPr>
+          <w:rFonts w:asciiTheme="minorHAnsi" w:eastAsia="Calibri" w:hAnsiTheme="minorHAnsi" w:cstheme="minorHAnsi"/>
+          <w:b/>
+          <w:bCs/>
+          <w:sz w:val="36"/>
+          <w:szCs w:val="44"/>
+        </w:rPr>
+        <w:br w:type="page"/>
+      </w:r>
+    </w:p>
+    <w:p>
+      <w:pPr>
         <w:rPr>
           <w:b/>
           <w:bCs/>
           <w:sz w:val="44"/>
           <w:szCs w:val="44"/>
-          <w:lang w:val="sv-SE"/>
-        </w:rPr>
-        <w:br w:type="page"/>
-      </w:r>
-    </w:p>
-    <w:p>
-      <w:pPr>
-        <w:rPr>
+        </w:rPr>
+      </w:pPr>
+      <w:proofErr w:type="spellStart"/>
+      <w:r>
+        <w:rPr>
+          <w:rFonts w:eastAsia="Calibri"/>
           <w:b/>
           <w:bCs/>
-          <w:sz w:val="44"/>
-          <w:szCs w:val="44"/>
-        </w:rPr>
-      </w:pPr>
-      <w:proofErr w:type="spellStart"/>
-      <w:r>
-        <w:rPr>
-          <w:b/>
-          <w:bCs/>
-          <w:sz w:val="44"/>
+          <w:sz w:val="36"/>
           <w:szCs w:val="44"/>
         </w:rPr>
         <w:lastRenderedPageBreak/>
@@ -656,54 +619,72 @@
       <w:proofErr w:type="spellEnd"/>
       <w:r>
         <w:rPr>
+          <w:rFonts w:eastAsia="Calibri"/>
           <w:b/>
           <w:bCs/>
-          <w:sz w:val="44"/>
+          <w:sz w:val="36"/>
           <w:szCs w:val="44"/>
         </w:rPr>
         <w:t xml:space="preserve"> </w:t>
       </w:r>
-      <w:r>
-        <w:rPr>
+      <w:proofErr w:type="gramStart"/>
+      <w:r>
+        <w:rPr>
+          <w:rFonts w:eastAsia="Calibri"/>
           <w:b/>
           <w:bCs/>
-          <w:sz w:val="44"/>
+          <w:sz w:val="36"/>
           <w:szCs w:val="44"/>
         </w:rPr>
         <w:t>3</w:t>
       </w:r>
       <w:r>
         <w:rPr>
+          <w:rFonts w:eastAsia="Calibri"/>
           <w:b/>
           <w:bCs/>
-          <w:sz w:val="44"/>
+          <w:sz w:val="36"/>
           <w:szCs w:val="44"/>
         </w:rPr>
-        <w:t xml:space="preserve"> : </w:t>
-      </w:r>
-      <w:r>
-        <w:rPr>
+        <w:t xml:space="preserve"> :</w:t>
+      </w:r>
+      <w:proofErr w:type="gramEnd"/>
+      <w:r>
+        <w:rPr>
+          <w:rFonts w:eastAsia="Calibri"/>
           <w:b/>
           <w:bCs/>
-          <w:sz w:val="44"/>
+          <w:sz w:val="36"/>
           <w:szCs w:val="44"/>
         </w:rPr>
+        <w:t xml:space="preserve"> </w:t>
+      </w:r>
+      <w:r>
+        <w:rPr>
+          <w:rFonts w:eastAsia="Calibri"/>
+          <w:b/>
+          <w:bCs/>
+          <w:sz w:val="36"/>
+          <w:szCs w:val="44"/>
+        </w:rPr>
         <w:t>Operator, Sequence, Flowchart d</w:t>
       </w:r>
       <w:r>
         <w:rPr>
+          <w:rFonts w:eastAsia="Calibri"/>
           <w:b/>
           <w:bCs/>
-          <w:sz w:val="44"/>
+          <w:sz w:val="36"/>
           <w:szCs w:val="44"/>
         </w:rPr>
         <w:t>an Pseudocode.</w:t>
       </w:r>
       <w:r>
         <w:rPr>
+          <w:rFonts w:eastAsia="Calibri"/>
           <w:b/>
           <w:bCs/>
-          <w:sz w:val="44"/>
+          <w:sz w:val="36"/>
           <w:szCs w:val="44"/>
         </w:rPr>
         <w:br/>
@@ -714,77 +695,181 @@
         <w:rPr>
           <w:b/>
           <w:bCs/>
+          <w:sz w:val="36"/>
+          <w:szCs w:val="36"/>
+        </w:rPr>
+      </w:pPr>
+      <w:proofErr w:type="spellStart"/>
+      <w:r>
+        <w:rPr>
+          <w:rFonts w:eastAsia="Calibri"/>
+          <w:b/>
+          <w:bCs/>
+          <w:sz w:val="28"/>
+          <w:szCs w:val="36"/>
+        </w:rPr>
+        <w:t>Percobaan</w:t>
+      </w:r>
+      <w:proofErr w:type="spellEnd"/>
+      <w:r>
+        <w:rPr>
+          <w:rFonts w:eastAsia="Calibri"/>
+          <w:b/>
+          <w:bCs/>
+          <w:sz w:val="28"/>
+          <w:szCs w:val="36"/>
+        </w:rPr>
+        <w:t xml:space="preserve"> </w:t>
+      </w:r>
+      <w:proofErr w:type="gramStart"/>
+      <w:r>
+        <w:rPr>
+          <w:rFonts w:eastAsia="Calibri"/>
+          <w:b/>
+          <w:bCs/>
+          <w:sz w:val="28"/>
+          <w:szCs w:val="36"/>
+        </w:rPr>
+        <w:t>1 :</w:t>
+      </w:r>
+      <w:proofErr w:type="gramEnd"/>
+      <w:r>
+        <w:rPr>
+          <w:rFonts w:eastAsia="Calibri"/>
+          <w:b/>
+          <w:bCs/>
+          <w:sz w:val="28"/>
+          <w:szCs w:val="36"/>
+        </w:rPr>
+        <w:t xml:space="preserve"> </w:t>
+      </w:r>
+      <w:proofErr w:type="spellStart"/>
+      <w:r>
+        <w:rPr>
+          <w:rFonts w:eastAsia="Calibri"/>
+          <w:b/>
+          <w:bCs/>
+          <w:sz w:val="28"/>
+          <w:szCs w:val="36"/>
+        </w:rPr>
+        <w:t>Penggunaan</w:t>
+      </w:r>
+      <w:proofErr w:type="spellEnd"/>
+      <w:r>
+        <w:rPr>
+          <w:rFonts w:eastAsia="Calibri"/>
+          <w:b/>
+          <w:bCs/>
+          <w:sz w:val="28"/>
+          <w:szCs w:val="36"/>
+        </w:rPr>
+        <w:t xml:space="preserve"> Operator </w:t>
+      </w:r>
+    </w:p>
+    <w:p>
+      <w:pPr>
+        <w:rPr>
           <w:sz w:val="32"/>
           <w:szCs w:val="32"/>
-          <w:lang w:val="sv-SE"/>
-        </w:rPr>
-      </w:pPr>
-      <w:r>
-        <w:rPr>
+        </w:rPr>
+      </w:pPr>
+      <w:r>
+        <w:rPr>
+          <w:rFonts w:eastAsia="Calibri"/>
+          <w:sz w:val="26"/>
+          <w:szCs w:val="32"/>
+        </w:rPr>
+        <w:t xml:space="preserve">1. </w:t>
+      </w:r>
+      <w:proofErr w:type="spellStart"/>
+      <w:r>
+        <w:rPr>
+          <w:rFonts w:eastAsia="Calibri"/>
+          <w:sz w:val="26"/>
+          <w:szCs w:val="32"/>
+        </w:rPr>
+        <w:t>Menjalankan</w:t>
+      </w:r>
+      <w:proofErr w:type="spellEnd"/>
+      <w:r>
+        <w:rPr>
+          <w:rFonts w:eastAsia="Calibri"/>
+          <w:sz w:val="26"/>
+          <w:szCs w:val="32"/>
+        </w:rPr>
+        <w:t xml:space="preserve"> Program yang </w:t>
+      </w:r>
+      <w:proofErr w:type="spellStart"/>
+      <w:r>
+        <w:rPr>
+          <w:rFonts w:eastAsia="Calibri"/>
+          <w:sz w:val="26"/>
+          <w:szCs w:val="32"/>
+        </w:rPr>
+        <w:t>sudah</w:t>
+      </w:r>
+      <w:proofErr w:type="spellEnd"/>
+      <w:r>
+        <w:rPr>
+          <w:rFonts w:eastAsia="Calibri"/>
+          <w:sz w:val="26"/>
+          <w:szCs w:val="32"/>
+        </w:rPr>
+        <w:t xml:space="preserve"> </w:t>
+      </w:r>
+      <w:proofErr w:type="spellStart"/>
+      <w:r>
+        <w:rPr>
+          <w:rFonts w:eastAsia="Calibri"/>
+          <w:sz w:val="26"/>
+          <w:szCs w:val="32"/>
+        </w:rPr>
+        <w:t>ditugaskan</w:t>
+      </w:r>
+      <w:proofErr w:type="spellEnd"/>
+      <w:r>
+        <w:rPr>
+          <w:rFonts w:eastAsia="Calibri"/>
+          <w:sz w:val="26"/>
+          <w:szCs w:val="32"/>
+        </w:rPr>
+        <w:t xml:space="preserve"> di </w:t>
+      </w:r>
+      <w:proofErr w:type="spellStart"/>
+      <w:r>
+        <w:rPr>
+          <w:rFonts w:eastAsia="Calibri"/>
+          <w:sz w:val="26"/>
+          <w:szCs w:val="32"/>
+        </w:rPr>
+        <w:t>Jobsheet</w:t>
+      </w:r>
+      <w:proofErr w:type="spellEnd"/>
+      <w:r>
+        <w:rPr>
+          <w:rFonts w:eastAsia="Calibri"/>
+          <w:sz w:val="26"/>
+          <w:szCs w:val="32"/>
+        </w:rPr>
+        <w:t xml:space="preserve"> Operator, Sequence, Flowchart, dan Pseudocode.</w:t>
+      </w:r>
+      <w:r>
+        <w:rPr>
+          <w:rFonts w:eastAsia="Calibri"/>
           <w:b/>
           <w:bCs/>
-          <w:sz w:val="32"/>
+          <w:sz w:val="26"/>
           <w:szCs w:val="32"/>
-          <w:lang w:val="sv-SE"/>
-        </w:rPr>
-        <w:t xml:space="preserve">Percobaan 1 : Penggunaan Operator </w:t>
-      </w:r>
-    </w:p>
-    <w:p>
-      <w:pPr>
-        <w:rPr>
-          <w:sz w:val="32"/>
-          <w:szCs w:val="32"/>
-          <w:lang w:val="sv-SE"/>
-        </w:rPr>
-      </w:pPr>
-      <w:r>
-        <w:rPr>
-          <w:sz w:val="32"/>
-          <w:szCs w:val="32"/>
-          <w:lang w:val="sv-SE"/>
-        </w:rPr>
-        <w:t xml:space="preserve">1. </w:t>
-      </w:r>
-      <w:r>
-        <w:rPr>
-          <w:sz w:val="32"/>
-          <w:szCs w:val="32"/>
-          <w:lang w:val="sv-SE"/>
-        </w:rPr>
-        <w:t>Menjalankan Program yang sudah ditugaskan d</w:t>
-      </w:r>
-      <w:r>
-        <w:rPr>
-          <w:sz w:val="32"/>
-          <w:szCs w:val="32"/>
-          <w:lang w:val="sv-SE"/>
-        </w:rPr>
-        <w:t xml:space="preserve">i Jobsheet </w:t>
-      </w:r>
-      <w:r>
-        <w:rPr>
-          <w:sz w:val="32"/>
-          <w:szCs w:val="32"/>
-          <w:lang w:val="sv-SE"/>
-        </w:rPr>
-        <w:t>Operator, Sequence, Flowchart, dan Pseudocode.</w:t>
-      </w:r>
-      <w:r>
-        <w:rPr>
+        </w:rPr>
+        <w:br/>
+      </w:r>
+      <w:r>
+        <w:rPr>
+          <w:rFonts w:eastAsia="Calibri"/>
           <w:b/>
           <w:bCs/>
-          <w:sz w:val="32"/>
-          <w:szCs w:val="32"/>
-          <w:lang w:val="sv-SE"/>
-        </w:rPr>
-        <w:br/>
-      </w:r>
-      <w:r>
-        <w:rPr>
-          <w:b/>
-          <w:bCs/>
-          <w:sz w:val="32"/>
+          <w:noProof/>
+          <w:sz w:val="26"/>
           <w:szCs w:val="32"/>
           <w:lang w:val="sv-SE"/>
         </w:rPr>
@@ -836,7 +921,7 @@
       </w:pPr>
       <w:r>
         <w:rPr>
-          <w:rFonts w:ascii="Courier New" w:hAnsi="Courier New" w:cs="Courier New"/>
+          <w:rFonts w:ascii="Courier New" w:eastAsia="Courier New" w:hAnsi="Courier New" w:cs="Courier New"/>
           <w:sz w:val="20"/>
           <w:szCs w:val="20"/>
         </w:rPr>
@@ -844,7 +929,7 @@
       </w:r>
       <w:r>
         <w:rPr>
-          <w:rFonts w:ascii="Courier New" w:hAnsi="Courier New" w:cs="Courier New"/>
+          <w:rFonts w:ascii="Courier New" w:eastAsia="Courier New" w:hAnsi="Courier New" w:cs="Courier New"/>
           <w:i/>
           <w:iCs/>
           <w:sz w:val="20"/>
@@ -855,11 +940,29 @@
       </w:r>
       <w:r>
         <w:rPr>
+          <w:rFonts w:ascii="Courier New" w:eastAsia="Courier New" w:hAnsi="Courier New" w:cs="Courier New"/>
+          <w:sz w:val="20"/>
+          <w:szCs w:val="20"/>
+        </w:rPr>
+        <w:t>obsheet3;</w:t>
+      </w:r>
+    </w:p>
+    <w:p>
+      <w:pPr>
+        <w:spacing w:line="240" w:lineRule="auto"/>
+        <w:rPr>
           <w:rFonts w:ascii="Courier New" w:hAnsi="Courier New" w:cs="Courier New"/>
           <w:sz w:val="20"/>
           <w:szCs w:val="20"/>
         </w:rPr>
-        <w:t>obsheet3;</w:t>
+      </w:pPr>
+      <w:r>
+        <w:rPr>
+          <w:rFonts w:ascii="Courier New" w:eastAsia="Courier New" w:hAnsi="Courier New" w:cs="Courier New"/>
+          <w:sz w:val="20"/>
+          <w:szCs w:val="20"/>
+        </w:rPr>
+        <w:t>public class ContohOperatorVariabel18 {</w:t>
       </w:r>
     </w:p>
     <w:p>
@@ -873,33 +976,15 @@
       </w:pPr>
       <w:r>
         <w:rPr>
-          <w:rFonts w:ascii="Courier New" w:hAnsi="Courier New" w:cs="Courier New"/>
+          <w:rFonts w:ascii="Courier New" w:eastAsia="Courier New" w:hAnsi="Courier New" w:cs="Courier New"/>
           <w:sz w:val="20"/>
           <w:szCs w:val="20"/>
         </w:rPr>
-        <w:t>public class ContohOperatorVariabel18 {</w:t>
-      </w:r>
-    </w:p>
-    <w:p>
-      <w:pPr>
-        <w:spacing w:line="240" w:lineRule="auto"/>
-        <w:rPr>
-          <w:rFonts w:ascii="Courier New" w:hAnsi="Courier New" w:cs="Courier New"/>
-          <w:sz w:val="20"/>
-          <w:szCs w:val="20"/>
-        </w:rPr>
-      </w:pPr>
-      <w:r>
-        <w:rPr>
-          <w:rFonts w:ascii="Courier New" w:hAnsi="Courier New" w:cs="Courier New"/>
-          <w:sz w:val="20"/>
-          <w:szCs w:val="20"/>
-        </w:rPr>
         <w:t xml:space="preserve">    public static </w:t>
       </w:r>
       <w:r>
         <w:rPr>
-          <w:rFonts w:ascii="Courier New" w:hAnsi="Courier New" w:cs="Courier New"/>
+          <w:rFonts w:ascii="Courier New" w:eastAsia="Courier New" w:hAnsi="Courier New" w:cs="Courier New"/>
           <w:i/>
           <w:iCs/>
           <w:sz w:val="20"/>
@@ -909,16 +994,34 @@
       </w:r>
       <w:r>
         <w:rPr>
-          <w:rFonts w:ascii="Courier New" w:hAnsi="Courier New" w:cs="Courier New"/>
+          <w:rFonts w:ascii="Courier New" w:eastAsia="Courier New" w:hAnsi="Courier New" w:cs="Courier New"/>
           <w:sz w:val="20"/>
           <w:szCs w:val="20"/>
         </w:rPr>
-        <w:t xml:space="preserve"> main(String[] </w:t>
+        <w:t xml:space="preserve"> </w:t>
+      </w:r>
+      <w:proofErr w:type="gramStart"/>
+      <w:r>
+        <w:rPr>
+          <w:rFonts w:ascii="Courier New" w:eastAsia="Courier New" w:hAnsi="Courier New" w:cs="Courier New"/>
+          <w:sz w:val="20"/>
+          <w:szCs w:val="20"/>
+        </w:rPr>
+        <w:t>main(String[</w:t>
+      </w:r>
+      <w:proofErr w:type="gramEnd"/>
+      <w:r>
+        <w:rPr>
+          <w:rFonts w:ascii="Courier New" w:eastAsia="Courier New" w:hAnsi="Courier New" w:cs="Courier New"/>
+          <w:sz w:val="20"/>
+          <w:szCs w:val="20"/>
+        </w:rPr>
+        <w:t xml:space="preserve">] </w:t>
       </w:r>
       <w:proofErr w:type="spellStart"/>
       <w:r>
         <w:rPr>
-          <w:rFonts w:ascii="Courier New" w:hAnsi="Courier New" w:cs="Courier New"/>
+          <w:rFonts w:ascii="Courier New" w:eastAsia="Courier New" w:hAnsi="Courier New" w:cs="Courier New"/>
           <w:i/>
           <w:iCs/>
           <w:sz w:val="20"/>
@@ -929,34 +1032,34 @@
       <w:proofErr w:type="spellEnd"/>
       <w:r>
         <w:rPr>
+          <w:rFonts w:ascii="Courier New" w:eastAsia="Courier New" w:hAnsi="Courier New" w:cs="Courier New"/>
+          <w:sz w:val="20"/>
+          <w:szCs w:val="20"/>
+        </w:rPr>
+        <w:t>) {</w:t>
+      </w:r>
+    </w:p>
+    <w:p>
+      <w:pPr>
+        <w:spacing w:line="240" w:lineRule="auto"/>
+        <w:rPr>
           <w:rFonts w:ascii="Courier New" w:hAnsi="Courier New" w:cs="Courier New"/>
           <w:sz w:val="20"/>
           <w:szCs w:val="20"/>
-        </w:rPr>
-        <w:t>) {</w:t>
-      </w:r>
-    </w:p>
-    <w:p>
-      <w:pPr>
-        <w:spacing w:line="240" w:lineRule="auto"/>
-        <w:rPr>
-          <w:rFonts w:ascii="Courier New" w:hAnsi="Courier New" w:cs="Courier New"/>
+          <w:lang w:val="sv-SE"/>
+        </w:rPr>
+      </w:pPr>
+      <w:r>
+        <w:rPr>
+          <w:rFonts w:ascii="Courier New" w:eastAsia="Courier New" w:hAnsi="Courier New" w:cs="Courier New"/>
           <w:sz w:val="20"/>
           <w:szCs w:val="20"/>
-          <w:lang w:val="sv-SE"/>
-        </w:rPr>
-      </w:pPr>
-      <w:r>
-        <w:rPr>
-          <w:rFonts w:ascii="Courier New" w:hAnsi="Courier New" w:cs="Courier New"/>
-          <w:sz w:val="20"/>
-          <w:szCs w:val="20"/>
         </w:rPr>
         <w:t xml:space="preserve">        </w:t>
       </w:r>
       <w:r>
         <w:rPr>
-          <w:rFonts w:ascii="Courier New" w:hAnsi="Courier New" w:cs="Courier New"/>
+          <w:rFonts w:ascii="Courier New" w:eastAsia="Courier New" w:hAnsi="Courier New" w:cs="Courier New"/>
           <w:i/>
           <w:iCs/>
           <w:sz w:val="20"/>
@@ -967,12 +1070,32 @@
       </w:r>
       <w:r>
         <w:rPr>
+          <w:rFonts w:ascii="Courier New" w:eastAsia="Courier New" w:hAnsi="Courier New" w:cs="Courier New"/>
+          <w:sz w:val="20"/>
+          <w:szCs w:val="20"/>
+          <w:lang w:val="sv-SE"/>
+        </w:rPr>
+        <w:t xml:space="preserve"> x = 10;</w:t>
+      </w:r>
+    </w:p>
+    <w:p>
+      <w:pPr>
+        <w:spacing w:line="240" w:lineRule="auto"/>
+        <w:rPr>
           <w:rFonts w:ascii="Courier New" w:hAnsi="Courier New" w:cs="Courier New"/>
           <w:sz w:val="20"/>
           <w:szCs w:val="20"/>
           <w:lang w:val="sv-SE"/>
         </w:rPr>
-        <w:t xml:space="preserve"> x = 10;</w:t>
+      </w:pPr>
+      <w:r>
+        <w:rPr>
+          <w:rFonts w:ascii="Courier New" w:eastAsia="Courier New" w:hAnsi="Courier New" w:cs="Courier New"/>
+          <w:sz w:val="20"/>
+          <w:szCs w:val="20"/>
+          <w:lang w:val="sv-SE"/>
+        </w:rPr>
+        <w:t>        System.out.println("x++ = " + x++);</w:t>
       </w:r>
     </w:p>
     <w:p>
@@ -987,12 +1110,32 @@
       </w:pPr>
       <w:r>
         <w:rPr>
+          <w:rFonts w:ascii="Courier New" w:eastAsia="Courier New" w:hAnsi="Courier New" w:cs="Courier New"/>
+          <w:sz w:val="20"/>
+          <w:szCs w:val="20"/>
+          <w:lang w:val="sv-SE"/>
+        </w:rPr>
+        <w:t>        System.out.println("Setelah Evaluasi, x = " + x);</w:t>
+      </w:r>
+    </w:p>
+    <w:p>
+      <w:pPr>
+        <w:spacing w:line="240" w:lineRule="auto"/>
+        <w:rPr>
           <w:rFonts w:ascii="Courier New" w:hAnsi="Courier New" w:cs="Courier New"/>
           <w:sz w:val="20"/>
           <w:szCs w:val="20"/>
           <w:lang w:val="sv-SE"/>
         </w:rPr>
-        <w:t>        System.out.println("x++ = " + x++);</w:t>
+      </w:pPr>
+      <w:r>
+        <w:rPr>
+          <w:rFonts w:ascii="Courier New" w:eastAsia="Courier New" w:hAnsi="Courier New" w:cs="Courier New"/>
+          <w:sz w:val="20"/>
+          <w:szCs w:val="20"/>
+          <w:lang w:val="sv-SE"/>
+        </w:rPr>
+        <w:t>        x = 10;</w:t>
       </w:r>
     </w:p>
     <w:p>
@@ -1007,11 +1150,31 @@
       </w:pPr>
       <w:r>
         <w:rPr>
+          <w:rFonts w:ascii="Courier New" w:eastAsia="Courier New" w:hAnsi="Courier New" w:cs="Courier New"/>
+          <w:sz w:val="20"/>
+          <w:szCs w:val="20"/>
+          <w:lang w:val="sv-SE"/>
+        </w:rPr>
+        <w:t>        System.out.println("++x = " + ++x);</w:t>
+      </w:r>
+    </w:p>
+    <w:p>
+      <w:pPr>
+        <w:spacing w:line="240" w:lineRule="auto"/>
+        <w:rPr>
           <w:rFonts w:ascii="Courier New" w:hAnsi="Courier New" w:cs="Courier New"/>
           <w:sz w:val="20"/>
           <w:szCs w:val="20"/>
           <w:lang w:val="sv-SE"/>
         </w:rPr>
+      </w:pPr>
+      <w:r>
+        <w:rPr>
+          <w:rFonts w:ascii="Courier New" w:eastAsia="Courier New" w:hAnsi="Courier New" w:cs="Courier New"/>
+          <w:sz w:val="20"/>
+          <w:szCs w:val="20"/>
+          <w:lang w:val="sv-SE"/>
+        </w:rPr>
         <w:t>        System.out.println("Setelah Evaluasi, x = " + x);</w:t>
       </w:r>
     </w:p>
@@ -1027,76 +1190,16 @@
       </w:pPr>
       <w:r>
         <w:rPr>
-          <w:rFonts w:ascii="Courier New" w:hAnsi="Courier New" w:cs="Courier New"/>
+          <w:rFonts w:ascii="Courier New" w:eastAsia="Courier New" w:hAnsi="Courier New" w:cs="Courier New"/>
           <w:sz w:val="20"/>
           <w:szCs w:val="20"/>
           <w:lang w:val="sv-SE"/>
         </w:rPr>
-        <w:t>        x = 10;</w:t>
-      </w:r>
-    </w:p>
-    <w:p>
-      <w:pPr>
-        <w:spacing w:line="240" w:lineRule="auto"/>
-        <w:rPr>
-          <w:rFonts w:ascii="Courier New" w:hAnsi="Courier New" w:cs="Courier New"/>
-          <w:sz w:val="20"/>
-          <w:szCs w:val="20"/>
-          <w:lang w:val="sv-SE"/>
-        </w:rPr>
-      </w:pPr>
-      <w:r>
-        <w:rPr>
-          <w:rFonts w:ascii="Courier New" w:hAnsi="Courier New" w:cs="Courier New"/>
-          <w:sz w:val="20"/>
-          <w:szCs w:val="20"/>
-          <w:lang w:val="sv-SE"/>
-        </w:rPr>
-        <w:t>        System.out.println("++x = " + ++x);</w:t>
-      </w:r>
-    </w:p>
-    <w:p>
-      <w:pPr>
-        <w:spacing w:line="240" w:lineRule="auto"/>
-        <w:rPr>
-          <w:rFonts w:ascii="Courier New" w:hAnsi="Courier New" w:cs="Courier New"/>
-          <w:sz w:val="20"/>
-          <w:szCs w:val="20"/>
-          <w:lang w:val="sv-SE"/>
-        </w:rPr>
-      </w:pPr>
-      <w:r>
-        <w:rPr>
-          <w:rFonts w:ascii="Courier New" w:hAnsi="Courier New" w:cs="Courier New"/>
-          <w:sz w:val="20"/>
-          <w:szCs w:val="20"/>
-          <w:lang w:val="sv-SE"/>
-        </w:rPr>
-        <w:t>        System.out.println("Setelah Evaluasi, x = " + x);</w:t>
-      </w:r>
-    </w:p>
-    <w:p>
-      <w:pPr>
-        <w:spacing w:line="240" w:lineRule="auto"/>
-        <w:rPr>
-          <w:rFonts w:ascii="Courier New" w:hAnsi="Courier New" w:cs="Courier New"/>
-          <w:sz w:val="20"/>
-          <w:szCs w:val="20"/>
-          <w:lang w:val="sv-SE"/>
-        </w:rPr>
-      </w:pPr>
-      <w:r>
-        <w:rPr>
-          <w:rFonts w:ascii="Courier New" w:hAnsi="Courier New" w:cs="Courier New"/>
-          <w:sz w:val="20"/>
-          <w:szCs w:val="20"/>
-          <w:lang w:val="sv-SE"/>
-        </w:rPr>
         <w:t xml:space="preserve">        </w:t>
       </w:r>
       <w:r>
         <w:rPr>
-          <w:rFonts w:ascii="Courier New" w:hAnsi="Courier New" w:cs="Courier New"/>
+          <w:rFonts w:ascii="Courier New" w:eastAsia="Courier New" w:hAnsi="Courier New" w:cs="Courier New"/>
           <w:i/>
           <w:iCs/>
           <w:sz w:val="20"/>
@@ -1107,12 +1210,32 @@
       </w:r>
       <w:r>
         <w:rPr>
+          <w:rFonts w:ascii="Courier New" w:eastAsia="Courier New" w:hAnsi="Courier New" w:cs="Courier New"/>
+          <w:sz w:val="20"/>
+          <w:szCs w:val="20"/>
+          <w:lang w:val="sv-SE"/>
+        </w:rPr>
+        <w:t xml:space="preserve"> y = 12;</w:t>
+      </w:r>
+    </w:p>
+    <w:p>
+      <w:pPr>
+        <w:spacing w:line="240" w:lineRule="auto"/>
+        <w:rPr>
           <w:rFonts w:ascii="Courier New" w:hAnsi="Courier New" w:cs="Courier New"/>
           <w:sz w:val="20"/>
           <w:szCs w:val="20"/>
           <w:lang w:val="sv-SE"/>
         </w:rPr>
-        <w:t xml:space="preserve"> y = 12;</w:t>
+      </w:pPr>
+      <w:r>
+        <w:rPr>
+          <w:rFonts w:ascii="Courier New" w:eastAsia="Courier New" w:hAnsi="Courier New" w:cs="Courier New"/>
+          <w:sz w:val="20"/>
+          <w:szCs w:val="20"/>
+          <w:lang w:val="sv-SE"/>
+        </w:rPr>
+        <w:t>        System.out.println(x&gt;y || y == x &amp;&amp; y &lt;= x );</w:t>
       </w:r>
     </w:p>
     <w:p>
@@ -1122,40 +1245,20 @@
           <w:rFonts w:ascii="Courier New" w:hAnsi="Courier New" w:cs="Courier New"/>
           <w:sz w:val="20"/>
           <w:szCs w:val="20"/>
-          <w:lang w:val="sv-SE"/>
-        </w:rPr>
-      </w:pPr>
-      <w:r>
-        <w:rPr>
-          <w:rFonts w:ascii="Courier New" w:hAnsi="Courier New" w:cs="Courier New"/>
+        </w:rPr>
+      </w:pPr>
+      <w:r>
+        <w:rPr>
+          <w:rFonts w:ascii="Courier New" w:eastAsia="Courier New" w:hAnsi="Courier New" w:cs="Courier New"/>
           <w:sz w:val="20"/>
           <w:szCs w:val="20"/>
           <w:lang w:val="sv-SE"/>
         </w:rPr>
-        <w:t>        System.out.println(x&gt;y || y == x &amp;&amp; y &lt;= x );</w:t>
-      </w:r>
-    </w:p>
-    <w:p>
-      <w:pPr>
-        <w:spacing w:line="240" w:lineRule="auto"/>
-        <w:rPr>
-          <w:rFonts w:ascii="Courier New" w:hAnsi="Courier New" w:cs="Courier New"/>
-          <w:sz w:val="20"/>
-          <w:szCs w:val="20"/>
-        </w:rPr>
-      </w:pPr>
-      <w:r>
-        <w:rPr>
-          <w:rFonts w:ascii="Courier New" w:hAnsi="Courier New" w:cs="Courier New"/>
-          <w:sz w:val="20"/>
-          <w:szCs w:val="20"/>
-          <w:lang w:val="sv-SE"/>
-        </w:rPr>
         <w:t xml:space="preserve">        </w:t>
       </w:r>
       <w:r>
         <w:rPr>
-          <w:rFonts w:ascii="Courier New" w:hAnsi="Courier New" w:cs="Courier New"/>
+          <w:rFonts w:ascii="Courier New" w:eastAsia="Courier New" w:hAnsi="Courier New" w:cs="Courier New"/>
           <w:i/>
           <w:iCs/>
           <w:sz w:val="20"/>
@@ -1165,11 +1268,65 @@
       </w:r>
       <w:r>
         <w:rPr>
+          <w:rFonts w:ascii="Courier New" w:eastAsia="Courier New" w:hAnsi="Courier New" w:cs="Courier New"/>
+          <w:sz w:val="20"/>
+          <w:szCs w:val="20"/>
+        </w:rPr>
+        <w:t xml:space="preserve"> z = x ^ y;</w:t>
+      </w:r>
+    </w:p>
+    <w:p>
+      <w:pPr>
+        <w:spacing w:line="240" w:lineRule="auto"/>
+        <w:rPr>
           <w:rFonts w:ascii="Courier New" w:hAnsi="Courier New" w:cs="Courier New"/>
           <w:sz w:val="20"/>
           <w:szCs w:val="20"/>
         </w:rPr>
-        <w:t xml:space="preserve"> z = x ^ y;</w:t>
+      </w:pPr>
+      <w:r>
+        <w:rPr>
+          <w:rFonts w:ascii="Courier New" w:eastAsia="Courier New" w:hAnsi="Courier New" w:cs="Courier New"/>
+          <w:sz w:val="20"/>
+          <w:szCs w:val="20"/>
+        </w:rPr>
+        <w:t xml:space="preserve">        </w:t>
+      </w:r>
+      <w:proofErr w:type="spellStart"/>
+      <w:r>
+        <w:rPr>
+          <w:rFonts w:ascii="Courier New" w:eastAsia="Courier New" w:hAnsi="Courier New" w:cs="Courier New"/>
+          <w:sz w:val="20"/>
+          <w:szCs w:val="20"/>
+        </w:rPr>
+        <w:t>System.out.println</w:t>
+      </w:r>
+      <w:proofErr w:type="spellEnd"/>
+      <w:r>
+        <w:rPr>
+          <w:rFonts w:ascii="Courier New" w:eastAsia="Courier New" w:hAnsi="Courier New" w:cs="Courier New"/>
+          <w:sz w:val="20"/>
+          <w:szCs w:val="20"/>
+        </w:rPr>
+        <w:t xml:space="preserve">("Hasil x ^ y </w:t>
+      </w:r>
+      <w:proofErr w:type="spellStart"/>
+      <w:r>
+        <w:rPr>
+          <w:rFonts w:ascii="Courier New" w:eastAsia="Courier New" w:hAnsi="Courier New" w:cs="Courier New"/>
+          <w:sz w:val="20"/>
+          <w:szCs w:val="20"/>
+        </w:rPr>
+        <w:t>adalah</w:t>
+      </w:r>
+      <w:proofErr w:type="spellEnd"/>
+      <w:r>
+        <w:rPr>
+          <w:rFonts w:ascii="Courier New" w:eastAsia="Courier New" w:hAnsi="Courier New" w:cs="Courier New"/>
+          <w:sz w:val="20"/>
+          <w:szCs w:val="20"/>
+        </w:rPr>
+        <w:t xml:space="preserve"> = " + z);</w:t>
       </w:r>
     </w:p>
     <w:p>
@@ -1183,154 +1340,100 @@
       </w:pPr>
       <w:r>
         <w:rPr>
+          <w:rFonts w:ascii="Courier New" w:eastAsia="Courier New" w:hAnsi="Courier New" w:cs="Courier New"/>
+          <w:sz w:val="20"/>
+          <w:szCs w:val="20"/>
+        </w:rPr>
+        <w:t>        z %= 2;</w:t>
+      </w:r>
+    </w:p>
+    <w:p>
+      <w:pPr>
+        <w:spacing w:line="240" w:lineRule="auto"/>
+        <w:rPr>
           <w:rFonts w:ascii="Courier New" w:hAnsi="Courier New" w:cs="Courier New"/>
           <w:sz w:val="20"/>
           <w:szCs w:val="20"/>
         </w:rPr>
+      </w:pPr>
+      <w:r>
+        <w:rPr>
+          <w:rFonts w:ascii="Courier New" w:eastAsia="Courier New" w:hAnsi="Courier New" w:cs="Courier New"/>
+          <w:sz w:val="20"/>
+          <w:szCs w:val="20"/>
+        </w:rPr>
         <w:t xml:space="preserve">        </w:t>
       </w:r>
       <w:proofErr w:type="spellStart"/>
       <w:r>
         <w:rPr>
+          <w:rFonts w:ascii="Courier New" w:eastAsia="Courier New" w:hAnsi="Courier New" w:cs="Courier New"/>
+          <w:sz w:val="20"/>
+          <w:szCs w:val="20"/>
+        </w:rPr>
+        <w:t>System.out.println</w:t>
+      </w:r>
+      <w:proofErr w:type="spellEnd"/>
+      <w:r>
+        <w:rPr>
+          <w:rFonts w:ascii="Courier New" w:eastAsia="Courier New" w:hAnsi="Courier New" w:cs="Courier New"/>
+          <w:sz w:val="20"/>
+          <w:szCs w:val="20"/>
+        </w:rPr>
+        <w:t>("Hasil Akhir " + z);</w:t>
+      </w:r>
+    </w:p>
+    <w:p>
+      <w:pPr>
+        <w:spacing w:line="240" w:lineRule="auto"/>
+        <w:rPr>
           <w:rFonts w:ascii="Courier New" w:hAnsi="Courier New" w:cs="Courier New"/>
           <w:sz w:val="20"/>
           <w:szCs w:val="20"/>
         </w:rPr>
-        <w:t>System.out.println</w:t>
-      </w:r>
-      <w:proofErr w:type="spellEnd"/>
-      <w:r>
+      </w:pPr>
+      <w:r>
+        <w:rPr>
+          <w:rFonts w:ascii="Courier New" w:eastAsia="Courier New" w:hAnsi="Courier New" w:cs="Courier New"/>
+          <w:sz w:val="20"/>
+          <w:szCs w:val="20"/>
+        </w:rPr>
+        <w:t>    }</w:t>
+      </w:r>
+    </w:p>
+    <w:p>
+      <w:pPr>
+        <w:spacing w:line="240" w:lineRule="auto"/>
         <w:rPr>
           <w:rFonts w:ascii="Courier New" w:hAnsi="Courier New" w:cs="Courier New"/>
           <w:sz w:val="20"/>
           <w:szCs w:val="20"/>
         </w:rPr>
-        <w:t xml:space="preserve">("Hasil x ^ y </w:t>
-      </w:r>
-      <w:proofErr w:type="spellStart"/>
-      <w:r>
+      </w:pPr>
+      <w:r>
+        <w:rPr>
+          <w:rFonts w:ascii="Courier New" w:eastAsia="Courier New" w:hAnsi="Courier New" w:cs="Courier New"/>
+          <w:sz w:val="20"/>
+          <w:szCs w:val="20"/>
+        </w:rPr>
+        <w:t xml:space="preserve">    </w:t>
+      </w:r>
+    </w:p>
+    <w:p>
+      <w:pPr>
+        <w:spacing w:line="240" w:lineRule="auto"/>
         <w:rPr>
           <w:rFonts w:ascii="Courier New" w:hAnsi="Courier New" w:cs="Courier New"/>
           <w:sz w:val="20"/>
           <w:szCs w:val="20"/>
         </w:rPr>
-        <w:t>adalah</w:t>
-      </w:r>
-      <w:proofErr w:type="spellEnd"/>
-      <w:r>
-        <w:rPr>
-          <w:rFonts w:ascii="Courier New" w:hAnsi="Courier New" w:cs="Courier New"/>
+      </w:pPr>
+      <w:r>
+        <w:rPr>
+          <w:rFonts w:ascii="Courier New" w:eastAsia="Courier New" w:hAnsi="Courier New" w:cs="Courier New"/>
           <w:sz w:val="20"/>
           <w:szCs w:val="20"/>
         </w:rPr>
-        <w:t xml:space="preserve"> = " + z);</w:t>
-      </w:r>
-    </w:p>
-    <w:p>
-      <w:pPr>
-        <w:spacing w:line="240" w:lineRule="auto"/>
-        <w:rPr>
-          <w:rFonts w:ascii="Courier New" w:hAnsi="Courier New" w:cs="Courier New"/>
-          <w:sz w:val="20"/>
-          <w:szCs w:val="20"/>
-        </w:rPr>
-      </w:pPr>
-      <w:r>
-        <w:rPr>
-          <w:rFonts w:ascii="Courier New" w:hAnsi="Courier New" w:cs="Courier New"/>
-          <w:sz w:val="20"/>
-          <w:szCs w:val="20"/>
-        </w:rPr>
-        <w:t>        z %= 2;</w:t>
-      </w:r>
-    </w:p>
-    <w:p>
-      <w:pPr>
-        <w:spacing w:line="240" w:lineRule="auto"/>
-        <w:rPr>
-          <w:rFonts w:ascii="Courier New" w:hAnsi="Courier New" w:cs="Courier New"/>
-          <w:sz w:val="20"/>
-          <w:szCs w:val="20"/>
-        </w:rPr>
-      </w:pPr>
-      <w:r>
-        <w:rPr>
-          <w:rFonts w:ascii="Courier New" w:hAnsi="Courier New" w:cs="Courier New"/>
-          <w:sz w:val="20"/>
-          <w:szCs w:val="20"/>
-        </w:rPr>
-        <w:t xml:space="preserve">        </w:t>
-      </w:r>
-      <w:proofErr w:type="spellStart"/>
-      <w:r>
-        <w:rPr>
-          <w:rFonts w:ascii="Courier New" w:hAnsi="Courier New" w:cs="Courier New"/>
-          <w:sz w:val="20"/>
-          <w:szCs w:val="20"/>
-        </w:rPr>
-        <w:t>System.out.println</w:t>
-      </w:r>
-      <w:proofErr w:type="spellEnd"/>
-      <w:r>
-        <w:rPr>
-          <w:rFonts w:ascii="Courier New" w:hAnsi="Courier New" w:cs="Courier New"/>
-          <w:sz w:val="20"/>
-          <w:szCs w:val="20"/>
-        </w:rPr>
-        <w:t>("Hasil Akhir " + z);</w:t>
-      </w:r>
-    </w:p>
-    <w:p>
-      <w:pPr>
-        <w:spacing w:line="240" w:lineRule="auto"/>
-        <w:rPr>
-          <w:rFonts w:ascii="Courier New" w:hAnsi="Courier New" w:cs="Courier New"/>
-          <w:sz w:val="20"/>
-          <w:szCs w:val="20"/>
-        </w:rPr>
-      </w:pPr>
-      <w:r>
-        <w:rPr>
-          <w:rFonts w:ascii="Courier New" w:hAnsi="Courier New" w:cs="Courier New"/>
-          <w:sz w:val="20"/>
-          <w:szCs w:val="20"/>
-        </w:rPr>
-        <w:t>    }</w:t>
-      </w:r>
-    </w:p>
-    <w:p>
-      <w:pPr>
-        <w:spacing w:line="240" w:lineRule="auto"/>
-        <w:rPr>
-          <w:rFonts w:ascii="Courier New" w:hAnsi="Courier New" w:cs="Courier New"/>
-          <w:sz w:val="20"/>
-          <w:szCs w:val="20"/>
-        </w:rPr>
-      </w:pPr>
-      <w:r>
-        <w:rPr>
-          <w:rFonts w:ascii="Courier New" w:hAnsi="Courier New" w:cs="Courier New"/>
-          <w:sz w:val="20"/>
-          <w:szCs w:val="20"/>
-        </w:rPr>
-        <w:t xml:space="preserve">    </w:t>
-      </w:r>
-    </w:p>
-    <w:p>
-      <w:pPr>
-        <w:spacing w:line="240" w:lineRule="auto"/>
-        <w:rPr>
-          <w:rFonts w:ascii="Courier New" w:hAnsi="Courier New" w:cs="Courier New"/>
-          <w:sz w:val="20"/>
-          <w:szCs w:val="20"/>
-        </w:rPr>
-      </w:pPr>
-      <w:r>
-        <w:rPr>
-          <w:rFonts w:ascii="Courier New" w:hAnsi="Courier New" w:cs="Courier New"/>
-          <w:sz w:val="20"/>
-          <w:szCs w:val="20"/>
-        </w:rPr>
         <w:t>}</w:t>
       </w:r>
     </w:p>
@@ -1339,18 +1442,17 @@
         <w:rPr>
           <w:b/>
           <w:bCs/>
-          <w:sz w:val="32"/>
-          <w:szCs w:val="32"/>
-          <w:lang w:val="sv-SE"/>
-        </w:rPr>
-      </w:pPr>
-      <w:r>
-        <w:rPr>
+          <w:sz w:val="36"/>
+          <w:szCs w:val="36"/>
+        </w:rPr>
+      </w:pPr>
+      <w:r>
+        <w:rPr>
+          <w:rFonts w:eastAsia="Calibri"/>
           <w:b/>
           <w:bCs/>
-          <w:sz w:val="32"/>
-          <w:szCs w:val="32"/>
-          <w:lang w:val="sv-SE"/>
+          <w:sz w:val="28"/>
+          <w:szCs w:val="36"/>
         </w:rPr>
         <w:lastRenderedPageBreak/>
         <w:t>Output</w:t>
@@ -1366,11 +1468,38 @@
       </w:pPr>
       <w:r>
         <w:rPr>
+          <w:rFonts w:ascii="Courier New" w:eastAsia="Courier New" w:hAnsi="Courier New" w:cs="Courier New"/>
+          <w:sz w:val="20"/>
+          <w:szCs w:val="20"/>
+        </w:rPr>
+        <w:t>x++ = 10</w:t>
+      </w:r>
+    </w:p>
+    <w:p>
+      <w:pPr>
+        <w:rPr>
           <w:rFonts w:ascii="Courier New" w:hAnsi="Courier New" w:cs="Courier New"/>
           <w:sz w:val="20"/>
           <w:szCs w:val="20"/>
         </w:rPr>
-        <w:t>x++ = 10</w:t>
+      </w:pPr>
+      <w:proofErr w:type="spellStart"/>
+      <w:r>
+        <w:rPr>
+          <w:rFonts w:ascii="Courier New" w:eastAsia="Courier New" w:hAnsi="Courier New" w:cs="Courier New"/>
+          <w:sz w:val="20"/>
+          <w:szCs w:val="20"/>
+        </w:rPr>
+        <w:t>Setelah</w:t>
+      </w:r>
+      <w:proofErr w:type="spellEnd"/>
+      <w:r>
+        <w:rPr>
+          <w:rFonts w:ascii="Courier New" w:eastAsia="Courier New" w:hAnsi="Courier New" w:cs="Courier New"/>
+          <w:sz w:val="20"/>
+          <w:szCs w:val="20"/>
+        </w:rPr>
+        <w:t xml:space="preserve"> Evaluasi, x = 11</w:t>
       </w:r>
     </w:p>
     <w:p>
@@ -1381,133 +1510,106 @@
           <w:szCs w:val="20"/>
         </w:rPr>
       </w:pPr>
+      <w:r>
+        <w:rPr>
+          <w:rFonts w:ascii="Courier New" w:eastAsia="Courier New" w:hAnsi="Courier New" w:cs="Courier New"/>
+          <w:sz w:val="20"/>
+          <w:szCs w:val="20"/>
+        </w:rPr>
+        <w:t>++x = 11</w:t>
+      </w:r>
+    </w:p>
+    <w:p>
+      <w:pPr>
+        <w:rPr>
+          <w:rFonts w:ascii="Courier New" w:hAnsi="Courier New" w:cs="Courier New"/>
+          <w:sz w:val="20"/>
+          <w:szCs w:val="20"/>
+        </w:rPr>
+      </w:pPr>
       <w:proofErr w:type="spellStart"/>
       <w:r>
         <w:rPr>
+          <w:rFonts w:ascii="Courier New" w:eastAsia="Courier New" w:hAnsi="Courier New" w:cs="Courier New"/>
+          <w:sz w:val="20"/>
+          <w:szCs w:val="20"/>
+        </w:rPr>
+        <w:t>Setelah</w:t>
+      </w:r>
+      <w:proofErr w:type="spellEnd"/>
+      <w:r>
+        <w:rPr>
+          <w:rFonts w:ascii="Courier New" w:eastAsia="Courier New" w:hAnsi="Courier New" w:cs="Courier New"/>
+          <w:sz w:val="20"/>
+          <w:szCs w:val="20"/>
+        </w:rPr>
+        <w:t xml:space="preserve"> Evaluasi, x = 11</w:t>
+      </w:r>
+    </w:p>
+    <w:p>
+      <w:pPr>
+        <w:rPr>
           <w:rFonts w:ascii="Courier New" w:hAnsi="Courier New" w:cs="Courier New"/>
           <w:sz w:val="20"/>
           <w:szCs w:val="20"/>
         </w:rPr>
-        <w:t>Setelah</w:t>
+      </w:pPr>
+      <w:r>
+        <w:rPr>
+          <w:rFonts w:ascii="Courier New" w:eastAsia="Courier New" w:hAnsi="Courier New" w:cs="Courier New"/>
+          <w:sz w:val="20"/>
+          <w:szCs w:val="20"/>
+        </w:rPr>
+        <w:t>false</w:t>
+      </w:r>
+    </w:p>
+    <w:p>
+      <w:pPr>
+        <w:rPr>
+          <w:rFonts w:ascii="Courier New" w:hAnsi="Courier New" w:cs="Courier New"/>
+          <w:sz w:val="20"/>
+          <w:szCs w:val="20"/>
+        </w:rPr>
+      </w:pPr>
+      <w:r>
+        <w:rPr>
+          <w:rFonts w:ascii="Courier New" w:eastAsia="Courier New" w:hAnsi="Courier New" w:cs="Courier New"/>
+          <w:sz w:val="20"/>
+          <w:szCs w:val="20"/>
+        </w:rPr>
+        <w:t xml:space="preserve">Hasil x ^ y </w:t>
+      </w:r>
+      <w:proofErr w:type="spellStart"/>
+      <w:r>
+        <w:rPr>
+          <w:rFonts w:ascii="Courier New" w:eastAsia="Courier New" w:hAnsi="Courier New" w:cs="Courier New"/>
+          <w:sz w:val="20"/>
+          <w:szCs w:val="20"/>
+        </w:rPr>
+        <w:t>adalah</w:t>
       </w:r>
       <w:proofErr w:type="spellEnd"/>
       <w:r>
         <w:rPr>
+          <w:rFonts w:ascii="Courier New" w:eastAsia="Courier New" w:hAnsi="Courier New" w:cs="Courier New"/>
+          <w:sz w:val="20"/>
+          <w:szCs w:val="20"/>
+        </w:rPr>
+        <w:t xml:space="preserve"> = 7</w:t>
+      </w:r>
+    </w:p>
+    <w:p>
+      <w:pPr>
+        <w:rPr>
           <w:rFonts w:ascii="Courier New" w:hAnsi="Courier New" w:cs="Courier New"/>
           <w:sz w:val="20"/>
           <w:szCs w:val="20"/>
-        </w:rPr>
-        <w:t xml:space="preserve"> Evaluasi, x = 11</w:t>
-      </w:r>
-    </w:p>
-    <w:p>
-      <w:pPr>
-        <w:rPr>
-          <w:rFonts w:ascii="Courier New" w:hAnsi="Courier New" w:cs="Courier New"/>
-          <w:sz w:val="20"/>
-          <w:szCs w:val="20"/>
-        </w:rPr>
-      </w:pPr>
-      <w:r>
-        <w:rPr>
-          <w:rFonts w:ascii="Courier New" w:hAnsi="Courier New" w:cs="Courier New"/>
-          <w:sz w:val="20"/>
-          <w:szCs w:val="20"/>
-        </w:rPr>
-        <w:t>++x = 11</w:t>
-      </w:r>
-    </w:p>
-    <w:p>
-      <w:pPr>
-        <w:rPr>
-          <w:rFonts w:ascii="Courier New" w:hAnsi="Courier New" w:cs="Courier New"/>
-          <w:sz w:val="20"/>
-          <w:szCs w:val="20"/>
-        </w:rPr>
-      </w:pPr>
-      <w:proofErr w:type="spellStart"/>
-      <w:r>
-        <w:rPr>
-          <w:rFonts w:ascii="Courier New" w:hAnsi="Courier New" w:cs="Courier New"/>
-          <w:sz w:val="20"/>
-          <w:szCs w:val="20"/>
-        </w:rPr>
-        <w:t>Setelah</w:t>
-      </w:r>
-      <w:proofErr w:type="spellEnd"/>
-      <w:r>
-        <w:rPr>
-          <w:rFonts w:ascii="Courier New" w:hAnsi="Courier New" w:cs="Courier New"/>
-          <w:sz w:val="20"/>
-          <w:szCs w:val="20"/>
-        </w:rPr>
-        <w:t xml:space="preserve"> Evaluasi, x = 11</w:t>
-      </w:r>
-    </w:p>
-    <w:p>
-      <w:pPr>
-        <w:rPr>
-          <w:rFonts w:ascii="Courier New" w:hAnsi="Courier New" w:cs="Courier New"/>
-          <w:sz w:val="20"/>
-          <w:szCs w:val="20"/>
-        </w:rPr>
-      </w:pPr>
-      <w:r>
-        <w:rPr>
-          <w:rFonts w:ascii="Courier New" w:hAnsi="Courier New" w:cs="Courier New"/>
-          <w:sz w:val="20"/>
-          <w:szCs w:val="20"/>
-        </w:rPr>
-        <w:t>false</w:t>
-      </w:r>
-    </w:p>
-    <w:p>
-      <w:pPr>
-        <w:rPr>
-          <w:rFonts w:ascii="Courier New" w:hAnsi="Courier New" w:cs="Courier New"/>
-          <w:sz w:val="20"/>
-          <w:szCs w:val="20"/>
-        </w:rPr>
-      </w:pPr>
-      <w:r>
-        <w:rPr>
-          <w:rFonts w:ascii="Courier New" w:hAnsi="Courier New" w:cs="Courier New"/>
-          <w:sz w:val="20"/>
-          <w:szCs w:val="20"/>
-        </w:rPr>
-        <w:t xml:space="preserve">Hasil x ^ y </w:t>
-      </w:r>
-      <w:proofErr w:type="spellStart"/>
-      <w:r>
-        <w:rPr>
-          <w:rFonts w:ascii="Courier New" w:hAnsi="Courier New" w:cs="Courier New"/>
-          <w:sz w:val="20"/>
-          <w:szCs w:val="20"/>
-        </w:rPr>
-        <w:t>adalah</w:t>
-      </w:r>
-      <w:proofErr w:type="spellEnd"/>
-      <w:r>
-        <w:rPr>
-          <w:rFonts w:ascii="Courier New" w:hAnsi="Courier New" w:cs="Courier New"/>
-          <w:sz w:val="20"/>
-          <w:szCs w:val="20"/>
-        </w:rPr>
-        <w:t xml:space="preserve"> = 7</w:t>
-      </w:r>
-    </w:p>
-    <w:p>
-      <w:pPr>
-        <w:rPr>
-          <w:rFonts w:ascii="Courier New" w:hAnsi="Courier New" w:cs="Courier New"/>
-          <w:sz w:val="20"/>
-          <w:szCs w:val="20"/>
-          <w:lang w:val="sv-SE"/>
-        </w:rPr>
-      </w:pPr>
-      <w:r>
-        <w:rPr>
-          <w:rFonts w:ascii="Courier New" w:hAnsi="Courier New" w:cs="Courier New"/>
+          <w:lang w:val="sv-SE"/>
+        </w:rPr>
+      </w:pPr>
+      <w:r>
+        <w:rPr>
+          <w:rFonts w:ascii="Courier New" w:eastAsia="Courier New" w:hAnsi="Courier New" w:cs="Courier New"/>
           <w:sz w:val="20"/>
           <w:szCs w:val="20"/>
           <w:lang w:val="sv-SE"/>
@@ -1535,44 +1637,46 @@
       </w:pPr>
       <w:r>
         <w:rPr>
+          <w:rFonts w:eastAsia="Calibri"/>
           <w:b/>
           <w:bCs/>
-          <w:sz w:val="32"/>
-          <w:szCs w:val="32"/>
+          <w:sz w:val="28"/>
+          <w:szCs w:val="36"/>
           <w:lang w:val="sv-SE"/>
         </w:rPr>
         <w:t xml:space="preserve">Pertanyaan : </w:t>
       </w:r>
       <w:r>
         <w:rPr>
+          <w:rFonts w:eastAsia="Calibri"/>
           <w:b/>
           <w:bCs/>
-          <w:sz w:val="32"/>
-          <w:szCs w:val="32"/>
+          <w:sz w:val="28"/>
+          <w:szCs w:val="36"/>
           <w:lang w:val="sv-SE"/>
         </w:rPr>
         <w:br/>
       </w:r>
       <w:r>
+        <w:rPr>
+          <w:rFonts w:eastAsia="Calibri"/>
+          <w:szCs w:val="28"/>
+          <w:lang w:val="sv-SE"/>
+        </w:rPr>
+        <w:t>1. Jelaskan menurut pendapat Anda perbedaan antara x++ dan ++x ?</w:t>
+      </w:r>
+    </w:p>
+    <w:p>
+      <w:pPr>
         <w:rPr>
           <w:sz w:val="28"/>
           <w:szCs w:val="28"/>
           <w:lang w:val="sv-SE"/>
         </w:rPr>
-        <w:t>1. Jelaskan menurut pendapat Anda perbedaan antara x++ dan ++x ?</w:t>
-      </w:r>
-    </w:p>
-    <w:p>
-      <w:pPr>
-        <w:rPr>
-          <w:sz w:val="28"/>
-          <w:szCs w:val="28"/>
-          <w:lang w:val="sv-SE"/>
-        </w:rPr>
-      </w:pPr>
-      <w:r>
-        <w:rPr>
-          <w:sz w:val="28"/>
+      </w:pPr>
+      <w:r>
+        <w:rPr>
+          <w:rFonts w:eastAsia="Calibri"/>
           <w:szCs w:val="28"/>
           <w:lang w:val="sv-SE"/>
         </w:rPr>
@@ -1592,27 +1696,61 @@
       </w:pPr>
       <w:r>
         <w:rPr>
-          <w:rFonts w:cstheme="minorHAnsi"/>
+          <w:rFonts w:eastAsia="Calibri" w:cstheme="minorHAnsi"/>
           <w:b/>
           <w:bCs/>
-          <w:sz w:val="32"/>
-          <w:szCs w:val="32"/>
+          <w:sz w:val="28"/>
+          <w:szCs w:val="36"/>
           <w:lang w:val="sv-SE"/>
         </w:rPr>
         <w:t>Jawaban :</w:t>
       </w:r>
       <w:r>
         <w:rPr>
-          <w:rFonts w:cstheme="minorHAnsi"/>
+          <w:rFonts w:eastAsia="Calibri" w:cstheme="minorHAnsi"/>
           <w:b/>
           <w:bCs/>
-          <w:sz w:val="32"/>
-          <w:szCs w:val="32"/>
+          <w:sz w:val="28"/>
+          <w:szCs w:val="36"/>
           <w:lang w:val="sv-SE"/>
         </w:rPr>
         <w:br/>
       </w:r>
       <w:r>
+        <w:rPr>
+          <w:rFonts w:eastAsia="Calibri" w:cstheme="minorHAnsi"/>
+          <w:i/>
+          <w:iCs/>
+          <w:szCs w:val="28"/>
+          <w:lang w:val="sv-SE"/>
+        </w:rPr>
+        <w:t xml:space="preserve">1. </w:t>
+      </w:r>
+      <w:r>
+        <w:rPr>
+          <w:rFonts w:eastAsia="Calibri" w:cstheme="minorHAnsi"/>
+          <w:b/>
+          <w:bCs/>
+          <w:i/>
+          <w:iCs/>
+          <w:szCs w:val="28"/>
+          <w:lang w:val="sv-SE"/>
+        </w:rPr>
+        <w:t>x++ dan ++x</w:t>
+      </w:r>
+      <w:r>
+        <w:rPr>
+          <w:rFonts w:eastAsia="Calibri" w:cstheme="minorHAnsi"/>
+          <w:i/>
+          <w:iCs/>
+          <w:szCs w:val="28"/>
+          <w:lang w:val="sv-SE"/>
+        </w:rPr>
+        <w:t xml:space="preserve"> sama-sama menambah nilai x sebesar 1, tetapi x++ (post-increment) menggunakan nilai x terlebih dahulu baru menambah 1, sedangkan ++x (pre-increment) menambah 1 terlebih dahulu baru menggunakan nilainya. Contoh x=5; y=x++; menghasilkan x=6, y=5, sedangkan x=5; y=++x; menghasilkan x=6, y=6.</w:t>
+      </w:r>
+    </w:p>
+    <w:p>
+      <w:pPr>
         <w:rPr>
           <w:rFonts w:cstheme="minorHAnsi"/>
           <w:i/>
@@ -1621,22 +1759,84 @@
           <w:szCs w:val="28"/>
           <w:lang w:val="sv-SE"/>
         </w:rPr>
-        <w:t xml:space="preserve">1. </w:t>
-      </w:r>
-      <w:r>
-        <w:rPr>
-          <w:rFonts w:cstheme="minorHAnsi"/>
+      </w:pPr>
+      <w:r>
+        <w:rPr>
+          <w:rFonts w:eastAsia="Calibri" w:cstheme="minorHAnsi"/>
+          <w:i/>
+          <w:iCs/>
+          <w:szCs w:val="28"/>
+          <w:lang w:val="sv-SE"/>
+        </w:rPr>
+        <w:t xml:space="preserve">2. </w:t>
+      </w:r>
+      <w:r>
+        <w:rPr>
+          <w:rFonts w:eastAsia="Calibri" w:cstheme="minorHAnsi"/>
+          <w:i/>
+          <w:iCs/>
+          <w:szCs w:val="28"/>
+          <w:lang w:val="sv-SE"/>
+        </w:rPr>
+        <w:t xml:space="preserve">int z = x ^ y; menggunakan operator </w:t>
+      </w:r>
+      <w:r>
+        <w:rPr>
+          <w:rFonts w:eastAsia="Calibri" w:cstheme="minorHAnsi"/>
           <w:b/>
           <w:bCs/>
           <w:i/>
           <w:iCs/>
-          <w:sz w:val="28"/>
           <w:szCs w:val="28"/>
           <w:lang w:val="sv-SE"/>
         </w:rPr>
-        <w:t>x++ dan ++x</w:t>
-      </w:r>
-      <w:r>
+        <w:t>bitwise XOR</w:t>
+      </w:r>
+      <w:r>
+        <w:rPr>
+          <w:rFonts w:eastAsia="Calibri" w:cstheme="minorHAnsi"/>
+          <w:i/>
+          <w:iCs/>
+          <w:szCs w:val="28"/>
+          <w:lang w:val="sv-SE"/>
+        </w:rPr>
+        <w:t xml:space="preserve">, bukan perpangkatan; setiap bit dibandingkan dengan aturan sama = 0 dan berbeda = 1. </w:t>
+      </w:r>
+      <w:r>
+        <w:rPr>
+          <w:rFonts w:eastAsia="Calibri" w:cstheme="minorHAnsi"/>
+          <w:i/>
+          <w:iCs/>
+          <w:szCs w:val="28"/>
+          <w:lang w:val="sv-SE"/>
+        </w:rPr>
+        <w:t xml:space="preserve">Misalnya jika x=5 dan y=3, maka 5=0101 dan 3=0011, sehingga 0101 XOR 0011 = 0110 = 6, jadi </w:t>
+      </w:r>
+      <w:r>
+        <w:rPr>
+          <w:rFonts w:eastAsia="Calibri" w:cstheme="minorHAnsi"/>
+          <w:b/>
+          <w:bCs/>
+          <w:i/>
+          <w:iCs/>
+          <w:szCs w:val="28"/>
+          <w:lang w:val="sv-SE"/>
+        </w:rPr>
+        <w:t>z = 6</w:t>
+      </w:r>
+      <w:r>
+        <w:rPr>
+          <w:rFonts w:eastAsia="Calibri" w:cstheme="minorHAnsi"/>
+          <w:i/>
+          <w:iCs/>
+          <w:szCs w:val="28"/>
+          <w:lang w:val="sv-SE"/>
+        </w:rPr>
+        <w:t xml:space="preserve">. </w:t>
+      </w:r>
+    </w:p>
+    <w:p>
+      <w:pPr>
         <w:rPr>
           <w:rFonts w:cstheme="minorHAnsi"/>
           <w:i/>
@@ -1645,123 +1845,39 @@
           <w:szCs w:val="28"/>
           <w:lang w:val="sv-SE"/>
         </w:rPr>
-        <w:t xml:space="preserve"> sama-sama menambah nilai x sebesar 1, tetapi x++ (post-increment) menggunakan nilai x terlebih dahulu baru menambah 1, sedangkan ++x (pre-increment) menambah 1 terlebih dahulu baru menggunakan nilainya. Contoh x=5; y=x++; menghasilkan x=6, y=5, sedangkan x=5; y=++x; menghasilkan x=6, y=6.</w:t>
-      </w:r>
-    </w:p>
-    <w:p>
-      <w:pPr>
-        <w:rPr>
-          <w:rFonts w:cstheme="minorHAnsi"/>
+      </w:pPr>
+      <w:r>
+        <w:rPr>
+          <w:rFonts w:eastAsia="Calibri" w:cstheme="minorHAnsi"/>
           <w:i/>
           <w:iCs/>
+          <w:szCs w:val="28"/>
+          <w:lang w:val="sv-SE"/>
+        </w:rPr>
+        <w:br w:type="page"/>
+      </w:r>
+    </w:p>
+    <w:p>
+      <w:pPr>
+        <w:rPr>
+          <w:b/>
+          <w:bCs/>
+          <w:sz w:val="36"/>
+          <w:szCs w:val="36"/>
+          <w:lang w:val="sv-SE"/>
+        </w:rPr>
+      </w:pPr>
+      <w:r>
+        <w:rPr>
+          <w:rFonts w:eastAsia="Calibri"/>
+          <w:b/>
+          <w:bCs/>
           <w:sz w:val="28"/>
-          <w:szCs w:val="28"/>
-          <w:lang w:val="sv-SE"/>
-        </w:rPr>
-      </w:pPr>
-      <w:r>
-        <w:rPr>
-          <w:rFonts w:cstheme="minorHAnsi"/>
-          <w:i/>
-          <w:iCs/>
-          <w:sz w:val="28"/>
-          <w:szCs w:val="28"/>
-          <w:lang w:val="sv-SE"/>
-        </w:rPr>
-        <w:t xml:space="preserve">2. </w:t>
-      </w:r>
-      <w:r>
-        <w:rPr>
-          <w:rFonts w:cstheme="minorHAnsi"/>
-          <w:i/>
-          <w:iCs/>
-          <w:sz w:val="28"/>
-          <w:szCs w:val="28"/>
-          <w:lang w:val="sv-SE"/>
-        </w:rPr>
-        <w:t xml:space="preserve">int z = x ^ y; menggunakan operator </w:t>
-      </w:r>
-      <w:r>
-        <w:rPr>
-          <w:rFonts w:cstheme="minorHAnsi"/>
-          <w:b/>
-          <w:bCs/>
-          <w:i/>
-          <w:iCs/>
-          <w:sz w:val="28"/>
-          <w:szCs w:val="28"/>
-          <w:lang w:val="sv-SE"/>
-        </w:rPr>
-        <w:t>bitwise XOR</w:t>
-      </w:r>
-      <w:r>
-        <w:rPr>
-          <w:rFonts w:cstheme="minorHAnsi"/>
-          <w:i/>
-          <w:iCs/>
-          <w:sz w:val="28"/>
-          <w:szCs w:val="28"/>
-          <w:lang w:val="sv-SE"/>
-        </w:rPr>
-        <w:t xml:space="preserve">, bukan perpangkatan; setiap bit dibandingkan dengan aturan sama = 0 dan berbeda = 1. </w:t>
-      </w:r>
-      <w:r>
-        <w:rPr>
-          <w:rFonts w:cstheme="minorHAnsi"/>
-          <w:i/>
-          <w:iCs/>
-          <w:sz w:val="28"/>
-          <w:szCs w:val="28"/>
-          <w:lang w:val="sv-SE"/>
-        </w:rPr>
-        <w:t xml:space="preserve">Misalnya jika x=5 dan y=3, maka 5=0101 dan 3=0011, sehingga 0101 XOR 0011 = 0110 = 6, jadi </w:t>
-      </w:r>
-      <w:r>
-        <w:rPr>
-          <w:rFonts w:cstheme="minorHAnsi"/>
-          <w:b/>
-          <w:bCs/>
-          <w:i/>
-          <w:iCs/>
-          <w:sz w:val="28"/>
-          <w:szCs w:val="28"/>
-          <w:lang w:val="sv-SE"/>
-        </w:rPr>
-        <w:t>z = 6</w:t>
-      </w:r>
-      <w:r>
-        <w:rPr>
-          <w:rFonts w:cstheme="minorHAnsi"/>
-          <w:i/>
-          <w:iCs/>
-          <w:sz w:val="28"/>
-          <w:szCs w:val="28"/>
-          <w:lang w:val="sv-SE"/>
-        </w:rPr>
-        <w:t xml:space="preserve">. </w:t>
-      </w:r>
-    </w:p>
-    <w:p>
-      <w:pPr>
-        <w:rPr>
-          <w:rFonts w:cstheme="minorHAnsi"/>
-          <w:i/>
-          <w:iCs/>
-          <w:sz w:val="28"/>
-          <w:szCs w:val="28"/>
-          <w:lang w:val="sv-SE"/>
-        </w:rPr>
-      </w:pPr>
-      <w:r>
-        <w:rPr>
-          <w:rFonts w:cstheme="minorHAnsi"/>
-          <w:i/>
-          <w:iCs/>
-          <w:sz w:val="28"/>
-          <w:szCs w:val="28"/>
-          <w:lang w:val="sv-SE"/>
-        </w:rPr>
-        <w:br w:type="page"/>
+          <w:szCs w:val="36"/>
+          <w:lang w:val="sv-SE"/>
+        </w:rPr>
+        <w:lastRenderedPageBreak/>
+        <w:t>Percobaan 2 :</w:t>
       </w:r>
     </w:p>
     <w:p>
@@ -1776,94 +1892,4774 @@
       </w:pPr>
       <w:r>
         <w:rPr>
-          <w:b/>
-          <w:bCs/>
-          <w:sz w:val="32"/>
+          <w:rFonts w:eastAsia="Calibri"/>
+          <w:sz w:val="26"/>
           <w:szCs w:val="32"/>
           <w:lang w:val="sv-SE"/>
         </w:rPr>
+        <w:t xml:space="preserve">1. </w:t>
+      </w:r>
+      <w:r>
+        <w:rPr>
+          <w:rFonts w:eastAsia="Calibri"/>
+          <w:sz w:val="26"/>
+          <w:szCs w:val="32"/>
+          <w:lang w:val="sv-SE"/>
+        </w:rPr>
+        <w:t>Menjalankan Program yang sudah ditugaskan d</w:t>
+      </w:r>
+      <w:r>
+        <w:rPr>
+          <w:rFonts w:eastAsia="Calibri"/>
+          <w:sz w:val="26"/>
+          <w:szCs w:val="32"/>
+          <w:lang w:val="sv-SE"/>
+        </w:rPr>
+        <w:t>i Jobsheet Operator, Sequence, Flowchart, dan Pseudocode.</w:t>
+      </w:r>
+    </w:p>
+    <w:p>
+      <w:pPr>
+        <w:rPr>
+          <w:b/>
+          <w:lang w:val="sv-SE"/>
+        </w:rPr>
+      </w:pPr>
+      <w:r>
+        <w:rPr>
+          <w:rFonts w:eastAsia="Calibri"/>
+          <w:b/>
+          <w:lang w:val="sv-SE"/>
+        </w:rPr>
+        <w:t>2. Identifikasi Input, Output, dan Proses</w:t>
+      </w:r>
+    </w:p>
+    <w:p>
+      <w:pPr>
+        <w:rPr>
+          <w:lang w:val="sv-SE"/>
+        </w:rPr>
+      </w:pPr>
+      <w:r>
+        <w:rPr>
+          <w:rFonts w:eastAsia="Calibri"/>
+          <w:lang w:val="sv-SE"/>
+        </w:rPr>
+        <w:t>Input      : panjang, lebar</w:t>
+      </w:r>
+    </w:p>
+    <w:p>
+      <w:r>
+        <w:rPr>
+          <w:rFonts w:eastAsia="Calibri"/>
+        </w:rPr>
+        <w:t xml:space="preserve">Output   </w:t>
+      </w:r>
+      <w:proofErr w:type="gramStart"/>
+      <w:r>
+        <w:rPr>
+          <w:rFonts w:eastAsia="Calibri"/>
+        </w:rPr>
+        <w:t xml:space="preserve">  :</w:t>
+      </w:r>
+      <w:proofErr w:type="gramEnd"/>
+      <w:r>
+        <w:rPr>
+          <w:rFonts w:eastAsia="Calibri"/>
+        </w:rPr>
+        <w:t xml:space="preserve"> luas</w:t>
+      </w:r>
+    </w:p>
+    <w:p>
+      <w:r>
+        <w:rPr>
+          <w:rFonts w:eastAsia="Calibri"/>
+        </w:rPr>
+        <w:t xml:space="preserve">Proses   </w:t>
+      </w:r>
+      <w:proofErr w:type="gramStart"/>
+      <w:r>
+        <w:rPr>
+          <w:rFonts w:eastAsia="Calibri"/>
+        </w:rPr>
+        <w:t xml:space="preserve">  :</w:t>
+      </w:r>
+      <w:proofErr w:type="gramEnd"/>
+    </w:p>
+    <w:p>
+      <w:r>
+        <w:rPr>
+          <w:rFonts w:eastAsia="Calibri"/>
+        </w:rPr>
+        <w:t xml:space="preserve">   1. Input panjang, lebar</w:t>
+      </w:r>
+    </w:p>
+    <w:p>
+      <w:r>
+        <w:rPr>
+          <w:rFonts w:eastAsia="Calibri"/>
+        </w:rPr>
+        <w:t xml:space="preserve">   2. luas = panjang x lebar</w:t>
+      </w:r>
+    </w:p>
+    <w:p>
+      <w:r>
+        <w:rPr>
+          <w:rFonts w:eastAsia="Calibri"/>
+        </w:rPr>
+        <w:t xml:space="preserve">   3. Output </w:t>
+      </w:r>
+      <w:proofErr w:type="spellStart"/>
+      <w:r>
+        <w:rPr>
+          <w:rFonts w:eastAsia="Calibri"/>
+        </w:rPr>
+        <w:t>luas</w:t>
+      </w:r>
+      <w:proofErr w:type="spellEnd"/>
+    </w:p>
+    <w:p>
+      <w:pPr>
+        <w:rPr>
+          <w:lang w:val="sv-SE"/>
+        </w:rPr>
+      </w:pPr>
+      <w:r>
+        <w:rPr>
+          <w:rFonts w:eastAsia="Calibri"/>
+          <w:b/>
+          <w:lang w:val="sv-SE"/>
+        </w:rPr>
+        <w:t>3. Identifikasi Variabel dan Jenis Data</w:t>
+      </w:r>
+    </w:p>
+    <w:tbl>
+      <w:tblPr>
+        <w:tblW w:w="0" w:type="auto"/>
+        <w:jc w:val="center"/>
+        <w:tblBorders>
+          <w:top w:val="single" w:sz="4" w:space="0" w:color="000000"/>
+          <w:left w:val="single" w:sz="4" w:space="0" w:color="000000"/>
+          <w:bottom w:val="single" w:sz="4" w:space="0" w:color="000000"/>
+          <w:right w:val="single" w:sz="4" w:space="0" w:color="000000"/>
+          <w:insideH w:val="single" w:sz="4" w:space="0" w:color="000000"/>
+          <w:insideV w:val="single" w:sz="4" w:space="0" w:color="000000"/>
+        </w:tblBorders>
+        <w:tblLook w:val="04A0" w:firstRow="1" w:lastRow="0" w:firstColumn="1" w:lastColumn="0" w:noHBand="0" w:noVBand="1"/>
+      </w:tblPr>
+      <w:tblGrid>
+        <w:gridCol w:w="4508"/>
+        <w:gridCol w:w="4508"/>
+      </w:tblGrid>
+      <w:tr>
+        <w:trPr>
+          <w:jc w:val="center"/>
+        </w:trPr>
+        <w:tc>
+          <w:tcPr>
+            <w:tcW w:w="4513" w:type="dxa"/>
+          </w:tcPr>
+          <w:p>
+            <w:proofErr w:type="spellStart"/>
+            <w:r>
+              <w:rPr>
+                <w:b/>
+                <w:sz w:val="21"/>
+              </w:rPr>
+              <w:t>Variabel</w:t>
+            </w:r>
+            <w:proofErr w:type="spellEnd"/>
+          </w:p>
+        </w:tc>
+        <w:tc>
+          <w:tcPr>
+            <w:tcW w:w="4513" w:type="dxa"/>
+          </w:tcPr>
+          <w:p>
+            <w:r>
+              <w:rPr>
+                <w:b/>
+                <w:sz w:val="21"/>
+              </w:rPr>
+              <w:t>Jenis Data</w:t>
+            </w:r>
+          </w:p>
+        </w:tc>
+      </w:tr>
+      <w:tr>
+        <w:trPr>
+          <w:jc w:val="center"/>
+        </w:trPr>
+        <w:tc>
+          <w:tcPr>
+            <w:tcW w:w="4513" w:type="dxa"/>
+          </w:tcPr>
+          <w:p>
+            <w:r>
+              <w:rPr>
+                <w:sz w:val="21"/>
+              </w:rPr>
+              <w:t>panjang</w:t>
+            </w:r>
+          </w:p>
+        </w:tc>
+        <w:tc>
+          <w:tcPr>
+            <w:tcW w:w="4513" w:type="dxa"/>
+          </w:tcPr>
+          <w:p>
+            <w:r>
+              <w:rPr>
+                <w:sz w:val="21"/>
+              </w:rPr>
+              <w:t>int</w:t>
+            </w:r>
+          </w:p>
+        </w:tc>
+      </w:tr>
+      <w:tr>
+        <w:trPr>
+          <w:jc w:val="center"/>
+        </w:trPr>
+        <w:tc>
+          <w:tcPr>
+            <w:tcW w:w="4513" w:type="dxa"/>
+          </w:tcPr>
+          <w:p>
+            <w:r>
+              <w:rPr>
+                <w:sz w:val="21"/>
+              </w:rPr>
+              <w:t>lebar</w:t>
+            </w:r>
+          </w:p>
+        </w:tc>
+        <w:tc>
+          <w:tcPr>
+            <w:tcW w:w="4513" w:type="dxa"/>
+          </w:tcPr>
+          <w:p>
+            <w:r>
+              <w:rPr>
+                <w:sz w:val="21"/>
+              </w:rPr>
+              <w:t>int</w:t>
+            </w:r>
+          </w:p>
+        </w:tc>
+      </w:tr>
+      <w:tr>
+        <w:trPr>
+          <w:jc w:val="center"/>
+        </w:trPr>
+        <w:tc>
+          <w:tcPr>
+            <w:tcW w:w="4513" w:type="dxa"/>
+          </w:tcPr>
+          <w:p>
+            <w:r>
+              <w:rPr>
+                <w:sz w:val="21"/>
+              </w:rPr>
+              <w:t>luas</w:t>
+            </w:r>
+          </w:p>
+        </w:tc>
+        <w:tc>
+          <w:tcPr>
+            <w:tcW w:w="4513" w:type="dxa"/>
+          </w:tcPr>
+          <w:p>
+            <w:r>
+              <w:rPr>
+                <w:sz w:val="21"/>
+              </w:rPr>
+              <w:t>int</w:t>
+            </w:r>
+          </w:p>
+        </w:tc>
+      </w:tr>
+    </w:tbl>
+    <w:p/>
+    <w:p>
+      <w:pPr>
+        <w:rPr>
+          <w:rFonts w:eastAsia="Calibri"/>
+          <w:b/>
+        </w:rPr>
+      </w:pPr>
+    </w:p>
+    <w:p>
+      <w:pPr>
+        <w:rPr>
+          <w:rFonts w:eastAsia="Calibri"/>
+          <w:b/>
+        </w:rPr>
+      </w:pPr>
+    </w:p>
+    <w:p>
+      <w:pPr>
+        <w:rPr>
+          <w:rFonts w:eastAsia="Calibri"/>
+          <w:b/>
+        </w:rPr>
+      </w:pPr>
+      <w:r>
+        <w:rPr>
+          <w:rFonts w:eastAsia="Calibri"/>
+          <w:b/>
+        </w:rPr>
+        <w:br w:type="page"/>
+      </w:r>
+    </w:p>
+    <w:p>
+      <w:pPr>
+        <w:rPr>
+          <w:sz w:val="24"/>
+          <w:szCs w:val="24"/>
+        </w:rPr>
+      </w:pPr>
+      <w:r>
+        <w:rPr>
+          <w:rFonts w:eastAsia="Calibri"/>
+          <w:b/>
+          <w:sz w:val="24"/>
+          <w:szCs w:val="24"/>
+        </w:rPr>
         <w:lastRenderedPageBreak/>
-        <w:t xml:space="preserve">Percobaan </w:t>
-      </w:r>
-      <w:r>
-        <w:rPr>
-          <w:b/>
-          <w:bCs/>
-          <w:sz w:val="32"/>
-          <w:szCs w:val="32"/>
-          <w:lang w:val="sv-SE"/>
-        </w:rPr>
-        <w:t>2</w:t>
-      </w:r>
-      <w:r>
-        <w:rPr>
-          <w:b/>
-          <w:bCs/>
-          <w:sz w:val="32"/>
-          <w:szCs w:val="32"/>
-          <w:lang w:val="sv-SE"/>
+        <w:t>4. Implementasi ke Flowchart dan Pseudocode</w:t>
+      </w:r>
+    </w:p>
+    <w:p>
+      <w:pPr>
+        <w:jc w:val="center"/>
+      </w:pPr>
+      <w:r>
+        <w:rPr>
+          <w:rFonts w:eastAsia="Calibri"/>
+          <w:noProof/>
+        </w:rPr>
+        <w:drawing>
+          <wp:inline distT="0" distB="0" distL="0" distR="0" wp14:anchorId="685BFB73" wp14:editId="2BCA6908">
+            <wp:extent cx="3931920" cy="6149778"/>
+            <wp:effectExtent l="0" t="0" r="0" b="0"/>
+            <wp:docPr id="1653531136" name="Picture 1653531136"/>
+            <wp:cNvGraphicFramePr>
+              <a:graphicFrameLocks xmlns:a="http://schemas.openxmlformats.org/drawingml/2006/main" noChangeAspect="1"/>
+            </wp:cNvGraphicFramePr>
+            <a:graphic xmlns:a="http://schemas.openxmlformats.org/drawingml/2006/main">
+              <a:graphicData uri="http://schemas.openxmlformats.org/drawingml/2006/picture">
+                <pic:pic xmlns:pic="http://schemas.openxmlformats.org/drawingml/2006/picture">
+                  <pic:nvPicPr>
+                    <pic:cNvPr id="0" name="fc2.png"/>
+                    <pic:cNvPicPr/>
+                  </pic:nvPicPr>
+                  <pic:blipFill>
+                    <a:blip r:embed="rId9"/>
+                    <a:stretch>
+                      <a:fillRect/>
+                    </a:stretch>
+                  </pic:blipFill>
+                  <pic:spPr>
+                    <a:xfrm>
+                      <a:off x="0" y="0"/>
+                      <a:ext cx="3931920" cy="6149778"/>
+                    </a:xfrm>
+                    <a:prstGeom prst="rect">
+                      <a:avLst/>
+                    </a:prstGeom>
+                  </pic:spPr>
+                </pic:pic>
+              </a:graphicData>
+            </a:graphic>
+          </wp:inline>
+        </w:drawing>
+      </w:r>
+    </w:p>
+    <w:p/>
+    <w:p>
+      <w:pPr>
+        <w:rPr>
+          <w:lang w:val="sv-SE"/>
+        </w:rPr>
+      </w:pPr>
+      <w:r>
+        <w:rPr>
+          <w:rFonts w:eastAsia="Calibri"/>
+          <w:b/>
+          <w:lang w:val="sv-SE"/>
+        </w:rPr>
+        <w:t>Pseudocode :</w:t>
+      </w:r>
+    </w:p>
+    <w:p>
+      <w:pPr>
+        <w:spacing w:after="0"/>
+        <w:rPr>
+          <w:lang w:val="sv-SE"/>
+        </w:rPr>
+      </w:pPr>
+      <w:r>
+        <w:rPr>
+          <w:rFonts w:ascii="Courier New" w:eastAsia="Courier New" w:hAnsi="Courier New"/>
+          <w:sz w:val="20"/>
+          <w:lang w:val="sv-SE"/>
+        </w:rPr>
+        <w:t>PROGRAM</w:t>
+      </w:r>
+    </w:p>
+    <w:p>
+      <w:pPr>
+        <w:spacing w:after="0"/>
+        <w:rPr>
+          <w:lang w:val="sv-SE"/>
+        </w:rPr>
+      </w:pPr>
+      <w:r>
+        <w:rPr>
+          <w:rFonts w:ascii="Courier New" w:eastAsia="Courier New" w:hAnsi="Courier New"/>
+          <w:sz w:val="20"/>
+          <w:lang w:val="sv-SE"/>
+        </w:rPr>
+        <w:t>MenghitungLuasPersegiPanjang18</w:t>
+      </w:r>
+    </w:p>
+    <w:p>
+      <w:pPr>
+        <w:spacing w:after="0"/>
+        <w:rPr>
+          <w:lang w:val="sv-SE"/>
+        </w:rPr>
+      </w:pPr>
+      <w:r>
+        <w:rPr>
+          <w:rFonts w:ascii="Courier New" w:eastAsia="Courier New" w:hAnsi="Courier New"/>
+          <w:sz w:val="20"/>
+          <w:lang w:val="sv-SE"/>
+        </w:rPr>
+        <w:t xml:space="preserve"> </w:t>
+      </w:r>
+    </w:p>
+    <w:p>
+      <w:pPr>
+        <w:spacing w:after="0"/>
+        <w:rPr>
+          <w:lang w:val="sv-SE"/>
+        </w:rPr>
+      </w:pPr>
+      <w:r>
+        <w:rPr>
+          <w:rFonts w:ascii="Courier New" w:eastAsia="Courier New" w:hAnsi="Courier New"/>
+          <w:sz w:val="20"/>
+          <w:lang w:val="sv-SE"/>
+        </w:rPr>
+        <w:t>DEKLARASI</w:t>
+      </w:r>
+    </w:p>
+    <w:p>
+      <w:pPr>
+        <w:spacing w:after="0"/>
+        <w:rPr>
+          <w:lang w:val="sv-SE"/>
+        </w:rPr>
+      </w:pPr>
+      <w:r>
+        <w:rPr>
+          <w:rFonts w:ascii="Courier New" w:eastAsia="Courier New" w:hAnsi="Courier New"/>
+          <w:sz w:val="20"/>
+          <w:lang w:val="sv-SE"/>
+        </w:rPr>
+        <w:t>panjang : int</w:t>
+      </w:r>
+    </w:p>
+    <w:p>
+      <w:pPr>
+        <w:spacing w:after="0"/>
+        <w:rPr>
+          <w:lang w:val="sv-SE"/>
+        </w:rPr>
+      </w:pPr>
+      <w:r>
+        <w:rPr>
+          <w:rFonts w:ascii="Courier New" w:eastAsia="Courier New" w:hAnsi="Courier New"/>
+          <w:sz w:val="20"/>
+          <w:lang w:val="sv-SE"/>
+        </w:rPr>
+        <w:t>lebar   : int</w:t>
+      </w:r>
+    </w:p>
+    <w:p>
+      <w:pPr>
+        <w:spacing w:after="0"/>
+        <w:rPr>
+          <w:lang w:val="sv-SE"/>
+        </w:rPr>
+      </w:pPr>
+      <w:r>
+        <w:rPr>
+          <w:rFonts w:ascii="Courier New" w:eastAsia="Courier New" w:hAnsi="Courier New"/>
+          <w:sz w:val="20"/>
+          <w:lang w:val="sv-SE"/>
+        </w:rPr>
+        <w:t>luas    : int</w:t>
+      </w:r>
+    </w:p>
+    <w:p>
+      <w:pPr>
+        <w:spacing w:after="0"/>
+        <w:rPr>
+          <w:lang w:val="sv-SE"/>
+        </w:rPr>
+      </w:pPr>
+      <w:r>
+        <w:rPr>
+          <w:rFonts w:ascii="Courier New" w:eastAsia="Courier New" w:hAnsi="Courier New"/>
+          <w:sz w:val="20"/>
+          <w:lang w:val="sv-SE"/>
+        </w:rPr>
+        <w:t xml:space="preserve"> </w:t>
+      </w:r>
+    </w:p>
+    <w:p>
+      <w:pPr>
+        <w:spacing w:after="0"/>
+        <w:rPr>
+          <w:lang w:val="sv-SE"/>
+        </w:rPr>
+      </w:pPr>
+      <w:r>
+        <w:rPr>
+          <w:rFonts w:ascii="Courier New" w:eastAsia="Courier New" w:hAnsi="Courier New"/>
+          <w:sz w:val="20"/>
+          <w:lang w:val="sv-SE"/>
+        </w:rPr>
+        <w:t>ALGORITMA</w:t>
+      </w:r>
+    </w:p>
+    <w:p>
+      <w:pPr>
+        <w:spacing w:after="0"/>
+        <w:rPr>
+          <w:lang w:val="sv-SE"/>
+        </w:rPr>
+      </w:pPr>
+      <w:r>
+        <w:rPr>
+          <w:rFonts w:ascii="Courier New" w:eastAsia="Courier New" w:hAnsi="Courier New"/>
+          <w:sz w:val="20"/>
+          <w:lang w:val="sv-SE"/>
+        </w:rPr>
+        <w:t>Input panjang</w:t>
+      </w:r>
+    </w:p>
+    <w:p>
+      <w:pPr>
+        <w:spacing w:after="0"/>
+        <w:rPr>
+          <w:lang w:val="sv-SE"/>
+        </w:rPr>
+      </w:pPr>
+      <w:r>
+        <w:rPr>
+          <w:rFonts w:ascii="Courier New" w:eastAsia="Courier New" w:hAnsi="Courier New"/>
+          <w:sz w:val="20"/>
+          <w:lang w:val="sv-SE"/>
+        </w:rPr>
+        <w:lastRenderedPageBreak/>
+        <w:t>Input lebar</w:t>
+      </w:r>
+    </w:p>
+    <w:p>
+      <w:pPr>
+        <w:spacing w:after="0"/>
+        <w:rPr>
+          <w:lang w:val="sv-SE"/>
+        </w:rPr>
+      </w:pPr>
+      <w:r>
+        <w:rPr>
+          <w:rFonts w:ascii="Courier New" w:eastAsia="Courier New" w:hAnsi="Courier New"/>
+          <w:sz w:val="20"/>
+          <w:lang w:val="sv-SE"/>
+        </w:rPr>
+        <w:t>luas &lt;- panjang * lebar</w:t>
+      </w:r>
+    </w:p>
+    <w:p>
+      <w:pPr>
+        <w:spacing w:after="0"/>
+        <w:rPr>
+          <w:lang w:val="sv-SE"/>
+        </w:rPr>
+      </w:pPr>
+      <w:r>
+        <w:rPr>
+          <w:rFonts w:ascii="Courier New" w:eastAsia="Courier New" w:hAnsi="Courier New"/>
+          <w:sz w:val="20"/>
+          <w:lang w:val="sv-SE"/>
+        </w:rPr>
+        <w:t>Output (luas)</w:t>
+      </w:r>
+    </w:p>
+    <w:p>
+      <w:pPr>
+        <w:rPr>
+          <w:lang w:val="sv-SE"/>
+        </w:rPr>
+      </w:pPr>
+    </w:p>
+    <w:p>
+      <w:pPr>
+        <w:rPr>
+          <w:lang w:val="sv-SE"/>
+        </w:rPr>
+      </w:pPr>
+      <w:r>
+        <w:rPr>
+          <w:rFonts w:eastAsia="Calibri"/>
+          <w:b/>
+          <w:lang w:val="sv-SE"/>
+        </w:rPr>
+        <w:t>5. Implementasi ke Kode Program</w:t>
+      </w:r>
+    </w:p>
+    <w:p>
+      <w:pPr>
+        <w:rPr>
+          <w:lang w:val="sv-SE"/>
+        </w:rPr>
+      </w:pPr>
+      <w:r>
+        <w:rPr>
+          <w:rFonts w:ascii="Courier New" w:eastAsia="Courier New" w:hAnsi="Courier New"/>
+          <w:sz w:val="20"/>
+          <w:lang w:val="sv-SE"/>
+        </w:rPr>
+        <w:drawing>
+          <wp:inline distT="0" distB="0" distL="0" distR="0" wp14:anchorId="1D72722F" wp14:editId="4C5D616A">
+            <wp:extent cx="5406973" cy="2472855"/>
+            <wp:effectExtent l="0" t="0" r="3810" b="3810"/>
+            <wp:docPr id="259984128" name="Picture 1"/>
+            <wp:cNvGraphicFramePr>
+              <a:graphicFrameLocks xmlns:a="http://schemas.openxmlformats.org/drawingml/2006/main" noChangeAspect="1"/>
+            </wp:cNvGraphicFramePr>
+            <a:graphic xmlns:a="http://schemas.openxmlformats.org/drawingml/2006/main">
+              <a:graphicData uri="http://schemas.openxmlformats.org/drawingml/2006/picture">
+                <pic:pic xmlns:pic="http://schemas.openxmlformats.org/drawingml/2006/picture">
+                  <pic:nvPicPr>
+                    <pic:cNvPr id="259984128" name=""/>
+                    <pic:cNvPicPr/>
+                  </pic:nvPicPr>
+                  <pic:blipFill>
+                    <a:blip r:embed="rId10"/>
+                    <a:stretch>
+                      <a:fillRect/>
+                    </a:stretch>
+                  </pic:blipFill>
+                  <pic:spPr>
+                    <a:xfrm>
+                      <a:off x="0" y="0"/>
+                      <a:ext cx="5419272" cy="2478480"/>
+                    </a:xfrm>
+                    <a:prstGeom prst="rect">
+                      <a:avLst/>
+                    </a:prstGeom>
+                  </pic:spPr>
+                </pic:pic>
+              </a:graphicData>
+            </a:graphic>
+          </wp:inline>
+        </w:drawing>
+      </w:r>
+      <w:r>
+        <w:rPr>
+          <w:rFonts w:eastAsia="Calibri"/>
+          <w:b/>
+          <w:sz w:val="28"/>
+          <w:szCs w:val="24"/>
+          <w:lang w:val="sv-SE"/>
+        </w:rPr>
+        <w:t>Output</w:t>
+      </w:r>
+    </w:p>
+    <w:p>
+      <w:pPr>
+        <w:spacing w:after="0"/>
+        <w:rPr>
+          <w:lang w:val="sv-SE"/>
+        </w:rPr>
+      </w:pPr>
+      <w:r>
+        <w:rPr>
+          <w:rFonts w:ascii="Courier New" w:eastAsia="Courier New" w:hAnsi="Courier New"/>
+          <w:sz w:val="20"/>
+          <w:lang w:val="sv-SE"/>
+        </w:rPr>
+        <w:t>Luas persegi adalah 6000</w:t>
+      </w:r>
+    </w:p>
+    <w:p>
+      <w:pPr>
+        <w:rPr>
+          <w:lang w:val="sv-SE"/>
+        </w:rPr>
+      </w:pPr>
+    </w:p>
+    <w:p>
+      <w:pPr>
+        <w:rPr>
+          <w:sz w:val="24"/>
+          <w:szCs w:val="24"/>
+          <w:lang w:val="sv-SE"/>
+        </w:rPr>
+      </w:pPr>
+      <w:r>
+        <w:rPr>
+          <w:rFonts w:eastAsia="Calibri"/>
+          <w:b/>
+          <w:sz w:val="28"/>
+          <w:szCs w:val="24"/>
+          <w:lang w:val="sv-SE"/>
+        </w:rPr>
+        <w:t>Pertanyaan :</w:t>
+      </w:r>
+    </w:p>
+    <w:p>
+      <w:pPr>
+        <w:rPr>
+          <w:lang w:val="sv-SE"/>
+        </w:rPr>
+      </w:pPr>
+      <w:r>
+        <w:rPr>
+          <w:rFonts w:eastAsia="Calibri"/>
+          <w:lang w:val="sv-SE"/>
+        </w:rPr>
+        <w:t>1. Jelaskan mengapa harus melakukan deklarasi Scanner di praktikum percobaan 2 diatas?</w:t>
+      </w:r>
+    </w:p>
+    <w:p>
+      <w:pPr>
+        <w:rPr>
+          <w:lang w:val="sv-SE"/>
+        </w:rPr>
+      </w:pPr>
+      <w:r>
+        <w:rPr>
+          <w:rFonts w:eastAsia="Calibri"/>
+          <w:lang w:val="sv-SE"/>
+        </w:rPr>
+        <w:t>2. Jelaskan apa kegunaan potongan program dibawah ini!</w:t>
+      </w:r>
+    </w:p>
+    <w:p>
+      <w:pPr>
+        <w:spacing w:after="0"/>
+        <w:rPr>
+          <w:lang w:val="sv-SE"/>
+        </w:rPr>
+      </w:pPr>
+      <w:r>
+        <w:rPr>
+          <w:rFonts w:ascii="Courier New" w:eastAsia="Courier New" w:hAnsi="Courier New"/>
+          <w:sz w:val="20"/>
+          <w:lang w:val="sv-SE"/>
+        </w:rPr>
+        <w:t>panjang = sc.nextInt();</w:t>
+      </w:r>
+    </w:p>
+    <w:p>
+      <w:pPr>
+        <w:spacing w:after="0"/>
+        <w:rPr>
+          <w:lang w:val="sv-SE"/>
+        </w:rPr>
+      </w:pPr>
+      <w:r>
+        <w:rPr>
+          <w:rFonts w:ascii="Courier New" w:eastAsia="Courier New" w:hAnsi="Courier New"/>
+          <w:sz w:val="20"/>
+          <w:lang w:val="sv-SE"/>
+        </w:rPr>
+        <w:t>lebar = sc.nextInt();</w:t>
+      </w:r>
+    </w:p>
+    <w:p>
+      <w:pPr>
+        <w:rPr>
+          <w:lang w:val="sv-SE"/>
+        </w:rPr>
+      </w:pPr>
+    </w:p>
+    <w:p>
+      <w:pPr>
+        <w:rPr>
+          <w:sz w:val="24"/>
+          <w:szCs w:val="24"/>
+          <w:lang w:val="sv-SE"/>
+        </w:rPr>
+      </w:pPr>
+      <w:r>
+        <w:rPr>
+          <w:rFonts w:eastAsia="Calibri"/>
+          <w:b/>
+          <w:sz w:val="28"/>
+          <w:szCs w:val="24"/>
+          <w:lang w:val="sv-SE"/>
+        </w:rPr>
+        <w:t>Jawaban :</w:t>
+      </w:r>
+    </w:p>
+    <w:p>
+      <w:pPr>
+        <w:rPr>
+          <w:lang w:val="sv-SE"/>
+        </w:rPr>
+      </w:pPr>
+      <w:r>
+        <w:rPr>
+          <w:rFonts w:eastAsia="Calibri"/>
+          <w:i/>
+          <w:lang w:val="sv-SE"/>
+        </w:rPr>
+        <w:t xml:space="preserve">1. </w:t>
+      </w:r>
+      <w:r>
+        <w:rPr>
+          <w:rFonts w:eastAsia="Calibri"/>
+          <w:b/>
+          <w:i/>
+          <w:lang w:val="sv-SE"/>
+        </w:rPr>
+        <w:t>Deklarasi Scanner</w:t>
+      </w:r>
+      <w:r>
+        <w:rPr>
+          <w:rFonts w:eastAsia="Calibri"/>
+          <w:i/>
+          <w:lang w:val="sv-SE"/>
+        </w:rPr>
+        <w:t xml:space="preserve"> diperlukan agar program dapat membaca data yang dimasukkan pengguna melalui keyboard (input dari console). Tanpa objek Scanner, program tidak memiliki cara untuk menerima nilai panjang dan lebar dari luar program, sehingga nilai tersebut harus ditulis tetap (hardcode) di dalam kode.</w:t>
+      </w:r>
+    </w:p>
+    <w:p>
+      <w:pPr>
+        <w:rPr>
+          <w:lang w:val="sv-SE"/>
+        </w:rPr>
+      </w:pPr>
+      <w:r>
+        <w:rPr>
+          <w:rFonts w:eastAsia="Calibri"/>
+          <w:i/>
+          <w:lang w:val="sv-SE"/>
+        </w:rPr>
+        <w:t xml:space="preserve">2. </w:t>
+      </w:r>
+      <w:r>
+        <w:rPr>
+          <w:rFonts w:eastAsia="Calibri"/>
+          <w:b/>
+          <w:i/>
+          <w:lang w:val="sv-SE"/>
+        </w:rPr>
+        <w:t>panjang = sc.nextInt(); dan lebar = sc.nextInt();</w:t>
+      </w:r>
+      <w:r>
+        <w:rPr>
+          <w:rFonts w:eastAsia="Calibri"/>
+          <w:i/>
+          <w:lang w:val="sv-SE"/>
+        </w:rPr>
+        <w:t xml:space="preserve"> berfungsi untuk mengambil nilai integer yang diketikkan pengguna pada program lalu menyimpannya ke dalam variabel panjang dan lebar, sehingga nilai tersebut dapat digunakan pada proses perhitungan luas selanjutnya.</w:t>
+      </w:r>
+    </w:p>
+    <w:p>
+      <w:pPr>
+        <w:rPr>
+          <w:lang w:val="sv-SE"/>
+        </w:rPr>
+      </w:pPr>
+      <w:r>
+        <w:rPr>
+          <w:lang w:val="sv-SE"/>
+        </w:rPr>
+        <w:br/>
+      </w:r>
+    </w:p>
+    <w:p>
+      <w:pPr>
+        <w:rPr>
+          <w:lang w:val="sv-SE"/>
+        </w:rPr>
+      </w:pPr>
+      <w:r>
+        <w:rPr>
+          <w:lang w:val="sv-SE"/>
+        </w:rPr>
+        <w:br w:type="page"/>
+      </w:r>
+    </w:p>
+    <w:p>
+      <w:pPr>
+        <w:rPr>
+          <w:sz w:val="24"/>
+          <w:szCs w:val="24"/>
+          <w:lang w:val="sv-SE"/>
+        </w:rPr>
+      </w:pPr>
+      <w:r>
+        <w:rPr>
+          <w:rFonts w:eastAsia="Calibri"/>
+          <w:b/>
+          <w:sz w:val="28"/>
+          <w:szCs w:val="24"/>
+          <w:lang w:val="sv-SE"/>
+        </w:rPr>
+        <w:lastRenderedPageBreak/>
+        <w:t>Percobaan 3 :</w:t>
+      </w:r>
+    </w:p>
+    <w:p>
+      <w:pPr>
+        <w:rPr>
+          <w:sz w:val="24"/>
+          <w:szCs w:val="24"/>
+          <w:lang w:val="sv-SE"/>
+        </w:rPr>
+      </w:pPr>
+      <w:r>
+        <w:rPr>
+          <w:rFonts w:eastAsia="Calibri"/>
+          <w:sz w:val="24"/>
+          <w:szCs w:val="24"/>
+          <w:lang w:val="sv-SE"/>
+        </w:rPr>
+        <w:t>1. Menjalankan Program yang sudah ditugaskan di Jobsheet Operator, Sequence, Flowchart, dan Pseudocode.</w:t>
+      </w:r>
+    </w:p>
+    <w:p>
+      <w:pPr>
+        <w:rPr>
+          <w:lang w:val="sv-SE"/>
+        </w:rPr>
+      </w:pPr>
+    </w:p>
+    <w:p>
+      <w:pPr>
+        <w:rPr>
+          <w:sz w:val="24"/>
+          <w:szCs w:val="24"/>
+          <w:lang w:val="sv-SE"/>
+        </w:rPr>
+      </w:pPr>
+      <w:r>
+        <w:rPr>
+          <w:rFonts w:eastAsia="Calibri"/>
+          <w:b/>
+          <w:sz w:val="24"/>
+          <w:szCs w:val="24"/>
+          <w:lang w:val="sv-SE"/>
+        </w:rPr>
+        <w:t>2. Identifikasi Input, Output, dan Proses</w:t>
+      </w:r>
+    </w:p>
+    <w:p>
+      <w:pPr>
+        <w:rPr>
+          <w:lang w:val="sv-SE"/>
+        </w:rPr>
+      </w:pPr>
+      <w:r>
+        <w:rPr>
+          <w:rFonts w:eastAsia="Calibri"/>
+          <w:lang w:val="sv-SE"/>
+        </w:rPr>
+        <w:t>Input      : harga</w:t>
+      </w:r>
+    </w:p>
+    <w:p>
+      <w:pPr>
+        <w:rPr>
+          <w:lang w:val="sv-SE"/>
+        </w:rPr>
+      </w:pPr>
+      <w:r>
+        <w:rPr>
+          <w:rFonts w:eastAsia="Calibri"/>
+          <w:lang w:val="sv-SE"/>
+        </w:rPr>
+        <w:t>Output     : potongan, jml_bayar</w:t>
+      </w:r>
+    </w:p>
+    <w:p>
+      <w:r>
+        <w:rPr>
+          <w:rFonts w:eastAsia="Calibri"/>
+        </w:rPr>
+        <w:t xml:space="preserve">Data </w:t>
+      </w:r>
+      <w:proofErr w:type="gramStart"/>
+      <w:r>
+        <w:rPr>
+          <w:rFonts w:eastAsia="Calibri"/>
+        </w:rPr>
+        <w:t>lain  :</w:t>
+      </w:r>
+      <w:proofErr w:type="gramEnd"/>
+      <w:r>
+        <w:rPr>
+          <w:rFonts w:eastAsia="Calibri"/>
+        </w:rPr>
+        <w:t xml:space="preserve"> </w:t>
+      </w:r>
+      <w:proofErr w:type="spellStart"/>
+      <w:r>
+        <w:rPr>
+          <w:rFonts w:eastAsia="Calibri"/>
+        </w:rPr>
+        <w:t>diskon</w:t>
+      </w:r>
+      <w:proofErr w:type="spellEnd"/>
+      <w:r>
+        <w:rPr>
+          <w:rFonts w:eastAsia="Calibri"/>
+        </w:rPr>
+        <w:t xml:space="preserve"> = 0.15</w:t>
+      </w:r>
+    </w:p>
+    <w:p>
+      <w:r>
+        <w:rPr>
+          <w:rFonts w:eastAsia="Calibri"/>
+        </w:rPr>
+        <w:t xml:space="preserve">Proses   </w:t>
+      </w:r>
+      <w:proofErr w:type="gramStart"/>
+      <w:r>
+        <w:rPr>
+          <w:rFonts w:eastAsia="Calibri"/>
+        </w:rPr>
+        <w:t xml:space="preserve">  :</w:t>
+      </w:r>
+      <w:proofErr w:type="gramEnd"/>
+    </w:p>
+    <w:p>
+      <w:r>
+        <w:rPr>
+          <w:rFonts w:eastAsia="Calibri"/>
+        </w:rPr>
+        <w:t xml:space="preserve">   1. Input harga</w:t>
+      </w:r>
+    </w:p>
+    <w:p>
+      <w:pPr>
+        <w:rPr>
+          <w:lang w:val="sv-SE"/>
+        </w:rPr>
+      </w:pPr>
+      <w:r>
+        <w:rPr>
+          <w:rFonts w:eastAsia="Calibri"/>
+        </w:rPr>
+        <w:t xml:space="preserve">   </w:t>
+      </w:r>
+      <w:r>
+        <w:rPr>
+          <w:rFonts w:eastAsia="Calibri"/>
+          <w:lang w:val="sv-SE"/>
+        </w:rPr>
+        <w:t>2. potongan = diskon x harga</w:t>
+      </w:r>
+    </w:p>
+    <w:p>
+      <w:pPr>
+        <w:rPr>
+          <w:lang w:val="sv-SE"/>
+        </w:rPr>
+      </w:pPr>
+      <w:r>
+        <w:rPr>
+          <w:rFonts w:eastAsia="Calibri"/>
+          <w:lang w:val="sv-SE"/>
+        </w:rPr>
+        <w:t xml:space="preserve">   3. jml_bayar = harga - potongan</w:t>
+      </w:r>
+    </w:p>
+    <w:p>
+      <w:r>
+        <w:rPr>
+          <w:rFonts w:eastAsia="Calibri"/>
+          <w:lang w:val="sv-SE"/>
+        </w:rPr>
+        <w:t xml:space="preserve">   </w:t>
+      </w:r>
+      <w:r>
+        <w:rPr>
+          <w:rFonts w:eastAsia="Calibri"/>
+        </w:rPr>
+        <w:t>4. Output potongan, jml_bayar</w:t>
+      </w:r>
+    </w:p>
+    <w:p/>
+    <w:p>
+      <w:r>
+        <w:rPr>
+          <w:rFonts w:eastAsia="Calibri"/>
+          <w:b/>
+        </w:rPr>
+        <w:t>3. Identifikasi Variabel dan Jenis Data</w:t>
+      </w:r>
+    </w:p>
+    <w:tbl>
+      <w:tblPr>
+        <w:tblW w:w="0" w:type="auto"/>
+        <w:jc w:val="center"/>
+        <w:tblBorders>
+          <w:top w:val="single" w:sz="4" w:space="0" w:color="000000"/>
+          <w:left w:val="single" w:sz="4" w:space="0" w:color="000000"/>
+          <w:bottom w:val="single" w:sz="4" w:space="0" w:color="000000"/>
+          <w:right w:val="single" w:sz="4" w:space="0" w:color="000000"/>
+          <w:insideH w:val="single" w:sz="4" w:space="0" w:color="000000"/>
+          <w:insideV w:val="single" w:sz="4" w:space="0" w:color="000000"/>
+        </w:tblBorders>
+        <w:tblLook w:val="04A0" w:firstRow="1" w:lastRow="0" w:firstColumn="1" w:lastColumn="0" w:noHBand="0" w:noVBand="1"/>
+      </w:tblPr>
+      <w:tblGrid>
+        <w:gridCol w:w="4508"/>
+        <w:gridCol w:w="4508"/>
+      </w:tblGrid>
+      <w:tr>
+        <w:trPr>
+          <w:jc w:val="center"/>
+        </w:trPr>
+        <w:tc>
+          <w:tcPr>
+            <w:tcW w:w="4513" w:type="dxa"/>
+          </w:tcPr>
+          <w:p>
+            <w:r>
+              <w:rPr>
+                <w:b/>
+                <w:sz w:val="21"/>
+              </w:rPr>
+              <w:t>Variabel</w:t>
+            </w:r>
+          </w:p>
+        </w:tc>
+        <w:tc>
+          <w:tcPr>
+            <w:tcW w:w="4513" w:type="dxa"/>
+          </w:tcPr>
+          <w:p>
+            <w:r>
+              <w:rPr>
+                <w:b/>
+                <w:sz w:val="21"/>
+              </w:rPr>
+              <w:t>Tipe Data</w:t>
+            </w:r>
+          </w:p>
+        </w:tc>
+      </w:tr>
+      <w:tr>
+        <w:trPr>
+          <w:jc w:val="center"/>
+        </w:trPr>
+        <w:tc>
+          <w:tcPr>
+            <w:tcW w:w="4513" w:type="dxa"/>
+          </w:tcPr>
+          <w:p>
+            <w:r>
+              <w:rPr>
+                <w:sz w:val="21"/>
+              </w:rPr>
+              <w:t>harga</w:t>
+            </w:r>
+          </w:p>
+        </w:tc>
+        <w:tc>
+          <w:tcPr>
+            <w:tcW w:w="4513" w:type="dxa"/>
+          </w:tcPr>
+          <w:p>
+            <w:r>
+              <w:rPr>
+                <w:sz w:val="21"/>
+              </w:rPr>
+              <w:t>int</w:t>
+            </w:r>
+          </w:p>
+        </w:tc>
+      </w:tr>
+      <w:tr>
+        <w:trPr>
+          <w:jc w:val="center"/>
+        </w:trPr>
+        <w:tc>
+          <w:tcPr>
+            <w:tcW w:w="4513" w:type="dxa"/>
+          </w:tcPr>
+          <w:p>
+            <w:r>
+              <w:rPr>
+                <w:sz w:val="21"/>
+              </w:rPr>
+              <w:t>potongan</w:t>
+            </w:r>
+          </w:p>
+        </w:tc>
+        <w:tc>
+          <w:tcPr>
+            <w:tcW w:w="4513" w:type="dxa"/>
+          </w:tcPr>
+          <w:p>
+            <w:r>
+              <w:rPr>
+                <w:sz w:val="21"/>
+              </w:rPr>
+              <w:t>double</w:t>
+            </w:r>
+          </w:p>
+        </w:tc>
+      </w:tr>
+      <w:tr>
+        <w:trPr>
+          <w:jc w:val="center"/>
+        </w:trPr>
+        <w:tc>
+          <w:tcPr>
+            <w:tcW w:w="4513" w:type="dxa"/>
+          </w:tcPr>
+          <w:p>
+            <w:r>
+              <w:rPr>
+                <w:sz w:val="21"/>
+              </w:rPr>
+              <w:t>jml_bayar</w:t>
+            </w:r>
+          </w:p>
+        </w:tc>
+        <w:tc>
+          <w:tcPr>
+            <w:tcW w:w="4513" w:type="dxa"/>
+          </w:tcPr>
+          <w:p>
+            <w:r>
+              <w:rPr>
+                <w:sz w:val="21"/>
+              </w:rPr>
+              <w:t>double</w:t>
+            </w:r>
+          </w:p>
+        </w:tc>
+      </w:tr>
+      <w:tr>
+        <w:trPr>
+          <w:jc w:val="center"/>
+        </w:trPr>
+        <w:tc>
+          <w:tcPr>
+            <w:tcW w:w="4513" w:type="dxa"/>
+          </w:tcPr>
+          <w:p>
+            <w:r>
+              <w:rPr>
+                <w:sz w:val="21"/>
+              </w:rPr>
+              <w:t>diskon = 0.15</w:t>
+            </w:r>
+          </w:p>
+        </w:tc>
+        <w:tc>
+          <w:tcPr>
+            <w:tcW w:w="4513" w:type="dxa"/>
+          </w:tcPr>
+          <w:p>
+            <w:r>
+              <w:rPr>
+                <w:sz w:val="21"/>
+              </w:rPr>
+              <w:t>double</w:t>
+            </w:r>
+          </w:p>
+        </w:tc>
+      </w:tr>
+    </w:tbl>
+    <w:p/>
+    <w:p>
+      <w:pPr>
+        <w:rPr>
+          <w:rFonts w:eastAsia="Calibri"/>
+          <w:b/>
+        </w:rPr>
+      </w:pPr>
+      <w:r>
+        <w:rPr>
+          <w:rFonts w:eastAsia="Calibri"/>
+          <w:b/>
+        </w:rPr>
+        <w:br w:type="page"/>
+      </w:r>
+    </w:p>
+    <w:p>
+      <w:pPr>
+        <w:rPr>
+          <w:sz w:val="24"/>
+          <w:szCs w:val="24"/>
+        </w:rPr>
+      </w:pPr>
+      <w:r>
+        <w:rPr>
+          <w:rFonts w:eastAsia="Calibri"/>
+          <w:b/>
+          <w:sz w:val="24"/>
+          <w:szCs w:val="24"/>
+        </w:rPr>
+        <w:lastRenderedPageBreak/>
+        <w:t>4. Implementasi ke Flowchart dan Pseudocode</w:t>
+      </w:r>
+    </w:p>
+    <w:p>
+      <w:pPr>
+        <w:jc w:val="center"/>
+      </w:pPr>
+      <w:r>
+        <w:rPr>
+          <w:rFonts w:eastAsia="Calibri"/>
+          <w:noProof/>
+        </w:rPr>
+        <w:drawing>
+          <wp:inline distT="0" distB="0" distL="0" distR="0" wp14:anchorId="0F2C3439" wp14:editId="2DDC19CB">
+            <wp:extent cx="3931920" cy="7349490"/>
+            <wp:effectExtent l="0" t="0" r="0" b="0"/>
+            <wp:docPr id="1653531137" name="Picture 1653531137"/>
+            <wp:cNvGraphicFramePr>
+              <a:graphicFrameLocks xmlns:a="http://schemas.openxmlformats.org/drawingml/2006/main" noChangeAspect="1"/>
+            </wp:cNvGraphicFramePr>
+            <a:graphic xmlns:a="http://schemas.openxmlformats.org/drawingml/2006/main">
+              <a:graphicData uri="http://schemas.openxmlformats.org/drawingml/2006/picture">
+                <pic:pic xmlns:pic="http://schemas.openxmlformats.org/drawingml/2006/picture">
+                  <pic:nvPicPr>
+                    <pic:cNvPr id="0" name="fc3.png"/>
+                    <pic:cNvPicPr/>
+                  </pic:nvPicPr>
+                  <pic:blipFill>
+                    <a:blip r:embed="rId11"/>
+                    <a:stretch>
+                      <a:fillRect/>
+                    </a:stretch>
+                  </pic:blipFill>
+                  <pic:spPr>
+                    <a:xfrm>
+                      <a:off x="0" y="0"/>
+                      <a:ext cx="3931920" cy="7349490"/>
+                    </a:xfrm>
+                    <a:prstGeom prst="rect">
+                      <a:avLst/>
+                    </a:prstGeom>
+                  </pic:spPr>
+                </pic:pic>
+              </a:graphicData>
+            </a:graphic>
+          </wp:inline>
+        </w:drawing>
+      </w:r>
+    </w:p>
+    <w:p/>
+    <w:p>
+      <w:pPr>
+        <w:rPr>
+          <w:rFonts w:eastAsia="Calibri"/>
+          <w:b/>
+          <w:lang w:val="sv-SE"/>
+        </w:rPr>
+      </w:pPr>
+      <w:r>
+        <w:rPr>
+          <w:rFonts w:eastAsia="Calibri"/>
+          <w:b/>
+          <w:lang w:val="sv-SE"/>
+        </w:rPr>
+        <w:br w:type="page"/>
+      </w:r>
+    </w:p>
+    <w:p>
+      <w:pPr>
+        <w:rPr>
+          <w:sz w:val="24"/>
+          <w:szCs w:val="24"/>
+          <w:lang w:val="sv-SE"/>
+        </w:rPr>
+      </w:pPr>
+      <w:r>
+        <w:rPr>
+          <w:rFonts w:eastAsia="Calibri"/>
+          <w:b/>
+          <w:sz w:val="24"/>
+          <w:szCs w:val="24"/>
+          <w:lang w:val="sv-SE"/>
+        </w:rPr>
+        <w:lastRenderedPageBreak/>
+        <w:t>Pseudocode :</w:t>
+      </w:r>
+    </w:p>
+    <w:p>
+      <w:pPr>
+        <w:spacing w:after="0"/>
+        <w:rPr>
+          <w:lang w:val="sv-SE"/>
+        </w:rPr>
+      </w:pPr>
+      <w:r>
+        <w:rPr>
+          <w:rFonts w:ascii="Courier New" w:eastAsia="Courier New" w:hAnsi="Courier New"/>
+          <w:sz w:val="20"/>
+          <w:lang w:val="sv-SE"/>
+        </w:rPr>
+        <w:t>PROGRAM</w:t>
+      </w:r>
+    </w:p>
+    <w:p>
+      <w:pPr>
+        <w:spacing w:after="0"/>
+        <w:rPr>
+          <w:lang w:val="sv-SE"/>
+        </w:rPr>
+      </w:pPr>
+      <w:r>
+        <w:rPr>
+          <w:rFonts w:ascii="Courier New" w:eastAsia="Courier New" w:hAnsi="Courier New"/>
+          <w:sz w:val="20"/>
+          <w:lang w:val="sv-SE"/>
+        </w:rPr>
+        <w:t>MenghitungTotalBayar18</w:t>
+      </w:r>
+    </w:p>
+    <w:p>
+      <w:pPr>
+        <w:spacing w:after="0"/>
+        <w:rPr>
+          <w:lang w:val="sv-SE"/>
+        </w:rPr>
+      </w:pPr>
+      <w:r>
+        <w:rPr>
+          <w:rFonts w:ascii="Courier New" w:eastAsia="Courier New" w:hAnsi="Courier New"/>
+          <w:sz w:val="20"/>
+          <w:lang w:val="sv-SE"/>
+        </w:rPr>
+        <w:t xml:space="preserve"> </w:t>
+      </w:r>
+    </w:p>
+    <w:p>
+      <w:pPr>
+        <w:spacing w:after="0"/>
+        <w:rPr>
+          <w:lang w:val="sv-SE"/>
+        </w:rPr>
+      </w:pPr>
+      <w:r>
+        <w:rPr>
+          <w:rFonts w:ascii="Courier New" w:eastAsia="Courier New" w:hAnsi="Courier New"/>
+          <w:sz w:val="20"/>
+          <w:lang w:val="sv-SE"/>
+        </w:rPr>
+        <w:t>DEKLARASI</w:t>
+      </w:r>
+    </w:p>
+    <w:p>
+      <w:pPr>
+        <w:spacing w:after="0"/>
+        <w:rPr>
+          <w:lang w:val="sv-SE"/>
+        </w:rPr>
+      </w:pPr>
+      <w:r>
+        <w:rPr>
+          <w:rFonts w:ascii="Courier New" w:eastAsia="Courier New" w:hAnsi="Courier New"/>
+          <w:sz w:val="20"/>
+          <w:lang w:val="sv-SE"/>
+        </w:rPr>
+        <w:t>harga     : int</w:t>
+      </w:r>
+    </w:p>
+    <w:p>
+      <w:pPr>
+        <w:spacing w:after="0"/>
+      </w:pPr>
+      <w:proofErr w:type="spellStart"/>
+      <w:proofErr w:type="gramStart"/>
+      <w:r>
+        <w:rPr>
+          <w:rFonts w:ascii="Courier New" w:eastAsia="Courier New" w:hAnsi="Courier New"/>
+          <w:sz w:val="20"/>
+        </w:rPr>
+        <w:t>potongan</w:t>
+      </w:r>
+      <w:proofErr w:type="spellEnd"/>
+      <w:r>
+        <w:rPr>
+          <w:rFonts w:ascii="Courier New" w:eastAsia="Courier New" w:hAnsi="Courier New"/>
+          <w:sz w:val="20"/>
+        </w:rPr>
+        <w:t xml:space="preserve">  :</w:t>
+      </w:r>
+      <w:proofErr w:type="gramEnd"/>
+      <w:r>
+        <w:rPr>
+          <w:rFonts w:ascii="Courier New" w:eastAsia="Courier New" w:hAnsi="Courier New"/>
+          <w:sz w:val="20"/>
+        </w:rPr>
+        <w:t xml:space="preserve"> double</w:t>
+      </w:r>
+    </w:p>
+    <w:p>
+      <w:pPr>
+        <w:spacing w:after="0"/>
+      </w:pPr>
+      <w:r>
+        <w:rPr>
+          <w:rFonts w:ascii="Courier New" w:eastAsia="Courier New" w:hAnsi="Courier New"/>
+          <w:sz w:val="20"/>
+        </w:rPr>
+        <w:t>jml_</w:t>
+      </w:r>
+      <w:proofErr w:type="gramStart"/>
+      <w:r>
+        <w:rPr>
+          <w:rFonts w:ascii="Courier New" w:eastAsia="Courier New" w:hAnsi="Courier New"/>
+          <w:sz w:val="20"/>
+        </w:rPr>
+        <w:t>bayar :</w:t>
+      </w:r>
+      <w:proofErr w:type="gramEnd"/>
+      <w:r>
+        <w:rPr>
+          <w:rFonts w:ascii="Courier New" w:eastAsia="Courier New" w:hAnsi="Courier New"/>
+          <w:sz w:val="20"/>
+        </w:rPr>
+        <w:t xml:space="preserve"> double</w:t>
+      </w:r>
+    </w:p>
+    <w:p>
+      <w:pPr>
+        <w:spacing w:after="0"/>
+      </w:pPr>
+      <w:r>
+        <w:rPr>
+          <w:rFonts w:ascii="Courier New" w:eastAsia="Courier New" w:hAnsi="Courier New"/>
+          <w:sz w:val="20"/>
+        </w:rPr>
+        <w:t xml:space="preserve">diskon = </w:t>
+      </w:r>
+      <w:proofErr w:type="gramStart"/>
+      <w:r>
+        <w:rPr>
+          <w:rFonts w:ascii="Courier New" w:eastAsia="Courier New" w:hAnsi="Courier New"/>
+          <w:sz w:val="20"/>
+        </w:rPr>
+        <w:t>0.15 :</w:t>
+      </w:r>
+      <w:proofErr w:type="gramEnd"/>
+      <w:r>
+        <w:rPr>
+          <w:rFonts w:ascii="Courier New" w:eastAsia="Courier New" w:hAnsi="Courier New"/>
+          <w:sz w:val="20"/>
+        </w:rPr>
+        <w:t xml:space="preserve"> double</w:t>
+      </w:r>
+    </w:p>
+    <w:p>
+      <w:pPr>
+        <w:spacing w:after="0"/>
+      </w:pPr>
+      <w:r>
+        <w:rPr>
+          <w:rFonts w:ascii="Courier New" w:eastAsia="Courier New" w:hAnsi="Courier New"/>
+          <w:sz w:val="20"/>
+        </w:rPr>
+        <w:t xml:space="preserve"> </w:t>
+      </w:r>
+    </w:p>
+    <w:p>
+      <w:pPr>
+        <w:spacing w:after="0"/>
+        <w:rPr>
+          <w:lang w:val="sv-SE"/>
+        </w:rPr>
+      </w:pPr>
+      <w:r>
+        <w:rPr>
+          <w:rFonts w:ascii="Courier New" w:eastAsia="Courier New" w:hAnsi="Courier New"/>
+          <w:sz w:val="20"/>
+          <w:lang w:val="sv-SE"/>
+        </w:rPr>
+        <w:t>ALGORITMA</w:t>
+      </w:r>
+    </w:p>
+    <w:p>
+      <w:pPr>
+        <w:spacing w:after="0"/>
+        <w:rPr>
+          <w:lang w:val="sv-SE"/>
+        </w:rPr>
+      </w:pPr>
+      <w:r>
+        <w:rPr>
+          <w:rFonts w:ascii="Courier New" w:eastAsia="Courier New" w:hAnsi="Courier New"/>
+          <w:sz w:val="20"/>
+          <w:lang w:val="sv-SE"/>
+        </w:rPr>
+        <w:t>Input harga</w:t>
+      </w:r>
+    </w:p>
+    <w:p>
+      <w:pPr>
+        <w:spacing w:after="0"/>
+        <w:rPr>
+          <w:lang w:val="sv-SE"/>
+        </w:rPr>
+      </w:pPr>
+      <w:r>
+        <w:rPr>
+          <w:rFonts w:ascii="Courier New" w:eastAsia="Courier New" w:hAnsi="Courier New"/>
+          <w:sz w:val="20"/>
+          <w:lang w:val="sv-SE"/>
+        </w:rPr>
+        <w:t>potongan &lt;- diskon * harga</w:t>
+      </w:r>
+    </w:p>
+    <w:p>
+      <w:pPr>
+        <w:spacing w:after="0"/>
+        <w:rPr>
+          <w:lang w:val="sv-SE"/>
+        </w:rPr>
+      </w:pPr>
+      <w:r>
+        <w:rPr>
+          <w:rFonts w:ascii="Courier New" w:eastAsia="Courier New" w:hAnsi="Courier New"/>
+          <w:sz w:val="20"/>
+          <w:lang w:val="sv-SE"/>
+        </w:rPr>
+        <w:t>jml_bayar &lt;- harga - potongan</w:t>
+      </w:r>
+    </w:p>
+    <w:p>
+      <w:pPr>
+        <w:spacing w:after="0"/>
+        <w:rPr>
+          <w:lang w:val="sv-SE"/>
+        </w:rPr>
+      </w:pPr>
+      <w:r>
+        <w:rPr>
+          <w:rFonts w:ascii="Courier New" w:eastAsia="Courier New" w:hAnsi="Courier New"/>
+          <w:sz w:val="20"/>
+          <w:lang w:val="sv-SE"/>
+        </w:rPr>
+        <w:t>Output (potongan, jml_bayar)</w:t>
+      </w:r>
+    </w:p>
+    <w:p>
+      <w:pPr>
+        <w:rPr>
+          <w:lang w:val="sv-SE"/>
+        </w:rPr>
+      </w:pPr>
+    </w:p>
+    <w:p>
+      <w:pPr>
+        <w:rPr>
+          <w:lang w:val="sv-SE"/>
+        </w:rPr>
+      </w:pPr>
+      <w:r>
+        <w:rPr>
+          <w:rFonts w:eastAsia="Calibri"/>
+          <w:b/>
+          <w:lang w:val="sv-SE"/>
+        </w:rPr>
+        <w:t>5. Implementasi ke Kode Program</w:t>
+      </w:r>
+    </w:p>
+    <w:p>
+      <w:pPr>
+        <w:rPr>
+          <w:lang w:val="sv-SE"/>
+        </w:rPr>
+      </w:pPr>
+      <w:r>
+        <w:rPr>
+          <w:rFonts w:ascii="Courier New" w:eastAsia="Courier New" w:hAnsi="Courier New"/>
+          <w:sz w:val="20"/>
+          <w:lang w:val="sv-SE"/>
+        </w:rPr>
+        <w:drawing>
+          <wp:inline distT="0" distB="0" distL="0" distR="0" wp14:anchorId="79241F56" wp14:editId="3E7FCAFE">
+            <wp:extent cx="5731510" cy="2643505"/>
+            <wp:effectExtent l="0" t="0" r="2540" b="4445"/>
+            <wp:docPr id="1604110304" name="Picture 1"/>
+            <wp:cNvGraphicFramePr>
+              <a:graphicFrameLocks xmlns:a="http://schemas.openxmlformats.org/drawingml/2006/main" noChangeAspect="1"/>
+            </wp:cNvGraphicFramePr>
+            <a:graphic xmlns:a="http://schemas.openxmlformats.org/drawingml/2006/main">
+              <a:graphicData uri="http://schemas.openxmlformats.org/drawingml/2006/picture">
+                <pic:pic xmlns:pic="http://schemas.openxmlformats.org/drawingml/2006/picture">
+                  <pic:nvPicPr>
+                    <pic:cNvPr id="1604110304" name=""/>
+                    <pic:cNvPicPr/>
+                  </pic:nvPicPr>
+                  <pic:blipFill>
+                    <a:blip r:embed="rId12"/>
+                    <a:stretch>
+                      <a:fillRect/>
+                    </a:stretch>
+                  </pic:blipFill>
+                  <pic:spPr>
+                    <a:xfrm>
+                      <a:off x="0" y="0"/>
+                      <a:ext cx="5731510" cy="2643505"/>
+                    </a:xfrm>
+                    <a:prstGeom prst="rect">
+                      <a:avLst/>
+                    </a:prstGeom>
+                  </pic:spPr>
+                </pic:pic>
+              </a:graphicData>
+            </a:graphic>
+          </wp:inline>
+        </w:drawing>
+      </w:r>
+    </w:p>
+    <w:p>
+      <w:pPr>
+        <w:rPr>
+          <w:sz w:val="24"/>
+          <w:szCs w:val="24"/>
+          <w:lang w:val="sv-SE"/>
+        </w:rPr>
+      </w:pPr>
+      <w:r>
+        <w:rPr>
+          <w:rFonts w:eastAsia="Calibri"/>
+          <w:b/>
+          <w:sz w:val="28"/>
+          <w:szCs w:val="24"/>
+          <w:lang w:val="sv-SE"/>
+        </w:rPr>
+        <w:t>Output</w:t>
+      </w:r>
+    </w:p>
+    <w:p>
+      <w:pPr>
+        <w:spacing w:after="0"/>
+        <w:rPr>
+          <w:sz w:val="24"/>
+          <w:szCs w:val="24"/>
+          <w:lang w:val="sv-SE"/>
+        </w:rPr>
+      </w:pPr>
+      <w:r>
+        <w:rPr>
+          <w:rFonts w:ascii="Courier New" w:eastAsia="Courier New" w:hAnsi="Courier New"/>
+          <w:szCs w:val="24"/>
+          <w:lang w:val="sv-SE"/>
+        </w:rPr>
+        <w:t>Jumlah yang harus anda bayar adalah Rp. 212500.0</w:t>
+      </w:r>
+      <w:r>
+        <w:rPr>
+          <w:rFonts w:eastAsia="Calibri"/>
+          <w:b/>
+          <w:sz w:val="28"/>
+          <w:szCs w:val="24"/>
+          <w:lang w:val="sv-SE"/>
+        </w:rPr>
+        <w:br/>
+      </w:r>
+      <w:r>
+        <w:rPr>
+          <w:rFonts w:eastAsia="Calibri"/>
+          <w:b/>
+          <w:sz w:val="28"/>
+          <w:szCs w:val="24"/>
+          <w:lang w:val="sv-SE"/>
+        </w:rPr>
+        <w:t>Pertanyaan :</w:t>
+      </w:r>
+    </w:p>
+    <w:p>
+      <w:pPr>
+        <w:rPr>
+          <w:lang w:val="sv-SE"/>
+        </w:rPr>
+      </w:pPr>
+      <w:r>
+        <w:rPr>
+          <w:rFonts w:eastAsia="Calibri"/>
+          <w:lang w:val="sv-SE"/>
+        </w:rPr>
+        <w:t>1. Modifikasi program diatas dengan mengganti tipe data harga menjadi double kemudian jalankan dan benarkan jika terdapat error sampai program dapat berjalan dengan sesuai output yang diharapkan.</w:t>
+      </w:r>
+    </w:p>
+    <w:p>
+      <w:pPr>
+        <w:rPr>
+          <w:lang w:val="sv-SE"/>
+        </w:rPr>
+      </w:pPr>
+      <w:r>
+        <w:rPr>
+          <w:rFonts w:eastAsia="Calibri"/>
+          <w:lang w:val="sv-SE"/>
+        </w:rPr>
+        <w:t>2. Jika pada program diatas dihitung dl jumlah bayar kemudian menghitung potongan, apakah program tetap bisa berjalan sesuai output yang diharapkan? Jelaskan!</w:t>
+      </w:r>
+    </w:p>
+    <w:p>
+      <w:pPr>
+        <w:rPr>
+          <w:sz w:val="24"/>
+          <w:szCs w:val="24"/>
+          <w:lang w:val="sv-SE"/>
+        </w:rPr>
+      </w:pPr>
+      <w:r>
+        <w:rPr>
+          <w:rFonts w:eastAsia="Calibri"/>
+          <w:b/>
+          <w:sz w:val="28"/>
+          <w:szCs w:val="24"/>
+          <w:lang w:val="sv-SE"/>
+        </w:rPr>
+        <w:t>Jawaban :</w:t>
+      </w:r>
+    </w:p>
+    <w:p>
+      <w:pPr>
+        <w:rPr>
+          <w:lang w:val="sv-SE"/>
+        </w:rPr>
+      </w:pPr>
+      <w:r>
+        <w:rPr>
+          <w:rFonts w:eastAsia="Calibri"/>
+          <w:i/>
+          <w:lang w:val="sv-SE"/>
+        </w:rPr>
+        <w:t xml:space="preserve">1. </w:t>
+      </w:r>
+      <w:r>
+        <w:rPr>
+          <w:rFonts w:eastAsia="Calibri"/>
+          <w:b/>
+          <w:i/>
+          <w:lang w:val="sv-SE"/>
+        </w:rPr>
+        <w:t>Mengganti tipe data harga</w:t>
+      </w:r>
+      <w:r>
+        <w:rPr>
+          <w:rFonts w:eastAsia="Calibri"/>
+          <w:i/>
+          <w:lang w:val="sv-SE"/>
+        </w:rPr>
+        <w:t xml:space="preserve"> menjadi double tidak menimbulkan error karena double dapat menampung nilai int maupun desimal. Perubahan yang diperlukan hanya pada deklarasi variabel (double harga;) dan cara input datanya (harga = sc.nextDouble();), sedangkan baris perhitungan </w:t>
+      </w:r>
+      <w:r>
+        <w:rPr>
+          <w:rFonts w:eastAsia="Calibri"/>
+          <w:i/>
+          <w:lang w:val="sv-SE"/>
+        </w:rPr>
+        <w:lastRenderedPageBreak/>
+        <w:t>potongan dan jml_bayar tidak perlu diubah karena hasil kali/kurang antara double tetap menghasilkan double.</w:t>
+      </w:r>
+    </w:p>
+    <w:p>
+      <w:pPr>
+        <w:rPr>
+          <w:lang w:val="sv-SE"/>
+        </w:rPr>
+      </w:pPr>
+      <w:r>
+        <w:rPr>
+          <w:rFonts w:eastAsia="Calibri"/>
+          <w:i/>
+          <w:lang w:val="sv-SE"/>
+        </w:rPr>
+        <w:t xml:space="preserve">2. </w:t>
+      </w:r>
+      <w:r>
+        <w:rPr>
+          <w:rFonts w:eastAsia="Calibri"/>
+          <w:b/>
+          <w:i/>
+          <w:lang w:val="sv-SE"/>
+        </w:rPr>
+        <w:t>Tidak bisa</w:t>
+      </w:r>
+      <w:r>
+        <w:rPr>
+          <w:rFonts w:eastAsia="Calibri"/>
+          <w:i/>
+          <w:lang w:val="sv-SE"/>
+        </w:rPr>
+        <w:t>, karena jml_bayar dihitung menggunakan variabel potongan (jml_bayar = harga - potongan). Jika urutannya dibalik, maka pada saat menghitung jml_bayar nilai potongan belum memiliki isi/nilai yang benar (masih default 0.0), sehingga hasil jml_bayar akan salah. Oleh karena itu urutan proses pada sequence program sangat menentukan hasil akhir.</w:t>
+      </w:r>
+    </w:p>
+    <w:p>
+      <w:pPr>
+        <w:rPr>
+          <w:lang w:val="sv-SE"/>
+        </w:rPr>
+      </w:pPr>
+    </w:p>
+    <w:p>
+      <w:pPr>
+        <w:rPr>
+          <w:rFonts w:eastAsia="Calibri"/>
+          <w:b/>
+          <w:sz w:val="26"/>
+          <w:lang w:val="sv-SE"/>
+        </w:rPr>
+      </w:pPr>
+      <w:r>
+        <w:rPr>
+          <w:rFonts w:eastAsia="Calibri"/>
+          <w:b/>
+          <w:sz w:val="26"/>
+          <w:lang w:val="sv-SE"/>
+        </w:rPr>
+        <w:br w:type="page"/>
+      </w:r>
+    </w:p>
+    <w:p>
+      <w:pPr>
+        <w:rPr>
+          <w:sz w:val="24"/>
+          <w:szCs w:val="24"/>
+          <w:lang w:val="sv-SE"/>
+        </w:rPr>
+      </w:pPr>
+      <w:r>
+        <w:rPr>
+          <w:rFonts w:eastAsia="Calibri"/>
+          <w:b/>
+          <w:sz w:val="28"/>
+          <w:szCs w:val="24"/>
+          <w:lang w:val="sv-SE"/>
+        </w:rPr>
+        <w:lastRenderedPageBreak/>
+        <w:t>Percobaan 4 :</w:t>
+      </w:r>
+    </w:p>
+    <w:p>
+      <w:pPr>
+        <w:rPr>
+          <w:sz w:val="24"/>
+          <w:szCs w:val="24"/>
+          <w:lang w:val="sv-SE"/>
+        </w:rPr>
+      </w:pPr>
+      <w:r>
+        <w:rPr>
+          <w:rFonts w:eastAsia="Calibri"/>
+          <w:sz w:val="24"/>
+          <w:szCs w:val="24"/>
+          <w:lang w:val="sv-SE"/>
+        </w:rPr>
+        <w:t>1. Menjalankan Program yang sudah ditugaskan di Jobsheet Operator, Sequence, Flowchart, dan Pseudocode.</w:t>
+      </w:r>
+    </w:p>
+    <w:p>
+      <w:pPr>
+        <w:rPr>
+          <w:lang w:val="sv-SE"/>
+        </w:rPr>
+      </w:pPr>
+    </w:p>
+    <w:p>
+      <w:pPr>
+        <w:rPr>
+          <w:sz w:val="24"/>
+          <w:szCs w:val="24"/>
+          <w:lang w:val="sv-SE"/>
+        </w:rPr>
+      </w:pPr>
+      <w:r>
+        <w:rPr>
+          <w:rFonts w:eastAsia="Calibri"/>
+          <w:b/>
+          <w:sz w:val="24"/>
+          <w:szCs w:val="24"/>
+          <w:lang w:val="sv-SE"/>
+        </w:rPr>
+        <w:t>2. Identifikasi Input, Output, dan Proses</w:t>
+      </w:r>
+    </w:p>
+    <w:p>
+      <w:pPr>
+        <w:rPr>
+          <w:lang w:val="sv-SE"/>
+        </w:rPr>
+      </w:pPr>
+      <w:r>
+        <w:rPr>
+          <w:rFonts w:eastAsia="Calibri"/>
+          <w:lang w:val="sv-SE"/>
+        </w:rPr>
+        <w:t>Input      : gajiPokok</w:t>
+      </w:r>
+    </w:p>
+    <w:p>
+      <w:r>
+        <w:rPr>
+          <w:rFonts w:eastAsia="Calibri"/>
+        </w:rPr>
+        <w:t xml:space="preserve">Output   </w:t>
+      </w:r>
+      <w:proofErr w:type="gramStart"/>
+      <w:r>
+        <w:rPr>
+          <w:rFonts w:eastAsia="Calibri"/>
+        </w:rPr>
+        <w:t xml:space="preserve">  :</w:t>
+      </w:r>
+      <w:proofErr w:type="gramEnd"/>
+      <w:r>
+        <w:rPr>
+          <w:rFonts w:eastAsia="Calibri"/>
+        </w:rPr>
+        <w:t xml:space="preserve"> bonus, </w:t>
+      </w:r>
+      <w:proofErr w:type="spellStart"/>
+      <w:r>
+        <w:rPr>
+          <w:rFonts w:eastAsia="Calibri"/>
+        </w:rPr>
+        <w:t>totGaji</w:t>
+      </w:r>
+      <w:proofErr w:type="spellEnd"/>
+    </w:p>
+    <w:p>
+      <w:r>
+        <w:rPr>
+          <w:rFonts w:eastAsia="Calibri"/>
+        </w:rPr>
+        <w:t xml:space="preserve">Data </w:t>
+      </w:r>
+      <w:proofErr w:type="gramStart"/>
+      <w:r>
+        <w:rPr>
+          <w:rFonts w:eastAsia="Calibri"/>
+        </w:rPr>
+        <w:t>lain  :</w:t>
+      </w:r>
+      <w:proofErr w:type="gramEnd"/>
+      <w:r>
+        <w:rPr>
+          <w:rFonts w:eastAsia="Calibri"/>
+        </w:rPr>
+        <w:t xml:space="preserve"> tunjTransp = 600.000, tunjMkn = 400.000</w:t>
+      </w:r>
+    </w:p>
+    <w:p>
+      <w:r>
+        <w:rPr>
+          <w:rFonts w:eastAsia="Calibri"/>
+        </w:rPr>
+        <w:t xml:space="preserve">Proses   </w:t>
+      </w:r>
+      <w:proofErr w:type="gramStart"/>
+      <w:r>
+        <w:rPr>
+          <w:rFonts w:eastAsia="Calibri"/>
+        </w:rPr>
+        <w:t xml:space="preserve">  :</w:t>
+      </w:r>
+      <w:proofErr w:type="gramEnd"/>
+    </w:p>
+    <w:p>
+      <w:r>
+        <w:rPr>
+          <w:rFonts w:eastAsia="Calibri"/>
+        </w:rPr>
+        <w:t xml:space="preserve">   1. Input gajiPokok</w:t>
+      </w:r>
+    </w:p>
+    <w:p>
+      <w:r>
+        <w:rPr>
+          <w:rFonts w:eastAsia="Calibri"/>
+        </w:rPr>
+        <w:t xml:space="preserve">   2. Hitung bonus = 0.05 x gajiPokok</w:t>
+      </w:r>
+    </w:p>
+    <w:p>
+      <w:r>
+        <w:rPr>
+          <w:rFonts w:eastAsia="Calibri"/>
+        </w:rPr>
+        <w:t xml:space="preserve">   3. Hitung totGaji = gajiPokok+tunjTransp+tunjMkn+bonus-(0.1*gajiPokok)</w:t>
+      </w:r>
+    </w:p>
+    <w:p>
+      <w:r>
+        <w:rPr>
+          <w:rFonts w:eastAsia="Calibri"/>
+        </w:rPr>
+        <w:t xml:space="preserve">   4. Output bonus, totGaji</w:t>
+      </w:r>
+    </w:p>
+    <w:p/>
+    <w:p>
+      <w:pPr>
+        <w:rPr>
+          <w:sz w:val="24"/>
+          <w:szCs w:val="24"/>
+        </w:rPr>
+      </w:pPr>
+      <w:r>
+        <w:rPr>
+          <w:rFonts w:eastAsia="Calibri"/>
+          <w:b/>
+          <w:sz w:val="24"/>
+          <w:szCs w:val="24"/>
+        </w:rPr>
+        <w:t>3. Identifikasi Variabel dan Jenis Data</w:t>
+      </w:r>
+    </w:p>
+    <w:tbl>
+      <w:tblPr>
+        <w:tblW w:w="0" w:type="auto"/>
+        <w:jc w:val="center"/>
+        <w:tblBorders>
+          <w:top w:val="single" w:sz="4" w:space="0" w:color="000000"/>
+          <w:left w:val="single" w:sz="4" w:space="0" w:color="000000"/>
+          <w:bottom w:val="single" w:sz="4" w:space="0" w:color="000000"/>
+          <w:right w:val="single" w:sz="4" w:space="0" w:color="000000"/>
+          <w:insideH w:val="single" w:sz="4" w:space="0" w:color="000000"/>
+          <w:insideV w:val="single" w:sz="4" w:space="0" w:color="000000"/>
+        </w:tblBorders>
+        <w:tblLook w:val="04A0" w:firstRow="1" w:lastRow="0" w:firstColumn="1" w:lastColumn="0" w:noHBand="0" w:noVBand="1"/>
+      </w:tblPr>
+      <w:tblGrid>
+        <w:gridCol w:w="4508"/>
+        <w:gridCol w:w="4508"/>
+      </w:tblGrid>
+      <w:tr>
+        <w:trPr>
+          <w:jc w:val="center"/>
+        </w:trPr>
+        <w:tc>
+          <w:tcPr>
+            <w:tcW w:w="4513" w:type="dxa"/>
+          </w:tcPr>
+          <w:p>
+            <w:r>
+              <w:rPr>
+                <w:b/>
+                <w:sz w:val="21"/>
+              </w:rPr>
+              <w:t>Variabel</w:t>
+            </w:r>
+          </w:p>
+        </w:tc>
+        <w:tc>
+          <w:tcPr>
+            <w:tcW w:w="4513" w:type="dxa"/>
+          </w:tcPr>
+          <w:p>
+            <w:r>
+              <w:rPr>
+                <w:b/>
+                <w:sz w:val="21"/>
+              </w:rPr>
+              <w:t>Tipe Data</w:t>
+            </w:r>
+          </w:p>
+        </w:tc>
+      </w:tr>
+      <w:tr>
+        <w:trPr>
+          <w:jc w:val="center"/>
+        </w:trPr>
+        <w:tc>
+          <w:tcPr>
+            <w:tcW w:w="4513" w:type="dxa"/>
+          </w:tcPr>
+          <w:p>
+            <w:r>
+              <w:rPr>
+                <w:sz w:val="21"/>
+              </w:rPr>
+              <w:t>gajiPokok</w:t>
+            </w:r>
+          </w:p>
+        </w:tc>
+        <w:tc>
+          <w:tcPr>
+            <w:tcW w:w="4513" w:type="dxa"/>
+          </w:tcPr>
+          <w:p>
+            <w:r>
+              <w:rPr>
+                <w:sz w:val="21"/>
+              </w:rPr>
+              <w:t>int</w:t>
+            </w:r>
+          </w:p>
+        </w:tc>
+      </w:tr>
+      <w:tr>
+        <w:trPr>
+          <w:jc w:val="center"/>
+        </w:trPr>
+        <w:tc>
+          <w:tcPr>
+            <w:tcW w:w="4513" w:type="dxa"/>
+          </w:tcPr>
+          <w:p>
+            <w:r>
+              <w:rPr>
+                <w:sz w:val="21"/>
+              </w:rPr>
+              <w:t>bonus</w:t>
+            </w:r>
+          </w:p>
+        </w:tc>
+        <w:tc>
+          <w:tcPr>
+            <w:tcW w:w="4513" w:type="dxa"/>
+          </w:tcPr>
+          <w:p>
+            <w:r>
+              <w:rPr>
+                <w:sz w:val="21"/>
+              </w:rPr>
+              <w:t>double</w:t>
+            </w:r>
+          </w:p>
+        </w:tc>
+      </w:tr>
+      <w:tr>
+        <w:trPr>
+          <w:jc w:val="center"/>
+        </w:trPr>
+        <w:tc>
+          <w:tcPr>
+            <w:tcW w:w="4513" w:type="dxa"/>
+          </w:tcPr>
+          <w:p>
+            <w:r>
+              <w:rPr>
+                <w:sz w:val="21"/>
+              </w:rPr>
+              <w:t>totGaji</w:t>
+            </w:r>
+          </w:p>
+        </w:tc>
+        <w:tc>
+          <w:tcPr>
+            <w:tcW w:w="4513" w:type="dxa"/>
+          </w:tcPr>
+          <w:p>
+            <w:r>
+              <w:rPr>
+                <w:sz w:val="21"/>
+              </w:rPr>
+              <w:t>double</w:t>
+            </w:r>
+          </w:p>
+        </w:tc>
+      </w:tr>
+      <w:tr>
+        <w:trPr>
+          <w:jc w:val="center"/>
+        </w:trPr>
+        <w:tc>
+          <w:tcPr>
+            <w:tcW w:w="4513" w:type="dxa"/>
+          </w:tcPr>
+          <w:p>
+            <w:r>
+              <w:rPr>
+                <w:sz w:val="21"/>
+              </w:rPr>
+              <w:t>tunjTransp = 600000</w:t>
+            </w:r>
+          </w:p>
+        </w:tc>
+        <w:tc>
+          <w:tcPr>
+            <w:tcW w:w="4513" w:type="dxa"/>
+          </w:tcPr>
+          <w:p>
+            <w:r>
+              <w:rPr>
+                <w:sz w:val="21"/>
+              </w:rPr>
+              <w:t>int</w:t>
+            </w:r>
+          </w:p>
+        </w:tc>
+      </w:tr>
+      <w:tr>
+        <w:trPr>
+          <w:jc w:val="center"/>
+        </w:trPr>
+        <w:tc>
+          <w:tcPr>
+            <w:tcW w:w="4513" w:type="dxa"/>
+          </w:tcPr>
+          <w:p>
+            <w:r>
+              <w:rPr>
+                <w:sz w:val="21"/>
+              </w:rPr>
+              <w:t>tunjMkn = 400000</w:t>
+            </w:r>
+          </w:p>
+        </w:tc>
+        <w:tc>
+          <w:tcPr>
+            <w:tcW w:w="4513" w:type="dxa"/>
+          </w:tcPr>
+          <w:p>
+            <w:r>
+              <w:rPr>
+                <w:sz w:val="21"/>
+              </w:rPr>
+              <w:t>int</w:t>
+            </w:r>
+          </w:p>
+        </w:tc>
+      </w:tr>
+    </w:tbl>
+    <w:p/>
+    <w:p>
+      <w:pPr>
+        <w:rPr>
+          <w:rFonts w:eastAsia="Calibri"/>
+          <w:b/>
+        </w:rPr>
+      </w:pPr>
+      <w:r>
+        <w:rPr>
+          <w:rFonts w:eastAsia="Calibri"/>
+          <w:b/>
+        </w:rPr>
+        <w:br w:type="page"/>
+      </w:r>
+    </w:p>
+    <w:p>
+      <w:pPr>
+        <w:rPr>
+          <w:sz w:val="24"/>
+          <w:szCs w:val="24"/>
+        </w:rPr>
+      </w:pPr>
+      <w:r>
+        <w:rPr>
+          <w:rFonts w:eastAsia="Calibri"/>
+          <w:b/>
+          <w:sz w:val="24"/>
+          <w:szCs w:val="24"/>
+        </w:rPr>
+        <w:lastRenderedPageBreak/>
+        <w:t>4. Implementasi ke Flowchart dan Pseudocode</w:t>
+      </w:r>
+    </w:p>
+    <w:p>
+      <w:pPr>
+        <w:jc w:val="center"/>
+      </w:pPr>
+      <w:r>
+        <w:rPr>
+          <w:rFonts w:eastAsia="Calibri"/>
+          <w:noProof/>
+        </w:rPr>
+        <w:drawing>
+          <wp:inline distT="0" distB="0" distL="0" distR="0" wp14:anchorId="6FD6453A" wp14:editId="0A2AC307">
+            <wp:extent cx="3931920" cy="6558300"/>
+            <wp:effectExtent l="0" t="0" r="0" b="0"/>
+            <wp:docPr id="1653531138" name="Picture 1653531138"/>
+            <wp:cNvGraphicFramePr>
+              <a:graphicFrameLocks xmlns:a="http://schemas.openxmlformats.org/drawingml/2006/main" noChangeAspect="1"/>
+            </wp:cNvGraphicFramePr>
+            <a:graphic xmlns:a="http://schemas.openxmlformats.org/drawingml/2006/main">
+              <a:graphicData uri="http://schemas.openxmlformats.org/drawingml/2006/picture">
+                <pic:pic xmlns:pic="http://schemas.openxmlformats.org/drawingml/2006/picture">
+                  <pic:nvPicPr>
+                    <pic:cNvPr id="0" name="fc4.png"/>
+                    <pic:cNvPicPr/>
+                  </pic:nvPicPr>
+                  <pic:blipFill>
+                    <a:blip r:embed="rId13"/>
+                    <a:stretch>
+                      <a:fillRect/>
+                    </a:stretch>
+                  </pic:blipFill>
+                  <pic:spPr>
+                    <a:xfrm>
+                      <a:off x="0" y="0"/>
+                      <a:ext cx="3931920" cy="6558300"/>
+                    </a:xfrm>
+                    <a:prstGeom prst="rect">
+                      <a:avLst/>
+                    </a:prstGeom>
+                  </pic:spPr>
+                </pic:pic>
+              </a:graphicData>
+            </a:graphic>
+          </wp:inline>
+        </w:drawing>
+      </w:r>
+    </w:p>
+    <w:p/>
+    <w:p>
+      <w:pPr>
+        <w:rPr>
+          <w:rFonts w:eastAsia="Calibri"/>
+          <w:b/>
+          <w:lang w:val="sv-SE"/>
+        </w:rPr>
+      </w:pPr>
+      <w:r>
+        <w:rPr>
+          <w:rFonts w:eastAsia="Calibri"/>
+          <w:b/>
+          <w:lang w:val="sv-SE"/>
+        </w:rPr>
+        <w:br w:type="page"/>
+      </w:r>
+    </w:p>
+    <w:p>
+      <w:pPr>
+        <w:rPr>
+          <w:sz w:val="24"/>
+          <w:szCs w:val="24"/>
+          <w:lang w:val="sv-SE"/>
+        </w:rPr>
+      </w:pPr>
+      <w:r>
+        <w:rPr>
+          <w:rFonts w:eastAsia="Calibri"/>
+          <w:b/>
+          <w:sz w:val="24"/>
+          <w:szCs w:val="24"/>
+          <w:lang w:val="sv-SE"/>
+        </w:rPr>
+        <w:lastRenderedPageBreak/>
+        <w:t>Pseudocode :</w:t>
+      </w:r>
+    </w:p>
+    <w:p>
+      <w:pPr>
+        <w:spacing w:after="0"/>
+        <w:rPr>
+          <w:lang w:val="sv-SE"/>
+        </w:rPr>
+      </w:pPr>
+      <w:r>
+        <w:rPr>
+          <w:rFonts w:ascii="Courier New" w:eastAsia="Courier New" w:hAnsi="Courier New"/>
+          <w:sz w:val="20"/>
+          <w:lang w:val="sv-SE"/>
+        </w:rPr>
+        <w:t>PROGRAM</w:t>
+      </w:r>
+    </w:p>
+    <w:p>
+      <w:pPr>
+        <w:spacing w:after="0"/>
+        <w:rPr>
+          <w:lang w:val="sv-SE"/>
+        </w:rPr>
+      </w:pPr>
+      <w:r>
+        <w:rPr>
+          <w:rFonts w:ascii="Courier New" w:eastAsia="Courier New" w:hAnsi="Courier New"/>
+          <w:sz w:val="20"/>
+          <w:lang w:val="sv-SE"/>
+        </w:rPr>
+        <w:t>GajiKaryawan18</w:t>
+      </w:r>
+    </w:p>
+    <w:p>
+      <w:pPr>
+        <w:spacing w:after="0"/>
+        <w:rPr>
+          <w:lang w:val="sv-SE"/>
+        </w:rPr>
+      </w:pPr>
+      <w:r>
+        <w:rPr>
+          <w:rFonts w:ascii="Courier New" w:eastAsia="Courier New" w:hAnsi="Courier New"/>
+          <w:sz w:val="20"/>
+          <w:lang w:val="sv-SE"/>
+        </w:rPr>
+        <w:t xml:space="preserve"> </w:t>
+      </w:r>
+    </w:p>
+    <w:p>
+      <w:pPr>
+        <w:spacing w:after="0"/>
+        <w:rPr>
+          <w:lang w:val="sv-SE"/>
+        </w:rPr>
+      </w:pPr>
+      <w:r>
+        <w:rPr>
+          <w:rFonts w:ascii="Courier New" w:eastAsia="Courier New" w:hAnsi="Courier New"/>
+          <w:sz w:val="20"/>
+          <w:lang w:val="sv-SE"/>
+        </w:rPr>
+        <w:t>DEKLARASI</w:t>
+      </w:r>
+    </w:p>
+    <w:p>
+      <w:pPr>
+        <w:spacing w:after="0"/>
+        <w:rPr>
+          <w:lang w:val="sv-SE"/>
+        </w:rPr>
+      </w:pPr>
+      <w:r>
+        <w:rPr>
+          <w:rFonts w:ascii="Courier New" w:eastAsia="Courier New" w:hAnsi="Courier New"/>
+          <w:sz w:val="20"/>
+          <w:lang w:val="sv-SE"/>
+        </w:rPr>
+        <w:t>gajiPokok : int</w:t>
+      </w:r>
+    </w:p>
+    <w:p>
+      <w:pPr>
+        <w:spacing w:after="0"/>
+      </w:pPr>
+      <w:r>
+        <w:rPr>
+          <w:rFonts w:ascii="Courier New" w:eastAsia="Courier New" w:hAnsi="Courier New"/>
+          <w:sz w:val="20"/>
+        </w:rPr>
+        <w:t xml:space="preserve">bonus, </w:t>
+      </w:r>
+      <w:proofErr w:type="spellStart"/>
+      <w:proofErr w:type="gramStart"/>
+      <w:r>
+        <w:rPr>
+          <w:rFonts w:ascii="Courier New" w:eastAsia="Courier New" w:hAnsi="Courier New"/>
+          <w:sz w:val="20"/>
+        </w:rPr>
+        <w:t>totGaji</w:t>
+      </w:r>
+      <w:proofErr w:type="spellEnd"/>
+      <w:r>
+        <w:rPr>
+          <w:rFonts w:ascii="Courier New" w:eastAsia="Courier New" w:hAnsi="Courier New"/>
+          <w:sz w:val="20"/>
         </w:rPr>
         <w:t xml:space="preserve"> :</w:t>
       </w:r>
-    </w:p>
-    <w:p>
-      <w:pPr>
-        <w:rPr>
-          <w:b/>
-          <w:bCs/>
-          <w:sz w:val="32"/>
-          <w:szCs w:val="32"/>
-          <w:lang w:val="sv-SE"/>
-        </w:rPr>
-      </w:pPr>
-      <w:r>
-        <w:rPr>
-          <w:sz w:val="32"/>
-          <w:szCs w:val="32"/>
+      <w:proofErr w:type="gramEnd"/>
+      <w:r>
+        <w:rPr>
+          <w:rFonts w:ascii="Courier New" w:eastAsia="Courier New" w:hAnsi="Courier New"/>
+          <w:sz w:val="20"/>
+        </w:rPr>
+        <w:t xml:space="preserve"> double</w:t>
+      </w:r>
+    </w:p>
+    <w:p>
+      <w:pPr>
+        <w:spacing w:after="0"/>
+      </w:pPr>
+      <w:r>
+        <w:rPr>
+          <w:rFonts w:ascii="Courier New" w:eastAsia="Courier New" w:hAnsi="Courier New"/>
+          <w:sz w:val="20"/>
+        </w:rPr>
+        <w:t xml:space="preserve">tunjTransp = </w:t>
+      </w:r>
+      <w:proofErr w:type="gramStart"/>
+      <w:r>
+        <w:rPr>
+          <w:rFonts w:ascii="Courier New" w:eastAsia="Courier New" w:hAnsi="Courier New"/>
+          <w:sz w:val="20"/>
+        </w:rPr>
+        <w:t>600000 :</w:t>
+      </w:r>
+      <w:proofErr w:type="gramEnd"/>
+      <w:r>
+        <w:rPr>
+          <w:rFonts w:ascii="Courier New" w:eastAsia="Courier New" w:hAnsi="Courier New"/>
+          <w:sz w:val="20"/>
+        </w:rPr>
+        <w:t xml:space="preserve"> double</w:t>
+      </w:r>
+    </w:p>
+    <w:p>
+      <w:pPr>
+        <w:spacing w:after="0"/>
+      </w:pPr>
+      <w:r>
+        <w:rPr>
+          <w:rFonts w:ascii="Courier New" w:eastAsia="Courier New" w:hAnsi="Courier New"/>
+          <w:sz w:val="20"/>
+        </w:rPr>
+        <w:t xml:space="preserve">tunjMkn = </w:t>
+      </w:r>
+      <w:proofErr w:type="gramStart"/>
+      <w:r>
+        <w:rPr>
+          <w:rFonts w:ascii="Courier New" w:eastAsia="Courier New" w:hAnsi="Courier New"/>
+          <w:sz w:val="20"/>
+        </w:rPr>
+        <w:t>400000 :</w:t>
+      </w:r>
+      <w:proofErr w:type="gramEnd"/>
+      <w:r>
+        <w:rPr>
+          <w:rFonts w:ascii="Courier New" w:eastAsia="Courier New" w:hAnsi="Courier New"/>
+          <w:sz w:val="20"/>
+        </w:rPr>
+        <w:t xml:space="preserve"> double</w:t>
+      </w:r>
+    </w:p>
+    <w:p>
+      <w:pPr>
+        <w:spacing w:after="0"/>
+      </w:pPr>
+      <w:r>
+        <w:rPr>
+          <w:rFonts w:ascii="Courier New" w:eastAsia="Courier New" w:hAnsi="Courier New"/>
+          <w:sz w:val="20"/>
+        </w:rPr>
+        <w:t xml:space="preserve"> </w:t>
+      </w:r>
+    </w:p>
+    <w:p>
+      <w:pPr>
+        <w:spacing w:after="0"/>
+      </w:pPr>
+      <w:r>
+        <w:rPr>
+          <w:rFonts w:ascii="Courier New" w:eastAsia="Courier New" w:hAnsi="Courier New"/>
+          <w:sz w:val="20"/>
+        </w:rPr>
+        <w:t>ALGORITMA</w:t>
+      </w:r>
+    </w:p>
+    <w:p>
+      <w:pPr>
+        <w:spacing w:after="0"/>
+      </w:pPr>
+      <w:r>
+        <w:rPr>
+          <w:rFonts w:ascii="Courier New" w:eastAsia="Courier New" w:hAnsi="Courier New"/>
+          <w:sz w:val="20"/>
+        </w:rPr>
+        <w:t>Input gajiPokok</w:t>
+      </w:r>
+    </w:p>
+    <w:p>
+      <w:pPr>
+        <w:spacing w:after="0"/>
+      </w:pPr>
+      <w:r>
+        <w:rPr>
+          <w:rFonts w:ascii="Courier New" w:eastAsia="Courier New" w:hAnsi="Courier New"/>
+          <w:sz w:val="20"/>
+        </w:rPr>
+        <w:t>bonus &lt;- 0.05 * gajiPokok</w:t>
+      </w:r>
+    </w:p>
+    <w:p>
+      <w:pPr>
+        <w:spacing w:after="0"/>
+      </w:pPr>
+      <w:r>
+        <w:rPr>
+          <w:rFonts w:ascii="Courier New" w:eastAsia="Courier New" w:hAnsi="Courier New"/>
+          <w:sz w:val="20"/>
+        </w:rPr>
+        <w:t>totGaji &lt;- gajiPokok+tunjTransp+tunjMkn+bonus-(0.1*gajiPokok)</w:t>
+      </w:r>
+    </w:p>
+    <w:p>
+      <w:pPr>
+        <w:spacing w:after="0"/>
+      </w:pPr>
+      <w:r>
+        <w:rPr>
+          <w:rFonts w:ascii="Courier New" w:eastAsia="Courier New" w:hAnsi="Courier New"/>
+          <w:sz w:val="20"/>
+        </w:rPr>
+        <w:t>Output bonus, totGaji</w:t>
+      </w:r>
+    </w:p>
+    <w:p/>
+    <w:p>
+      <w:pPr>
+        <w:rPr>
+          <w:sz w:val="24"/>
+          <w:szCs w:val="24"/>
+        </w:rPr>
+      </w:pPr>
+      <w:r>
+        <w:rPr>
+          <w:rFonts w:eastAsia="Calibri"/>
+          <w:b/>
+          <w:sz w:val="24"/>
+          <w:szCs w:val="24"/>
+        </w:rPr>
+        <w:t>5. Implementasi ke Kode Program</w:t>
+      </w:r>
+    </w:p>
+    <w:p>
+      <w:pPr>
+        <w:rPr>
+          <w:lang w:val="sv-SE"/>
+        </w:rPr>
+      </w:pPr>
+      <w:r>
+        <w:rPr>
+          <w:rFonts w:ascii="Courier New" w:eastAsia="Courier New" w:hAnsi="Courier New"/>
+          <w:sz w:val="20"/>
+        </w:rPr>
+        <w:drawing>
+          <wp:inline distT="0" distB="0" distL="0" distR="0" wp14:anchorId="1CD2C1EA" wp14:editId="3D30DFFC">
+            <wp:extent cx="5731510" cy="2610485"/>
+            <wp:effectExtent l="0" t="0" r="2540" b="0"/>
+            <wp:docPr id="1623080230" name="Picture 1"/>
+            <wp:cNvGraphicFramePr>
+              <a:graphicFrameLocks xmlns:a="http://schemas.openxmlformats.org/drawingml/2006/main" noChangeAspect="1"/>
+            </wp:cNvGraphicFramePr>
+            <a:graphic xmlns:a="http://schemas.openxmlformats.org/drawingml/2006/main">
+              <a:graphicData uri="http://schemas.openxmlformats.org/drawingml/2006/picture">
+                <pic:pic xmlns:pic="http://schemas.openxmlformats.org/drawingml/2006/picture">
+                  <pic:nvPicPr>
+                    <pic:cNvPr id="1623080230" name=""/>
+                    <pic:cNvPicPr/>
+                  </pic:nvPicPr>
+                  <pic:blipFill>
+                    <a:blip r:embed="rId14"/>
+                    <a:stretch>
+                      <a:fillRect/>
+                    </a:stretch>
+                  </pic:blipFill>
+                  <pic:spPr>
+                    <a:xfrm>
+                      <a:off x="0" y="0"/>
+                      <a:ext cx="5731510" cy="2610485"/>
+                    </a:xfrm>
+                    <a:prstGeom prst="rect">
+                      <a:avLst/>
+                    </a:prstGeom>
+                  </pic:spPr>
+                </pic:pic>
+              </a:graphicData>
+            </a:graphic>
+          </wp:inline>
+        </w:drawing>
+      </w:r>
+    </w:p>
+    <w:p>
+      <w:pPr>
+        <w:rPr>
+          <w:sz w:val="24"/>
+          <w:szCs w:val="24"/>
+          <w:lang w:val="sv-SE"/>
+        </w:rPr>
+      </w:pPr>
+      <w:r>
+        <w:rPr>
+          <w:rFonts w:eastAsia="Calibri"/>
+          <w:b/>
+          <w:sz w:val="28"/>
+          <w:szCs w:val="24"/>
+          <w:lang w:val="sv-SE"/>
+        </w:rPr>
+        <w:t>Output</w:t>
+      </w:r>
+    </w:p>
+    <w:p>
+      <w:pPr>
+        <w:spacing w:after="0"/>
+        <w:rPr>
+          <w:lang w:val="sv-SE"/>
+        </w:rPr>
+      </w:pPr>
+      <w:r>
+        <w:rPr>
+          <w:rFonts w:ascii="Courier New" w:eastAsia="Courier New" w:hAnsi="Courier New"/>
+          <w:sz w:val="20"/>
+          <w:lang w:val="sv-SE"/>
+        </w:rPr>
+        <w:t>Bonus Bulanan anda adalah Rp. 250000.0</w:t>
+      </w:r>
+    </w:p>
+    <w:p>
+      <w:pPr>
+        <w:spacing w:after="0"/>
+        <w:rPr>
+          <w:lang w:val="sv-SE"/>
+        </w:rPr>
+      </w:pPr>
+      <w:r>
+        <w:rPr>
+          <w:rFonts w:ascii="Courier New" w:eastAsia="Courier New" w:hAnsi="Courier New"/>
+          <w:sz w:val="20"/>
+          <w:lang w:val="sv-SE"/>
+        </w:rPr>
+        <w:t>Gaji yang diterima adalah Rp. 5750000.0</w:t>
+      </w:r>
+    </w:p>
+    <w:p>
+      <w:pPr>
+        <w:rPr>
+          <w:lang w:val="sv-SE"/>
+        </w:rPr>
+      </w:pPr>
+    </w:p>
+    <w:p>
+      <w:pPr>
+        <w:rPr>
+          <w:lang w:val="sv-SE"/>
+        </w:rPr>
+      </w:pPr>
+      <w:r>
+        <w:rPr>
+          <w:rFonts w:eastAsia="Calibri"/>
+          <w:b/>
+          <w:sz w:val="28"/>
+          <w:szCs w:val="24"/>
+          <w:lang w:val="sv-SE"/>
+        </w:rPr>
+        <w:t xml:space="preserve">Pertanyaan </w:t>
+      </w:r>
+      <w:r>
+        <w:rPr>
+          <w:rFonts w:eastAsia="Calibri"/>
+          <w:b/>
+          <w:sz w:val="26"/>
+          <w:lang w:val="sv-SE"/>
+        </w:rPr>
+        <w:t>:</w:t>
+      </w:r>
+    </w:p>
+    <w:p>
+      <w:pPr>
+        <w:rPr>
+          <w:lang w:val="sv-SE"/>
+        </w:rPr>
+      </w:pPr>
+      <w:r>
+        <w:rPr>
+          <w:rFonts w:eastAsia="Calibri"/>
+          <w:lang w:val="sv-SE"/>
+        </w:rPr>
+        <w:t>1. Pada potongan program berikut, apakah yang terjadi jika tanda kurung buka dan tutup () dihilangkan dan apakah berpengaruh ke hasil output? Jelaskan!</w:t>
+      </w:r>
+    </w:p>
+    <w:p>
+      <w:pPr>
+        <w:rPr>
+          <w:lang w:val="sv-SE"/>
+        </w:rPr>
+      </w:pPr>
+      <w:r>
+        <w:rPr>
+          <w:rFonts w:eastAsia="Calibri"/>
+          <w:lang w:val="sv-SE"/>
+        </w:rPr>
+        <w:t>2. Modifikasi program di atas sehingga output total gaji adalah bilangan bulat!</w:t>
+      </w:r>
+    </w:p>
+    <w:p>
+      <w:pPr>
+        <w:rPr>
+          <w:lang w:val="sv-SE"/>
+        </w:rPr>
+      </w:pPr>
+      <w:r>
+        <w:rPr>
+          <w:rFonts w:eastAsia="Calibri"/>
+          <w:b/>
+          <w:sz w:val="28"/>
+          <w:szCs w:val="24"/>
+          <w:lang w:val="sv-SE"/>
+        </w:rPr>
+        <w:t xml:space="preserve">Jawaban </w:t>
+      </w:r>
+      <w:r>
+        <w:rPr>
+          <w:rFonts w:eastAsia="Calibri"/>
+          <w:b/>
+          <w:sz w:val="26"/>
+          <w:lang w:val="sv-SE"/>
+        </w:rPr>
+        <w:t>:</w:t>
+      </w:r>
+    </w:p>
+    <w:p>
+      <w:pPr>
+        <w:rPr>
+          <w:lang w:val="sv-SE"/>
+        </w:rPr>
+      </w:pPr>
+      <w:r>
+        <w:rPr>
+          <w:rFonts w:eastAsia="Calibri"/>
+          <w:i/>
           <w:lang w:val="sv-SE"/>
         </w:rPr>
         <w:t xml:space="preserve">1. </w:t>
       </w:r>
       <w:r>
         <w:rPr>
-          <w:sz w:val="32"/>
-          <w:szCs w:val="32"/>
-          <w:lang w:val="sv-SE"/>
-        </w:rPr>
-        <w:t>Menjalankan Program yang sudah ditugaskan d</w:t>
-      </w:r>
-      <w:r>
-        <w:rPr>
-          <w:sz w:val="32"/>
-          <w:szCs w:val="32"/>
-          <w:lang w:val="sv-SE"/>
-        </w:rPr>
-        <w:t>i Jobsheet Operator, Sequence, Flowchart, dan Pseudocode.</w:t>
-      </w:r>
-    </w:p>
-    <w:p>
-      <w:pPr>
-        <w:rPr>
-          <w:rFonts w:cstheme="minorHAnsi"/>
+          <w:rFonts w:eastAsia="Calibri"/>
+          <w:b/>
           <w:i/>
-          <w:iCs/>
+          <w:lang w:val="sv-SE"/>
+        </w:rPr>
+        <w:t>Jika tanda kurung pada (0.1*gajiPokok) dihilangkan</w:t>
+      </w:r>
+      <w:r>
+        <w:rPr>
+          <w:rFonts w:eastAsia="Calibri"/>
+          <w:i/>
+          <w:lang w:val="sv-SE"/>
+        </w:rPr>
+        <w:t xml:space="preserve">, urutan operasi tetap tidak berubah karena perkalian (*) memiliki prioritas lebih tinggi daripada penjumlahan/pengurangan, sehingga 0.1*gajiPokok tetap dihitung terlebih dahulu sebelum dikurangkan ke hasil penjumlahan sebelumnya. </w:t>
+      </w:r>
+      <w:r>
+        <w:rPr>
+          <w:rFonts w:eastAsia="Calibri"/>
+          <w:i/>
+          <w:lang w:val="sv-SE"/>
+        </w:rPr>
+        <w:lastRenderedPageBreak/>
+        <w:t>Jadi pada kasus ini menghilangkan tanda kurung tidak mengubah hasil output karena aturan urutan operator (operator precedence) di Java sudah sesuai dengan yang dimaksud.</w:t>
+      </w:r>
+    </w:p>
+    <w:p>
+      <w:pPr>
+        <w:rPr>
+          <w:lang w:val="sv-SE"/>
+        </w:rPr>
+      </w:pPr>
+      <w:r>
+        <w:rPr>
+          <w:rFonts w:eastAsia="Calibri"/>
+          <w:i/>
+          <w:lang w:val="sv-SE"/>
+        </w:rPr>
+        <w:t xml:space="preserve">2. </w:t>
+      </w:r>
+      <w:r>
+        <w:rPr>
+          <w:rFonts w:eastAsia="Calibri"/>
+          <w:b/>
+          <w:i/>
+          <w:lang w:val="sv-SE"/>
+        </w:rPr>
+        <w:t>Agar totGaji berupa bilangan bulat</w:t>
+      </w:r>
+      <w:r>
+        <w:rPr>
+          <w:rFonts w:eastAsia="Calibri"/>
+          <w:i/>
+          <w:lang w:val="sv-SE"/>
+        </w:rPr>
+        <w:t>, tipe data totGaji dapat diubah menjadi int, atau hasil perhitungan double dibulatkan menggunakan casting, misalnya: int totGaji = (int)(gajiPokok+tunjTransp+tunjMkn+bonus-(0.1*gajiPokok));. Casting (int) akan memotong bagian desimal dari hasil perhitungan sehingga output yang ditampilkan berupa bilangan bulat.</w:t>
+      </w:r>
+    </w:p>
+    <w:p>
+      <w:pPr>
+        <w:rPr>
+          <w:lang w:val="sv-SE"/>
+        </w:rPr>
+      </w:pPr>
+    </w:p>
+    <w:p>
+      <w:pPr>
+        <w:rPr>
+          <w:rFonts w:eastAsia="Calibri"/>
+          <w:b/>
+          <w:sz w:val="26"/>
+          <w:lang w:val="sv-SE"/>
+        </w:rPr>
+      </w:pPr>
+      <w:r>
+        <w:rPr>
+          <w:rFonts w:eastAsia="Calibri"/>
+          <w:b/>
+          <w:sz w:val="26"/>
+          <w:lang w:val="sv-SE"/>
+        </w:rPr>
+        <w:br w:type="page"/>
+      </w:r>
+    </w:p>
+    <w:p>
+      <w:pPr>
+        <w:rPr>
+          <w:sz w:val="24"/>
+          <w:szCs w:val="24"/>
+          <w:lang w:val="sv-SE"/>
+        </w:rPr>
+      </w:pPr>
+      <w:r>
+        <w:rPr>
+          <w:rFonts w:eastAsia="Calibri"/>
+          <w:b/>
           <w:sz w:val="28"/>
-          <w:szCs w:val="28"/>
-          <w:lang w:val="sv-SE"/>
-        </w:rPr>
-      </w:pPr>
-    </w:p>
-    <w:p>
-      <w:pPr>
-        <w:rPr>
-          <w:sz w:val="32"/>
-          <w:szCs w:val="32"/>
-          <w:lang w:val="sv-SE"/>
-        </w:rPr>
-      </w:pPr>
-    </w:p>
+          <w:szCs w:val="24"/>
+          <w:lang w:val="sv-SE"/>
+        </w:rPr>
+        <w:lastRenderedPageBreak/>
+        <w:t>3. Tugas</w:t>
+      </w:r>
+    </w:p>
+    <w:p>
+      <w:pPr>
+        <w:rPr>
+          <w:sz w:val="24"/>
+          <w:szCs w:val="24"/>
+          <w:lang w:val="sv-SE"/>
+        </w:rPr>
+      </w:pPr>
+      <w:r>
+        <w:rPr>
+          <w:rFonts w:eastAsia="Calibri"/>
+          <w:b/>
+          <w:sz w:val="28"/>
+          <w:szCs w:val="24"/>
+          <w:lang w:val="sv-SE"/>
+        </w:rPr>
+        <w:t>Tugas 1 : Menghitung Cicilan Laptop</w:t>
+      </w:r>
+    </w:p>
+    <w:p>
+      <w:pPr>
+        <w:rPr>
+          <w:lang w:val="sv-SE"/>
+        </w:rPr>
+      </w:pPr>
+      <w:r>
+        <w:rPr>
+          <w:rFonts w:eastAsia="Calibri"/>
+          <w:lang w:val="sv-SE"/>
+        </w:rPr>
+        <w:t>Rina membeli sebuah laptop dengan harga Rp. x secara kredit. Ia membayar uang muka sebesar Rp. y. Sisa harga laptop akan dicicil selama z bulan. Setiap bulan dikenakan bunga tetap sebesar 2% dari sisa harga setelah uang muka. Buatlah program untuk menghitung berapakah jumlah cicilan yang harus dibayar Rina setiap bulan?</w:t>
+      </w:r>
+    </w:p>
+    <w:p>
+      <w:pPr>
+        <w:rPr>
+          <w:lang w:val="sv-SE"/>
+        </w:rPr>
+      </w:pPr>
+    </w:p>
+    <w:p>
+      <w:pPr>
+        <w:rPr>
+          <w:sz w:val="24"/>
+          <w:szCs w:val="24"/>
+        </w:rPr>
+      </w:pPr>
+      <w:r>
+        <w:rPr>
+          <w:rFonts w:eastAsia="Calibri"/>
+          <w:b/>
+          <w:sz w:val="24"/>
+          <w:szCs w:val="24"/>
+        </w:rPr>
+        <w:t>1. Identifikasi Input, Output, dan Proses</w:t>
+      </w:r>
+    </w:p>
+    <w:p>
+      <w:r>
+        <w:rPr>
+          <w:rFonts w:eastAsia="Calibri"/>
+        </w:rPr>
+        <w:t xml:space="preserve">Input    </w:t>
+      </w:r>
+      <w:proofErr w:type="gramStart"/>
+      <w:r>
+        <w:rPr>
+          <w:rFonts w:eastAsia="Calibri"/>
+        </w:rPr>
+        <w:t xml:space="preserve">  :</w:t>
+      </w:r>
+      <w:proofErr w:type="gramEnd"/>
+      <w:r>
+        <w:rPr>
+          <w:rFonts w:eastAsia="Calibri"/>
+        </w:rPr>
+        <w:t xml:space="preserve"> x, y, z</w:t>
+      </w:r>
+    </w:p>
+    <w:p>
+      <w:r>
+        <w:rPr>
+          <w:rFonts w:eastAsia="Calibri"/>
+        </w:rPr>
+        <w:t xml:space="preserve">Output   </w:t>
+      </w:r>
+      <w:proofErr w:type="gramStart"/>
+      <w:r>
+        <w:rPr>
+          <w:rFonts w:eastAsia="Calibri"/>
+        </w:rPr>
+        <w:t xml:space="preserve">  :</w:t>
+      </w:r>
+      <w:proofErr w:type="gramEnd"/>
+      <w:r>
+        <w:rPr>
+          <w:rFonts w:eastAsia="Calibri"/>
+        </w:rPr>
+        <w:t xml:space="preserve"> cicilan</w:t>
+      </w:r>
+    </w:p>
+    <w:p>
+      <w:r>
+        <w:rPr>
+          <w:rFonts w:eastAsia="Calibri"/>
+        </w:rPr>
+        <w:t xml:space="preserve">Proses   </w:t>
+      </w:r>
+      <w:proofErr w:type="gramStart"/>
+      <w:r>
+        <w:rPr>
+          <w:rFonts w:eastAsia="Calibri"/>
+        </w:rPr>
+        <w:t xml:space="preserve">  :</w:t>
+      </w:r>
+      <w:proofErr w:type="gramEnd"/>
+    </w:p>
+    <w:p>
+      <w:r>
+        <w:rPr>
+          <w:rFonts w:eastAsia="Calibri"/>
+        </w:rPr>
+        <w:t xml:space="preserve">   1. Input x, y, z</w:t>
+      </w:r>
+    </w:p>
+    <w:p>
+      <w:pPr>
+        <w:rPr>
+          <w:lang w:val="sv-SE"/>
+        </w:rPr>
+      </w:pPr>
+      <w:r>
+        <w:rPr>
+          <w:rFonts w:eastAsia="Calibri"/>
+        </w:rPr>
+        <w:t xml:space="preserve">   </w:t>
+      </w:r>
+      <w:r>
+        <w:rPr>
+          <w:rFonts w:eastAsia="Calibri"/>
+          <w:lang w:val="sv-SE"/>
+        </w:rPr>
+        <w:t>2. sisa = x - y</w:t>
+      </w:r>
+    </w:p>
+    <w:p>
+      <w:pPr>
+        <w:rPr>
+          <w:lang w:val="sv-SE"/>
+        </w:rPr>
+      </w:pPr>
+      <w:r>
+        <w:rPr>
+          <w:rFonts w:eastAsia="Calibri"/>
+          <w:lang w:val="sv-SE"/>
+        </w:rPr>
+        <w:t xml:space="preserve">   3. bunga = 0.02 x sisa</w:t>
+      </w:r>
+    </w:p>
+    <w:p>
+      <w:pPr>
+        <w:rPr>
+          <w:lang w:val="sv-SE"/>
+        </w:rPr>
+      </w:pPr>
+      <w:r>
+        <w:rPr>
+          <w:rFonts w:eastAsia="Calibri"/>
+          <w:lang w:val="sv-SE"/>
+        </w:rPr>
+        <w:t xml:space="preserve">   4. pokok = sisa / z</w:t>
+      </w:r>
+    </w:p>
+    <w:p>
+      <w:pPr>
+        <w:rPr>
+          <w:lang w:val="sv-SE"/>
+        </w:rPr>
+      </w:pPr>
+      <w:r>
+        <w:rPr>
+          <w:rFonts w:eastAsia="Calibri"/>
+          <w:lang w:val="sv-SE"/>
+        </w:rPr>
+        <w:t xml:space="preserve">   5. cicilan = pokok + bunga</w:t>
+      </w:r>
+    </w:p>
+    <w:p>
+      <w:r>
+        <w:rPr>
+          <w:rFonts w:eastAsia="Calibri"/>
+          <w:lang w:val="sv-SE"/>
+        </w:rPr>
+        <w:t xml:space="preserve">   </w:t>
+      </w:r>
+      <w:r>
+        <w:rPr>
+          <w:rFonts w:eastAsia="Calibri"/>
+        </w:rPr>
+        <w:t>6. Output cicilan</w:t>
+      </w:r>
+    </w:p>
+    <w:p/>
+    <w:p>
+      <w:pPr>
+        <w:rPr>
+          <w:sz w:val="24"/>
+          <w:szCs w:val="24"/>
+        </w:rPr>
+      </w:pPr>
+      <w:r>
+        <w:rPr>
+          <w:rFonts w:eastAsia="Calibri"/>
+          <w:b/>
+          <w:sz w:val="24"/>
+          <w:szCs w:val="24"/>
+        </w:rPr>
+        <w:t>2. Identifikasi Variabel dan Jenis Data</w:t>
+      </w:r>
+    </w:p>
+    <w:tbl>
+      <w:tblPr>
+        <w:tblW w:w="0" w:type="auto"/>
+        <w:jc w:val="center"/>
+        <w:tblBorders>
+          <w:top w:val="single" w:sz="4" w:space="0" w:color="000000"/>
+          <w:left w:val="single" w:sz="4" w:space="0" w:color="000000"/>
+          <w:bottom w:val="single" w:sz="4" w:space="0" w:color="000000"/>
+          <w:right w:val="single" w:sz="4" w:space="0" w:color="000000"/>
+          <w:insideH w:val="single" w:sz="4" w:space="0" w:color="000000"/>
+          <w:insideV w:val="single" w:sz="4" w:space="0" w:color="000000"/>
+        </w:tblBorders>
+        <w:tblLook w:val="04A0" w:firstRow="1" w:lastRow="0" w:firstColumn="1" w:lastColumn="0" w:noHBand="0" w:noVBand="1"/>
+      </w:tblPr>
+      <w:tblGrid>
+        <w:gridCol w:w="4508"/>
+        <w:gridCol w:w="4508"/>
+      </w:tblGrid>
+      <w:tr>
+        <w:trPr>
+          <w:jc w:val="center"/>
+        </w:trPr>
+        <w:tc>
+          <w:tcPr>
+            <w:tcW w:w="4513" w:type="dxa"/>
+          </w:tcPr>
+          <w:p>
+            <w:r>
+              <w:rPr>
+                <w:b/>
+                <w:sz w:val="21"/>
+              </w:rPr>
+              <w:t>Variabel</w:t>
+            </w:r>
+          </w:p>
+        </w:tc>
+        <w:tc>
+          <w:tcPr>
+            <w:tcW w:w="4513" w:type="dxa"/>
+          </w:tcPr>
+          <w:p>
+            <w:r>
+              <w:rPr>
+                <w:b/>
+                <w:sz w:val="21"/>
+              </w:rPr>
+              <w:t>Tipe Data</w:t>
+            </w:r>
+          </w:p>
+        </w:tc>
+      </w:tr>
+      <w:tr>
+        <w:trPr>
+          <w:jc w:val="center"/>
+        </w:trPr>
+        <w:tc>
+          <w:tcPr>
+            <w:tcW w:w="4513" w:type="dxa"/>
+          </w:tcPr>
+          <w:p>
+            <w:r>
+              <w:rPr>
+                <w:sz w:val="21"/>
+              </w:rPr>
+              <w:t>x</w:t>
+            </w:r>
+          </w:p>
+        </w:tc>
+        <w:tc>
+          <w:tcPr>
+            <w:tcW w:w="4513" w:type="dxa"/>
+          </w:tcPr>
+          <w:p>
+            <w:r>
+              <w:rPr>
+                <w:sz w:val="21"/>
+              </w:rPr>
+              <w:t>int</w:t>
+            </w:r>
+          </w:p>
+        </w:tc>
+      </w:tr>
+      <w:tr>
+        <w:trPr>
+          <w:jc w:val="center"/>
+        </w:trPr>
+        <w:tc>
+          <w:tcPr>
+            <w:tcW w:w="4513" w:type="dxa"/>
+          </w:tcPr>
+          <w:p>
+            <w:r>
+              <w:rPr>
+                <w:sz w:val="21"/>
+              </w:rPr>
+              <w:t>y</w:t>
+            </w:r>
+          </w:p>
+        </w:tc>
+        <w:tc>
+          <w:tcPr>
+            <w:tcW w:w="4513" w:type="dxa"/>
+          </w:tcPr>
+          <w:p>
+            <w:r>
+              <w:rPr>
+                <w:sz w:val="21"/>
+              </w:rPr>
+              <w:t>int</w:t>
+            </w:r>
+          </w:p>
+        </w:tc>
+      </w:tr>
+      <w:tr>
+        <w:trPr>
+          <w:jc w:val="center"/>
+        </w:trPr>
+        <w:tc>
+          <w:tcPr>
+            <w:tcW w:w="4513" w:type="dxa"/>
+          </w:tcPr>
+          <w:p>
+            <w:r>
+              <w:rPr>
+                <w:sz w:val="21"/>
+              </w:rPr>
+              <w:t>z</w:t>
+            </w:r>
+          </w:p>
+        </w:tc>
+        <w:tc>
+          <w:tcPr>
+            <w:tcW w:w="4513" w:type="dxa"/>
+          </w:tcPr>
+          <w:p>
+            <w:r>
+              <w:rPr>
+                <w:sz w:val="21"/>
+              </w:rPr>
+              <w:t>int</w:t>
+            </w:r>
+          </w:p>
+        </w:tc>
+      </w:tr>
+      <w:tr>
+        <w:trPr>
+          <w:jc w:val="center"/>
+        </w:trPr>
+        <w:tc>
+          <w:tcPr>
+            <w:tcW w:w="4513" w:type="dxa"/>
+          </w:tcPr>
+          <w:p>
+            <w:r>
+              <w:rPr>
+                <w:sz w:val="21"/>
+              </w:rPr>
+              <w:t>sisa</w:t>
+            </w:r>
+          </w:p>
+        </w:tc>
+        <w:tc>
+          <w:tcPr>
+            <w:tcW w:w="4513" w:type="dxa"/>
+          </w:tcPr>
+          <w:p>
+            <w:r>
+              <w:rPr>
+                <w:sz w:val="21"/>
+              </w:rPr>
+              <w:t>double</w:t>
+            </w:r>
+          </w:p>
+        </w:tc>
+      </w:tr>
+      <w:tr>
+        <w:trPr>
+          <w:jc w:val="center"/>
+        </w:trPr>
+        <w:tc>
+          <w:tcPr>
+            <w:tcW w:w="4513" w:type="dxa"/>
+          </w:tcPr>
+          <w:p>
+            <w:r>
+              <w:rPr>
+                <w:sz w:val="21"/>
+              </w:rPr>
+              <w:t>bunga</w:t>
+            </w:r>
+          </w:p>
+        </w:tc>
+        <w:tc>
+          <w:tcPr>
+            <w:tcW w:w="4513" w:type="dxa"/>
+          </w:tcPr>
+          <w:p>
+            <w:r>
+              <w:rPr>
+                <w:sz w:val="21"/>
+              </w:rPr>
+              <w:t>double</w:t>
+            </w:r>
+          </w:p>
+        </w:tc>
+      </w:tr>
+      <w:tr>
+        <w:trPr>
+          <w:jc w:val="center"/>
+        </w:trPr>
+        <w:tc>
+          <w:tcPr>
+            <w:tcW w:w="4513" w:type="dxa"/>
+          </w:tcPr>
+          <w:p>
+            <w:r>
+              <w:rPr>
+                <w:sz w:val="21"/>
+              </w:rPr>
+              <w:t>pokok</w:t>
+            </w:r>
+          </w:p>
+        </w:tc>
+        <w:tc>
+          <w:tcPr>
+            <w:tcW w:w="4513" w:type="dxa"/>
+          </w:tcPr>
+          <w:p>
+            <w:r>
+              <w:rPr>
+                <w:sz w:val="21"/>
+              </w:rPr>
+              <w:t>double</w:t>
+            </w:r>
+          </w:p>
+        </w:tc>
+      </w:tr>
+      <w:tr>
+        <w:trPr>
+          <w:jc w:val="center"/>
+        </w:trPr>
+        <w:tc>
+          <w:tcPr>
+            <w:tcW w:w="4513" w:type="dxa"/>
+          </w:tcPr>
+          <w:p>
+            <w:r>
+              <w:rPr>
+                <w:sz w:val="21"/>
+              </w:rPr>
+              <w:t>cicilan</w:t>
+            </w:r>
+          </w:p>
+        </w:tc>
+        <w:tc>
+          <w:tcPr>
+            <w:tcW w:w="4513" w:type="dxa"/>
+          </w:tcPr>
+          <w:p>
+            <w:r>
+              <w:rPr>
+                <w:sz w:val="21"/>
+              </w:rPr>
+              <w:t>double</w:t>
+            </w:r>
+          </w:p>
+        </w:tc>
+      </w:tr>
+    </w:tbl>
+    <w:p/>
+    <w:p>
+      <w:pPr>
+        <w:rPr>
+          <w:rFonts w:eastAsia="Calibri"/>
+          <w:b/>
+          <w:sz w:val="24"/>
+          <w:szCs w:val="24"/>
+        </w:rPr>
+      </w:pPr>
+    </w:p>
+    <w:p>
+      <w:pPr>
+        <w:rPr>
+          <w:rFonts w:eastAsia="Calibri"/>
+          <w:b/>
+          <w:sz w:val="24"/>
+          <w:szCs w:val="24"/>
+        </w:rPr>
+      </w:pPr>
+    </w:p>
+    <w:p>
+      <w:pPr>
+        <w:rPr>
+          <w:rFonts w:eastAsia="Calibri"/>
+          <w:b/>
+          <w:sz w:val="24"/>
+          <w:szCs w:val="24"/>
+        </w:rPr>
+      </w:pPr>
+    </w:p>
+    <w:p>
+      <w:pPr>
+        <w:rPr>
+          <w:sz w:val="24"/>
+          <w:szCs w:val="24"/>
+        </w:rPr>
+      </w:pPr>
+      <w:r>
+        <w:rPr>
+          <w:rFonts w:eastAsia="Calibri"/>
+          <w:b/>
+          <w:sz w:val="24"/>
+          <w:szCs w:val="24"/>
+        </w:rPr>
+        <w:lastRenderedPageBreak/>
+        <w:t xml:space="preserve">3. Implementasi </w:t>
+      </w:r>
+      <w:proofErr w:type="spellStart"/>
+      <w:r>
+        <w:rPr>
+          <w:rFonts w:eastAsia="Calibri"/>
+          <w:b/>
+          <w:sz w:val="24"/>
+          <w:szCs w:val="24"/>
+        </w:rPr>
+        <w:t>ke</w:t>
+      </w:r>
+      <w:proofErr w:type="spellEnd"/>
+      <w:r>
+        <w:rPr>
+          <w:rFonts w:eastAsia="Calibri"/>
+          <w:b/>
+          <w:sz w:val="24"/>
+          <w:szCs w:val="24"/>
+        </w:rPr>
+        <w:t xml:space="preserve"> Flowchart dan Pseudocode</w:t>
+      </w:r>
+    </w:p>
+    <w:p>
+      <w:pPr>
+        <w:jc w:val="center"/>
+      </w:pPr>
+      <w:r>
+        <w:rPr>
+          <w:rFonts w:eastAsia="Calibri"/>
+          <w:noProof/>
+        </w:rPr>
+        <w:drawing>
+          <wp:inline distT="0" distB="0" distL="0" distR="0" wp14:anchorId="258887E3" wp14:editId="7E87110F">
+            <wp:extent cx="3343777" cy="8423745"/>
+            <wp:effectExtent l="0" t="0" r="0" b="0"/>
+            <wp:docPr id="1653531139" name="Picture 1653531139"/>
+            <wp:cNvGraphicFramePr>
+              <a:graphicFrameLocks xmlns:a="http://schemas.openxmlformats.org/drawingml/2006/main" noChangeAspect="1"/>
+            </wp:cNvGraphicFramePr>
+            <a:graphic xmlns:a="http://schemas.openxmlformats.org/drawingml/2006/main">
+              <a:graphicData uri="http://schemas.openxmlformats.org/drawingml/2006/picture">
+                <pic:pic xmlns:pic="http://schemas.openxmlformats.org/drawingml/2006/picture">
+                  <pic:nvPicPr>
+                    <pic:cNvPr id="0" name="fc5.png"/>
+                    <pic:cNvPicPr/>
+                  </pic:nvPicPr>
+                  <pic:blipFill>
+                    <a:blip r:embed="rId15"/>
+                    <a:stretch>
+                      <a:fillRect/>
+                    </a:stretch>
+                  </pic:blipFill>
+                  <pic:spPr>
+                    <a:xfrm>
+                      <a:off x="0" y="0"/>
+                      <a:ext cx="3395444" cy="8553905"/>
+                    </a:xfrm>
+                    <a:prstGeom prst="rect">
+                      <a:avLst/>
+                    </a:prstGeom>
+                  </pic:spPr>
+                </pic:pic>
+              </a:graphicData>
+            </a:graphic>
+          </wp:inline>
+        </w:drawing>
+      </w:r>
+    </w:p>
+    <w:p>
+      <w:pPr>
+        <w:rPr>
+          <w:lang w:val="sv-SE"/>
+        </w:rPr>
+      </w:pPr>
+      <w:r>
+        <w:rPr>
+          <w:rFonts w:eastAsia="Calibri"/>
+          <w:b/>
+          <w:lang w:val="sv-SE"/>
+        </w:rPr>
+        <w:lastRenderedPageBreak/>
+        <w:t>Pseudocode :</w:t>
+      </w:r>
+    </w:p>
+    <w:p>
+      <w:pPr>
+        <w:spacing w:after="0"/>
+        <w:rPr>
+          <w:lang w:val="sv-SE"/>
+        </w:rPr>
+      </w:pPr>
+      <w:r>
+        <w:rPr>
+          <w:rFonts w:ascii="Courier New" w:eastAsia="Courier New" w:hAnsi="Courier New"/>
+          <w:sz w:val="20"/>
+          <w:lang w:val="sv-SE"/>
+        </w:rPr>
+        <w:t>PROGRAM</w:t>
+      </w:r>
+    </w:p>
+    <w:p>
+      <w:pPr>
+        <w:spacing w:after="0"/>
+        <w:rPr>
+          <w:lang w:val="sv-SE"/>
+        </w:rPr>
+      </w:pPr>
+      <w:r>
+        <w:rPr>
+          <w:rFonts w:ascii="Courier New" w:eastAsia="Courier New" w:hAnsi="Courier New"/>
+          <w:sz w:val="20"/>
+          <w:lang w:val="sv-SE"/>
+        </w:rPr>
+        <w:t>MenghitungCicilanLaptop18</w:t>
+      </w:r>
+    </w:p>
+    <w:p>
+      <w:pPr>
+        <w:spacing w:after="0"/>
+        <w:rPr>
+          <w:lang w:val="sv-SE"/>
+        </w:rPr>
+      </w:pPr>
+      <w:r>
+        <w:rPr>
+          <w:rFonts w:ascii="Courier New" w:eastAsia="Courier New" w:hAnsi="Courier New"/>
+          <w:sz w:val="20"/>
+          <w:lang w:val="sv-SE"/>
+        </w:rPr>
+        <w:t xml:space="preserve"> </w:t>
+      </w:r>
+    </w:p>
+    <w:p>
+      <w:pPr>
+        <w:spacing w:after="0"/>
+        <w:rPr>
+          <w:lang w:val="sv-SE"/>
+        </w:rPr>
+      </w:pPr>
+      <w:r>
+        <w:rPr>
+          <w:rFonts w:ascii="Courier New" w:eastAsia="Courier New" w:hAnsi="Courier New"/>
+          <w:sz w:val="20"/>
+          <w:lang w:val="sv-SE"/>
+        </w:rPr>
+        <w:t>DEKLARASI</w:t>
+      </w:r>
+    </w:p>
+    <w:p>
+      <w:pPr>
+        <w:spacing w:after="0"/>
+        <w:rPr>
+          <w:lang w:val="sv-SE"/>
+        </w:rPr>
+      </w:pPr>
+      <w:r>
+        <w:rPr>
+          <w:rFonts w:ascii="Courier New" w:eastAsia="Courier New" w:hAnsi="Courier New"/>
+          <w:sz w:val="20"/>
+          <w:lang w:val="sv-SE"/>
+        </w:rPr>
+        <w:t>x, y, z : int</w:t>
+      </w:r>
+    </w:p>
+    <w:p>
+      <w:pPr>
+        <w:spacing w:after="0"/>
+        <w:rPr>
+          <w:lang w:val="sv-SE"/>
+        </w:rPr>
+      </w:pPr>
+      <w:r>
+        <w:rPr>
+          <w:rFonts w:ascii="Courier New" w:eastAsia="Courier New" w:hAnsi="Courier New"/>
+          <w:sz w:val="20"/>
+          <w:lang w:val="sv-SE"/>
+        </w:rPr>
+        <w:t>sisa, bunga, pokok, cicilan : double</w:t>
+      </w:r>
+    </w:p>
+    <w:p>
+      <w:pPr>
+        <w:spacing w:after="0"/>
+        <w:rPr>
+          <w:lang w:val="sv-SE"/>
+        </w:rPr>
+      </w:pPr>
+      <w:r>
+        <w:rPr>
+          <w:rFonts w:ascii="Courier New" w:eastAsia="Courier New" w:hAnsi="Courier New"/>
+          <w:sz w:val="20"/>
+          <w:lang w:val="sv-SE"/>
+        </w:rPr>
+        <w:t xml:space="preserve"> </w:t>
+      </w:r>
+    </w:p>
+    <w:p>
+      <w:pPr>
+        <w:spacing w:after="0"/>
+        <w:rPr>
+          <w:lang w:val="sv-SE"/>
+        </w:rPr>
+      </w:pPr>
+      <w:r>
+        <w:rPr>
+          <w:rFonts w:ascii="Courier New" w:eastAsia="Courier New" w:hAnsi="Courier New"/>
+          <w:sz w:val="20"/>
+          <w:lang w:val="sv-SE"/>
+        </w:rPr>
+        <w:t>ALGORITMA</w:t>
+      </w:r>
+    </w:p>
+    <w:p>
+      <w:pPr>
+        <w:spacing w:after="0"/>
+        <w:rPr>
+          <w:lang w:val="sv-SE"/>
+        </w:rPr>
+      </w:pPr>
+      <w:r>
+        <w:rPr>
+          <w:rFonts w:ascii="Courier New" w:eastAsia="Courier New" w:hAnsi="Courier New"/>
+          <w:sz w:val="20"/>
+          <w:lang w:val="sv-SE"/>
+        </w:rPr>
+        <w:t>Input x, y, z</w:t>
+      </w:r>
+    </w:p>
+    <w:p>
+      <w:pPr>
+        <w:spacing w:after="0"/>
+        <w:rPr>
+          <w:lang w:val="sv-SE"/>
+        </w:rPr>
+      </w:pPr>
+      <w:r>
+        <w:rPr>
+          <w:rFonts w:ascii="Courier New" w:eastAsia="Courier New" w:hAnsi="Courier New"/>
+          <w:sz w:val="20"/>
+          <w:lang w:val="sv-SE"/>
+        </w:rPr>
+        <w:t>sisa &lt;- x - y</w:t>
+      </w:r>
+    </w:p>
+    <w:p>
+      <w:pPr>
+        <w:spacing w:after="0"/>
+        <w:rPr>
+          <w:lang w:val="sv-SE"/>
+        </w:rPr>
+      </w:pPr>
+      <w:r>
+        <w:rPr>
+          <w:rFonts w:ascii="Courier New" w:eastAsia="Courier New" w:hAnsi="Courier New"/>
+          <w:sz w:val="20"/>
+          <w:lang w:val="sv-SE"/>
+        </w:rPr>
+        <w:t>bunga &lt;- 0.02 * sisa</w:t>
+      </w:r>
+    </w:p>
+    <w:p>
+      <w:pPr>
+        <w:spacing w:after="0"/>
+        <w:rPr>
+          <w:lang w:val="sv-SE"/>
+        </w:rPr>
+      </w:pPr>
+      <w:r>
+        <w:rPr>
+          <w:rFonts w:ascii="Courier New" w:eastAsia="Courier New" w:hAnsi="Courier New"/>
+          <w:sz w:val="20"/>
+          <w:lang w:val="sv-SE"/>
+        </w:rPr>
+        <w:t>pokok &lt;- sisa / z</w:t>
+      </w:r>
+    </w:p>
+    <w:p>
+      <w:pPr>
+        <w:spacing w:after="0"/>
+        <w:rPr>
+          <w:lang w:val="sv-SE"/>
+        </w:rPr>
+      </w:pPr>
+      <w:r>
+        <w:rPr>
+          <w:rFonts w:ascii="Courier New" w:eastAsia="Courier New" w:hAnsi="Courier New"/>
+          <w:sz w:val="20"/>
+          <w:lang w:val="sv-SE"/>
+        </w:rPr>
+        <w:t>cicilan &lt;- pokok + bunga</w:t>
+      </w:r>
+    </w:p>
+    <w:p>
+      <w:pPr>
+        <w:spacing w:after="0"/>
+      </w:pPr>
+      <w:r>
+        <w:rPr>
+          <w:rFonts w:ascii="Courier New" w:eastAsia="Courier New" w:hAnsi="Courier New"/>
+          <w:sz w:val="20"/>
+        </w:rPr>
+        <w:t>Output (</w:t>
+      </w:r>
+      <w:proofErr w:type="spellStart"/>
+      <w:r>
+        <w:rPr>
+          <w:rFonts w:ascii="Courier New" w:eastAsia="Courier New" w:hAnsi="Courier New"/>
+          <w:sz w:val="20"/>
+        </w:rPr>
+        <w:t>cicilan</w:t>
+      </w:r>
+      <w:proofErr w:type="spellEnd"/>
+      <w:r>
+        <w:rPr>
+          <w:rFonts w:ascii="Courier New" w:eastAsia="Courier New" w:hAnsi="Courier New"/>
+          <w:sz w:val="20"/>
+        </w:rPr>
+        <w:t>)</w:t>
+      </w:r>
+    </w:p>
+    <w:p/>
+    <w:p>
+      <w:pPr>
+        <w:rPr>
+          <w:sz w:val="24"/>
+          <w:szCs w:val="24"/>
+        </w:rPr>
+      </w:pPr>
+      <w:r>
+        <w:rPr>
+          <w:rFonts w:eastAsia="Calibri"/>
+          <w:b/>
+          <w:sz w:val="24"/>
+          <w:szCs w:val="24"/>
+        </w:rPr>
+        <w:t>4. Implementasi ke Kode Program</w:t>
+      </w:r>
+    </w:p>
+    <w:p>
+      <w:pPr>
+        <w:rPr>
+          <w:lang w:val="sv-SE"/>
+        </w:rPr>
+      </w:pPr>
+      <w:r>
+        <w:rPr>
+          <w:rFonts w:ascii="Courier New" w:eastAsia="Courier New" w:hAnsi="Courier New"/>
+          <w:sz w:val="20"/>
+        </w:rPr>
+        <w:drawing>
+          <wp:inline distT="0" distB="0" distL="0" distR="0" wp14:anchorId="32AF1328" wp14:editId="78296F99">
+            <wp:extent cx="5731510" cy="3103880"/>
+            <wp:effectExtent l="0" t="0" r="2540" b="1270"/>
+            <wp:docPr id="1053216230" name="Picture 1"/>
+            <wp:cNvGraphicFramePr>
+              <a:graphicFrameLocks xmlns:a="http://schemas.openxmlformats.org/drawingml/2006/main" noChangeAspect="1"/>
+            </wp:cNvGraphicFramePr>
+            <a:graphic xmlns:a="http://schemas.openxmlformats.org/drawingml/2006/main">
+              <a:graphicData uri="http://schemas.openxmlformats.org/drawingml/2006/picture">
+                <pic:pic xmlns:pic="http://schemas.openxmlformats.org/drawingml/2006/picture">
+                  <pic:nvPicPr>
+                    <pic:cNvPr id="1053216230" name=""/>
+                    <pic:cNvPicPr/>
+                  </pic:nvPicPr>
+                  <pic:blipFill>
+                    <a:blip r:embed="rId16"/>
+                    <a:stretch>
+                      <a:fillRect/>
+                    </a:stretch>
+                  </pic:blipFill>
+                  <pic:spPr>
+                    <a:xfrm>
+                      <a:off x="0" y="0"/>
+                      <a:ext cx="5731510" cy="3103880"/>
+                    </a:xfrm>
+                    <a:prstGeom prst="rect">
+                      <a:avLst/>
+                    </a:prstGeom>
+                  </pic:spPr>
+                </pic:pic>
+              </a:graphicData>
+            </a:graphic>
+          </wp:inline>
+        </w:drawing>
+      </w:r>
+    </w:p>
+    <w:p>
+      <w:pPr>
+        <w:rPr>
+          <w:sz w:val="24"/>
+          <w:szCs w:val="24"/>
+          <w:lang w:val="sv-SE"/>
+        </w:rPr>
+      </w:pPr>
+      <w:r>
+        <w:rPr>
+          <w:rFonts w:eastAsia="Calibri"/>
+          <w:b/>
+          <w:sz w:val="28"/>
+          <w:szCs w:val="24"/>
+          <w:lang w:val="sv-SE"/>
+        </w:rPr>
+        <w:t>Output</w:t>
+      </w:r>
+    </w:p>
+    <w:p>
+      <w:pPr>
+        <w:rPr>
+          <w:lang w:val="sv-SE"/>
+        </w:rPr>
+      </w:pPr>
+      <w:r>
+        <w:rPr>
+          <w:rFonts w:eastAsia="Calibri"/>
+          <w:i/>
+          <w:lang w:val="sv-SE"/>
+        </w:rPr>
+        <w:t>Contoh: harga laptop (x) = 10.000.000, uang muka (y) = 2.000.000, lama cicilan (z) = 10 bulan</w:t>
+      </w:r>
+    </w:p>
+    <w:p>
+      <w:pPr>
+        <w:spacing w:after="0"/>
+        <w:rPr>
+          <w:lang w:val="sv-SE"/>
+        </w:rPr>
+      </w:pPr>
+      <w:r>
+        <w:rPr>
+          <w:rFonts w:ascii="Courier New" w:eastAsia="Courier New" w:hAnsi="Courier New"/>
+          <w:sz w:val="20"/>
+          <w:lang w:val="sv-SE"/>
+        </w:rPr>
+        <w:t>Cicilan per bulan adalah Rp. 960000.0</w:t>
+      </w:r>
+    </w:p>
+    <w:p>
+      <w:pPr>
+        <w:rPr>
+          <w:lang w:val="sv-SE"/>
+        </w:rPr>
+      </w:pPr>
+    </w:p>
+    <w:p>
+      <w:pPr>
+        <w:rPr>
+          <w:lang w:val="sv-SE"/>
+        </w:rPr>
+      </w:pPr>
+    </w:p>
+    <w:p>
+      <w:pPr>
+        <w:rPr>
+          <w:lang w:val="sv-SE"/>
+        </w:rPr>
+      </w:pPr>
+    </w:p>
+    <w:p>
+      <w:pPr>
+        <w:rPr>
+          <w:lang w:val="sv-SE"/>
+        </w:rPr>
+      </w:pPr>
+    </w:p>
+    <w:p>
+      <w:pPr>
+        <w:rPr>
+          <w:lang w:val="sv-SE"/>
+        </w:rPr>
+      </w:pPr>
+    </w:p>
+    <w:p>
+      <w:pPr>
+        <w:rPr>
+          <w:sz w:val="24"/>
+          <w:szCs w:val="24"/>
+          <w:lang w:val="sv-SE"/>
+        </w:rPr>
+      </w:pPr>
+      <w:r>
+        <w:rPr>
+          <w:rFonts w:eastAsia="Calibri"/>
+          <w:b/>
+          <w:sz w:val="28"/>
+          <w:szCs w:val="24"/>
+          <w:lang w:val="sv-SE"/>
+        </w:rPr>
+        <w:t>Tugas 2 : Menghitung Biaya Cetak Dokumen</w:t>
+      </w:r>
+    </w:p>
+    <w:p>
+      <w:pPr>
+        <w:rPr>
+          <w:lang w:val="sv-SE"/>
+        </w:rPr>
+      </w:pPr>
+      <w:r>
+        <w:rPr>
+          <w:rFonts w:eastAsia="Calibri"/>
+          <w:lang w:val="sv-SE"/>
+        </w:rPr>
+        <w:lastRenderedPageBreak/>
+        <w:t>Seorang mahasiswa mencetak sebanyak x lembar dokumen. Biaya cetak adalah Rp500 per lembar. Ia juga harus membayar biaya penjilidan sebesar Rp5.000. Buatlah program untuk menghitung berapakah total biaya yang harus dibayar mahasiswa tersebut?</w:t>
+      </w:r>
+    </w:p>
+    <w:p>
+      <w:pPr>
+        <w:rPr>
+          <w:lang w:val="sv-SE"/>
+        </w:rPr>
+      </w:pPr>
+    </w:p>
+    <w:p>
+      <w:pPr>
+        <w:rPr>
+          <w:sz w:val="24"/>
+          <w:szCs w:val="24"/>
+          <w:lang w:val="sv-SE"/>
+        </w:rPr>
+      </w:pPr>
+      <w:r>
+        <w:rPr>
+          <w:rFonts w:eastAsia="Calibri"/>
+          <w:b/>
+          <w:sz w:val="24"/>
+          <w:szCs w:val="24"/>
+          <w:lang w:val="sv-SE"/>
+        </w:rPr>
+        <w:t>1. Identifikasi Input, Output, dan Proses</w:t>
+      </w:r>
+    </w:p>
+    <w:p>
+      <w:pPr>
+        <w:rPr>
+          <w:lang w:val="sv-SE"/>
+        </w:rPr>
+      </w:pPr>
+      <w:r>
+        <w:rPr>
+          <w:rFonts w:eastAsia="Calibri"/>
+          <w:lang w:val="sv-SE"/>
+        </w:rPr>
+        <w:t>Input      : x</w:t>
+      </w:r>
+    </w:p>
+    <w:p>
+      <w:pPr>
+        <w:rPr>
+          <w:lang w:val="sv-SE"/>
+        </w:rPr>
+      </w:pPr>
+      <w:r>
+        <w:rPr>
+          <w:rFonts w:eastAsia="Calibri"/>
+          <w:lang w:val="sv-SE"/>
+        </w:rPr>
+        <w:t>Output     : total</w:t>
+      </w:r>
+    </w:p>
+    <w:p>
+      <w:r>
+        <w:rPr>
+          <w:rFonts w:eastAsia="Calibri"/>
+        </w:rPr>
+        <w:t xml:space="preserve">Data </w:t>
+      </w:r>
+      <w:proofErr w:type="gramStart"/>
+      <w:r>
+        <w:rPr>
+          <w:rFonts w:eastAsia="Calibri"/>
+        </w:rPr>
+        <w:t>lain  :</w:t>
+      </w:r>
+      <w:proofErr w:type="gramEnd"/>
+      <w:r>
+        <w:rPr>
+          <w:rFonts w:eastAsia="Calibri"/>
+        </w:rPr>
+        <w:t xml:space="preserve"> </w:t>
+      </w:r>
+      <w:proofErr w:type="spellStart"/>
+      <w:r>
+        <w:rPr>
+          <w:rFonts w:eastAsia="Calibri"/>
+        </w:rPr>
+        <w:t>biaya</w:t>
+      </w:r>
+      <w:proofErr w:type="spellEnd"/>
+      <w:r>
+        <w:rPr>
+          <w:rFonts w:eastAsia="Calibri"/>
+        </w:rPr>
+        <w:t xml:space="preserve"> cetak = Rp500/lembar, biaya jilid = Rp5.000</w:t>
+      </w:r>
+    </w:p>
+    <w:p>
+      <w:r>
+        <w:rPr>
+          <w:rFonts w:eastAsia="Calibri"/>
+        </w:rPr>
+        <w:t xml:space="preserve">Proses   </w:t>
+      </w:r>
+      <w:proofErr w:type="gramStart"/>
+      <w:r>
+        <w:rPr>
+          <w:rFonts w:eastAsia="Calibri"/>
+        </w:rPr>
+        <w:t xml:space="preserve">  :</w:t>
+      </w:r>
+      <w:proofErr w:type="gramEnd"/>
+    </w:p>
+    <w:p>
+      <w:r>
+        <w:rPr>
+          <w:rFonts w:eastAsia="Calibri"/>
+        </w:rPr>
+        <w:t xml:space="preserve">   1. Input x</w:t>
+      </w:r>
+    </w:p>
+    <w:p>
+      <w:r>
+        <w:rPr>
+          <w:rFonts w:eastAsia="Calibri"/>
+        </w:rPr>
+        <w:t xml:space="preserve">   2. biayaCetak = x x 500</w:t>
+      </w:r>
+    </w:p>
+    <w:p>
+      <w:r>
+        <w:rPr>
+          <w:rFonts w:eastAsia="Calibri"/>
+        </w:rPr>
+        <w:t xml:space="preserve">   3. total = biayaCetak + 5000</w:t>
+      </w:r>
+    </w:p>
+    <w:p>
+      <w:r>
+        <w:rPr>
+          <w:rFonts w:eastAsia="Calibri"/>
+        </w:rPr>
+        <w:t xml:space="preserve">   4. Output total</w:t>
+      </w:r>
+    </w:p>
+    <w:p/>
+    <w:p>
+      <w:pPr>
+        <w:rPr>
+          <w:sz w:val="24"/>
+          <w:szCs w:val="24"/>
+        </w:rPr>
+      </w:pPr>
+      <w:r>
+        <w:rPr>
+          <w:rFonts w:eastAsia="Calibri"/>
+          <w:b/>
+          <w:sz w:val="24"/>
+          <w:szCs w:val="24"/>
+        </w:rPr>
+        <w:t>2. Identifikasi Variabel dan Jenis Data</w:t>
+      </w:r>
+    </w:p>
+    <w:tbl>
+      <w:tblPr>
+        <w:tblW w:w="0" w:type="auto"/>
+        <w:jc w:val="center"/>
+        <w:tblBorders>
+          <w:top w:val="single" w:sz="4" w:space="0" w:color="000000"/>
+          <w:left w:val="single" w:sz="4" w:space="0" w:color="000000"/>
+          <w:bottom w:val="single" w:sz="4" w:space="0" w:color="000000"/>
+          <w:right w:val="single" w:sz="4" w:space="0" w:color="000000"/>
+          <w:insideH w:val="single" w:sz="4" w:space="0" w:color="000000"/>
+          <w:insideV w:val="single" w:sz="4" w:space="0" w:color="000000"/>
+        </w:tblBorders>
+        <w:tblLook w:val="04A0" w:firstRow="1" w:lastRow="0" w:firstColumn="1" w:lastColumn="0" w:noHBand="0" w:noVBand="1"/>
+      </w:tblPr>
+      <w:tblGrid>
+        <w:gridCol w:w="4508"/>
+        <w:gridCol w:w="4508"/>
+      </w:tblGrid>
+      <w:tr>
+        <w:trPr>
+          <w:jc w:val="center"/>
+        </w:trPr>
+        <w:tc>
+          <w:tcPr>
+            <w:tcW w:w="4513" w:type="dxa"/>
+          </w:tcPr>
+          <w:p>
+            <w:r>
+              <w:rPr>
+                <w:b/>
+                <w:sz w:val="21"/>
+              </w:rPr>
+              <w:t>Variabel</w:t>
+            </w:r>
+          </w:p>
+        </w:tc>
+        <w:tc>
+          <w:tcPr>
+            <w:tcW w:w="4513" w:type="dxa"/>
+          </w:tcPr>
+          <w:p>
+            <w:r>
+              <w:rPr>
+                <w:b/>
+                <w:sz w:val="21"/>
+              </w:rPr>
+              <w:t>Tipe Data</w:t>
+            </w:r>
+          </w:p>
+        </w:tc>
+      </w:tr>
+      <w:tr>
+        <w:trPr>
+          <w:jc w:val="center"/>
+        </w:trPr>
+        <w:tc>
+          <w:tcPr>
+            <w:tcW w:w="4513" w:type="dxa"/>
+          </w:tcPr>
+          <w:p>
+            <w:r>
+              <w:rPr>
+                <w:sz w:val="21"/>
+              </w:rPr>
+              <w:t>x</w:t>
+            </w:r>
+          </w:p>
+        </w:tc>
+        <w:tc>
+          <w:tcPr>
+            <w:tcW w:w="4513" w:type="dxa"/>
+          </w:tcPr>
+          <w:p>
+            <w:r>
+              <w:rPr>
+                <w:sz w:val="21"/>
+              </w:rPr>
+              <w:t>int</w:t>
+            </w:r>
+          </w:p>
+        </w:tc>
+      </w:tr>
+      <w:tr>
+        <w:trPr>
+          <w:jc w:val="center"/>
+        </w:trPr>
+        <w:tc>
+          <w:tcPr>
+            <w:tcW w:w="4513" w:type="dxa"/>
+          </w:tcPr>
+          <w:p>
+            <w:r>
+              <w:rPr>
+                <w:sz w:val="21"/>
+              </w:rPr>
+              <w:t>biayaCetak</w:t>
+            </w:r>
+          </w:p>
+        </w:tc>
+        <w:tc>
+          <w:tcPr>
+            <w:tcW w:w="4513" w:type="dxa"/>
+          </w:tcPr>
+          <w:p>
+            <w:r>
+              <w:rPr>
+                <w:sz w:val="21"/>
+              </w:rPr>
+              <w:t>int</w:t>
+            </w:r>
+          </w:p>
+        </w:tc>
+      </w:tr>
+      <w:tr>
+        <w:trPr>
+          <w:jc w:val="center"/>
+        </w:trPr>
+        <w:tc>
+          <w:tcPr>
+            <w:tcW w:w="4513" w:type="dxa"/>
+          </w:tcPr>
+          <w:p>
+            <w:r>
+              <w:rPr>
+                <w:sz w:val="21"/>
+              </w:rPr>
+              <w:t>total</w:t>
+            </w:r>
+          </w:p>
+        </w:tc>
+        <w:tc>
+          <w:tcPr>
+            <w:tcW w:w="4513" w:type="dxa"/>
+          </w:tcPr>
+          <w:p>
+            <w:r>
+              <w:rPr>
+                <w:sz w:val="21"/>
+              </w:rPr>
+              <w:t>int</w:t>
+            </w:r>
+          </w:p>
+        </w:tc>
+      </w:tr>
+    </w:tbl>
+    <w:p/>
+    <w:p>
+      <w:pPr>
+        <w:rPr>
+          <w:rFonts w:eastAsia="Calibri"/>
+          <w:b/>
+        </w:rPr>
+      </w:pPr>
+      <w:r>
+        <w:rPr>
+          <w:rFonts w:eastAsia="Calibri"/>
+          <w:b/>
+        </w:rPr>
+        <w:br w:type="page"/>
+      </w:r>
+    </w:p>
+    <w:p>
+      <w:pPr>
+        <w:rPr>
+          <w:sz w:val="24"/>
+          <w:szCs w:val="24"/>
+        </w:rPr>
+      </w:pPr>
+      <w:r>
+        <w:rPr>
+          <w:rFonts w:eastAsia="Calibri"/>
+          <w:b/>
+          <w:sz w:val="24"/>
+          <w:szCs w:val="24"/>
+        </w:rPr>
+        <w:lastRenderedPageBreak/>
+        <w:t>3. Implementasi ke Flowchart dan Pseudocode</w:t>
+      </w:r>
+    </w:p>
+    <w:p>
+      <w:pPr>
+        <w:jc w:val="center"/>
+      </w:pPr>
+      <w:r>
+        <w:rPr>
+          <w:rFonts w:eastAsia="Calibri"/>
+          <w:noProof/>
+        </w:rPr>
+        <w:drawing>
+          <wp:inline distT="0" distB="0" distL="0" distR="0" wp14:anchorId="67BD42E2" wp14:editId="62BBCDBD">
+            <wp:extent cx="3931920" cy="6496216"/>
+            <wp:effectExtent l="0" t="0" r="0" b="0"/>
+            <wp:docPr id="1653531140" name="Picture 1653531140"/>
+            <wp:cNvGraphicFramePr>
+              <a:graphicFrameLocks xmlns:a="http://schemas.openxmlformats.org/drawingml/2006/main" noChangeAspect="1"/>
+            </wp:cNvGraphicFramePr>
+            <a:graphic xmlns:a="http://schemas.openxmlformats.org/drawingml/2006/main">
+              <a:graphicData uri="http://schemas.openxmlformats.org/drawingml/2006/picture">
+                <pic:pic xmlns:pic="http://schemas.openxmlformats.org/drawingml/2006/picture">
+                  <pic:nvPicPr>
+                    <pic:cNvPr id="0" name="fc6.png"/>
+                    <pic:cNvPicPr/>
+                  </pic:nvPicPr>
+                  <pic:blipFill>
+                    <a:blip r:embed="rId17"/>
+                    <a:stretch>
+                      <a:fillRect/>
+                    </a:stretch>
+                  </pic:blipFill>
+                  <pic:spPr>
+                    <a:xfrm>
+                      <a:off x="0" y="0"/>
+                      <a:ext cx="3931920" cy="6496216"/>
+                    </a:xfrm>
+                    <a:prstGeom prst="rect">
+                      <a:avLst/>
+                    </a:prstGeom>
+                  </pic:spPr>
+                </pic:pic>
+              </a:graphicData>
+            </a:graphic>
+          </wp:inline>
+        </w:drawing>
+      </w:r>
+    </w:p>
+    <w:p/>
+    <w:p>
+      <w:pPr>
+        <w:rPr>
+          <w:sz w:val="24"/>
+          <w:szCs w:val="24"/>
+          <w:lang w:val="sv-SE"/>
+        </w:rPr>
+      </w:pPr>
+      <w:r>
+        <w:rPr>
+          <w:rFonts w:eastAsia="Calibri"/>
+          <w:b/>
+          <w:sz w:val="24"/>
+          <w:szCs w:val="24"/>
+          <w:lang w:val="sv-SE"/>
+        </w:rPr>
+        <w:t>Pseudocode :</w:t>
+      </w:r>
+    </w:p>
+    <w:p>
+      <w:pPr>
+        <w:spacing w:after="0"/>
+        <w:rPr>
+          <w:lang w:val="sv-SE"/>
+        </w:rPr>
+      </w:pPr>
+      <w:r>
+        <w:rPr>
+          <w:rFonts w:ascii="Courier New" w:eastAsia="Courier New" w:hAnsi="Courier New"/>
+          <w:sz w:val="20"/>
+          <w:lang w:val="sv-SE"/>
+        </w:rPr>
+        <w:t>PROGRAM</w:t>
+      </w:r>
+    </w:p>
+    <w:p>
+      <w:pPr>
+        <w:spacing w:after="0"/>
+        <w:rPr>
+          <w:lang w:val="sv-SE"/>
+        </w:rPr>
+      </w:pPr>
+      <w:r>
+        <w:rPr>
+          <w:rFonts w:ascii="Courier New" w:eastAsia="Courier New" w:hAnsi="Courier New"/>
+          <w:sz w:val="20"/>
+          <w:lang w:val="sv-SE"/>
+        </w:rPr>
+        <w:t>MenghitungBiayaCetak18</w:t>
+      </w:r>
+    </w:p>
+    <w:p>
+      <w:pPr>
+        <w:spacing w:after="0"/>
+        <w:rPr>
+          <w:lang w:val="sv-SE"/>
+        </w:rPr>
+      </w:pPr>
+      <w:r>
+        <w:rPr>
+          <w:rFonts w:ascii="Courier New" w:eastAsia="Courier New" w:hAnsi="Courier New"/>
+          <w:sz w:val="20"/>
+          <w:lang w:val="sv-SE"/>
+        </w:rPr>
+        <w:t xml:space="preserve"> </w:t>
+      </w:r>
+    </w:p>
+    <w:p>
+      <w:pPr>
+        <w:spacing w:after="0"/>
+        <w:rPr>
+          <w:lang w:val="sv-SE"/>
+        </w:rPr>
+      </w:pPr>
+      <w:r>
+        <w:rPr>
+          <w:rFonts w:ascii="Courier New" w:eastAsia="Courier New" w:hAnsi="Courier New"/>
+          <w:sz w:val="20"/>
+          <w:lang w:val="sv-SE"/>
+        </w:rPr>
+        <w:t>DEKLARASI</w:t>
+      </w:r>
+    </w:p>
+    <w:p>
+      <w:pPr>
+        <w:spacing w:after="0"/>
+        <w:rPr>
+          <w:lang w:val="sv-SE"/>
+        </w:rPr>
+      </w:pPr>
+      <w:r>
+        <w:rPr>
+          <w:rFonts w:ascii="Courier New" w:eastAsia="Courier New" w:hAnsi="Courier New"/>
+          <w:sz w:val="20"/>
+          <w:lang w:val="sv-SE"/>
+        </w:rPr>
+        <w:t>x : int</w:t>
+      </w:r>
+    </w:p>
+    <w:p>
+      <w:pPr>
+        <w:spacing w:after="0"/>
+      </w:pPr>
+      <w:proofErr w:type="spellStart"/>
+      <w:r>
+        <w:rPr>
+          <w:rFonts w:ascii="Courier New" w:eastAsia="Courier New" w:hAnsi="Courier New"/>
+          <w:sz w:val="20"/>
+        </w:rPr>
+        <w:t>biayaCetak</w:t>
+      </w:r>
+      <w:proofErr w:type="spellEnd"/>
+      <w:r>
+        <w:rPr>
+          <w:rFonts w:ascii="Courier New" w:eastAsia="Courier New" w:hAnsi="Courier New"/>
+          <w:sz w:val="20"/>
+        </w:rPr>
+        <w:t xml:space="preserve">, </w:t>
+      </w:r>
+      <w:proofErr w:type="gramStart"/>
+      <w:r>
+        <w:rPr>
+          <w:rFonts w:ascii="Courier New" w:eastAsia="Courier New" w:hAnsi="Courier New"/>
+          <w:sz w:val="20"/>
+        </w:rPr>
+        <w:t>total :</w:t>
+      </w:r>
+      <w:proofErr w:type="gramEnd"/>
+      <w:r>
+        <w:rPr>
+          <w:rFonts w:ascii="Courier New" w:eastAsia="Courier New" w:hAnsi="Courier New"/>
+          <w:sz w:val="20"/>
+        </w:rPr>
+        <w:t xml:space="preserve"> int</w:t>
+      </w:r>
+    </w:p>
+    <w:p>
+      <w:pPr>
+        <w:spacing w:after="0"/>
+      </w:pPr>
+      <w:r>
+        <w:rPr>
+          <w:rFonts w:ascii="Courier New" w:eastAsia="Courier New" w:hAnsi="Courier New"/>
+          <w:sz w:val="20"/>
+        </w:rPr>
+        <w:t xml:space="preserve"> </w:t>
+      </w:r>
+    </w:p>
+    <w:p>
+      <w:pPr>
+        <w:spacing w:after="0"/>
+      </w:pPr>
+      <w:r>
+        <w:rPr>
+          <w:rFonts w:ascii="Courier New" w:eastAsia="Courier New" w:hAnsi="Courier New"/>
+          <w:sz w:val="20"/>
+        </w:rPr>
+        <w:t>ALGORITMA</w:t>
+      </w:r>
+    </w:p>
+    <w:p>
+      <w:pPr>
+        <w:spacing w:after="0"/>
+      </w:pPr>
+      <w:r>
+        <w:rPr>
+          <w:rFonts w:ascii="Courier New" w:eastAsia="Courier New" w:hAnsi="Courier New"/>
+          <w:sz w:val="20"/>
+        </w:rPr>
+        <w:lastRenderedPageBreak/>
+        <w:t>Input x</w:t>
+      </w:r>
+    </w:p>
+    <w:p>
+      <w:pPr>
+        <w:spacing w:after="0"/>
+      </w:pPr>
+      <w:r>
+        <w:rPr>
+          <w:rFonts w:ascii="Courier New" w:eastAsia="Courier New" w:hAnsi="Courier New"/>
+          <w:sz w:val="20"/>
+        </w:rPr>
+        <w:t>biayaCetak &lt;- x * 500</w:t>
+      </w:r>
+    </w:p>
+    <w:p>
+      <w:pPr>
+        <w:spacing w:after="0"/>
+      </w:pPr>
+      <w:r>
+        <w:rPr>
+          <w:rFonts w:ascii="Courier New" w:eastAsia="Courier New" w:hAnsi="Courier New"/>
+          <w:sz w:val="20"/>
+        </w:rPr>
+        <w:t>total &lt;- biayaCetak + 5000</w:t>
+      </w:r>
+    </w:p>
+    <w:p>
+      <w:pPr>
+        <w:spacing w:after="0"/>
+      </w:pPr>
+      <w:r>
+        <w:rPr>
+          <w:rFonts w:ascii="Courier New" w:eastAsia="Courier New" w:hAnsi="Courier New"/>
+          <w:sz w:val="20"/>
+        </w:rPr>
+        <w:t>Output (total)</w:t>
+      </w:r>
+    </w:p>
+    <w:p/>
+    <w:p>
+      <w:pPr>
+        <w:rPr>
+          <w:sz w:val="24"/>
+          <w:szCs w:val="24"/>
+        </w:rPr>
+      </w:pPr>
+      <w:r>
+        <w:rPr>
+          <w:rFonts w:eastAsia="Calibri"/>
+          <w:b/>
+          <w:sz w:val="24"/>
+          <w:szCs w:val="24"/>
+        </w:rPr>
+        <w:t>4. Implementasi ke Kode Program</w:t>
+      </w:r>
+    </w:p>
+    <w:p>
+      <w:r>
+        <w:rPr>
+          <w:rFonts w:ascii="Courier New" w:eastAsia="Courier New" w:hAnsi="Courier New"/>
+          <w:sz w:val="20"/>
+        </w:rPr>
+        <w:drawing>
+          <wp:inline distT="0" distB="0" distL="0" distR="0" wp14:anchorId="6733E162" wp14:editId="5550BADA">
+            <wp:extent cx="5731510" cy="2696845"/>
+            <wp:effectExtent l="0" t="0" r="2540" b="8255"/>
+            <wp:docPr id="1299318244" name="Picture 1"/>
+            <wp:cNvGraphicFramePr>
+              <a:graphicFrameLocks xmlns:a="http://schemas.openxmlformats.org/drawingml/2006/main" noChangeAspect="1"/>
+            </wp:cNvGraphicFramePr>
+            <a:graphic xmlns:a="http://schemas.openxmlformats.org/drawingml/2006/main">
+              <a:graphicData uri="http://schemas.openxmlformats.org/drawingml/2006/picture">
+                <pic:pic xmlns:pic="http://schemas.openxmlformats.org/drawingml/2006/picture">
+                  <pic:nvPicPr>
+                    <pic:cNvPr id="1299318244" name=""/>
+                    <pic:cNvPicPr/>
+                  </pic:nvPicPr>
+                  <pic:blipFill>
+                    <a:blip r:embed="rId18"/>
+                    <a:stretch>
+                      <a:fillRect/>
+                    </a:stretch>
+                  </pic:blipFill>
+                  <pic:spPr>
+                    <a:xfrm>
+                      <a:off x="0" y="0"/>
+                      <a:ext cx="5731510" cy="2696845"/>
+                    </a:xfrm>
+                    <a:prstGeom prst="rect">
+                      <a:avLst/>
+                    </a:prstGeom>
+                  </pic:spPr>
+                </pic:pic>
+              </a:graphicData>
+            </a:graphic>
+          </wp:inline>
+        </w:drawing>
+      </w:r>
+    </w:p>
+    <w:p>
+      <w:pPr>
+        <w:rPr>
+          <w:sz w:val="24"/>
+          <w:szCs w:val="24"/>
+        </w:rPr>
+      </w:pPr>
+      <w:r>
+        <w:rPr>
+          <w:rFonts w:eastAsia="Calibri"/>
+          <w:b/>
+          <w:sz w:val="28"/>
+          <w:szCs w:val="24"/>
+        </w:rPr>
+        <w:t>Output</w:t>
+      </w:r>
+    </w:p>
+    <w:p>
+      <w:r>
+        <w:rPr>
+          <w:rFonts w:eastAsia="Calibri"/>
+          <w:i/>
+        </w:rPr>
+        <w:t>Contoh: jumlah dokumen (x) = 25 lembar</w:t>
+      </w:r>
+    </w:p>
+    <w:p>
+      <w:pPr>
+        <w:spacing w:after="0"/>
+      </w:pPr>
+      <w:r>
+        <w:rPr>
+          <w:rFonts w:ascii="Courier New" w:eastAsia="Courier New" w:hAnsi="Courier New"/>
+          <w:sz w:val="20"/>
+        </w:rPr>
+        <w:t>Total biaya cetak adalah Rp. 17500</w:t>
+      </w:r>
+    </w:p>
+    <w:p/>
     <w:sectPr>
-      <w:footerReference w:type="first" r:id="rId9"/>
+      <w:footerReference w:type="first" r:id="rId19"/>
       <w:pgSz w:w="11906" w:h="16838"/>
       <w:pgMar w:top="1440" w:right="1440" w:bottom="1440" w:left="1440" w:header="708" w:footer="708" w:gutter="0"/>
       <w:cols w:space="708"/>
@@ -2651,6 +7447,9 @@
   <w:style w:type="paragraph" w:default="1" w:styleId="Normal">
     <w:name w:val="Normal"/>
     <w:qFormat/>
+    <w:rPr>
+      <w:rFonts w:ascii="Calibri" w:hAnsi="Calibri"/>
+    </w:rPr>
   </w:style>
   <w:style w:type="paragraph" w:styleId="Heading1">
     <w:name w:val="heading 1"/>
@@ -2854,6 +7653,7 @@
   <w:style w:type="character" w:default="1" w:styleId="DefaultParagraphFont">
     <w:name w:val="Default Paragraph Font"/>
     <w:uiPriority w:val="1"/>
+    <w:semiHidden/>
     <w:unhideWhenUsed/>
   </w:style>
   <w:style w:type="table" w:default="1" w:styleId="TableNormal">
